--- a/odigoi/04_remote_spark_kubernetes.docx
+++ b/odigoi/04_remote_spark_kubernetes.docx
@@ -20,7 +20,7 @@
           <w:sz w:val="22"/>
           <w:szCs w:val="22"/>
         </w:rPr>
-        <w:id w:val="-1725977455"/>
+        <w:id w:val="2117871728"/>
         <w:docPartObj>
           <w:docPartGallery w:val="Table of Contents"/>
           <w:docPartUnique/>
@@ -61,7 +61,7 @@
           <w:r>
             <w:fldChar w:fldCharType="separate"/>
           </w:r>
-          <w:hyperlink w:anchor="_Toc225618985" w:history="1">
+          <w:hyperlink w:anchor="_Toc225688435" w:history="1">
             <w:r>
               <w:rPr>
                 <w:rStyle w:val="Hyperlink"/>
@@ -88,7 +88,7 @@
                 <w:noProof/>
                 <w:webHidden/>
               </w:rPr>
-              <w:instrText xml:space="preserve"> PAGEREF _Toc225618985 \h </w:instrText>
+              <w:instrText xml:space="preserve"> PAGEREF _Toc225688435 \h </w:instrText>
             </w:r>
             <w:r>
               <w:rPr>
@@ -135,7 +135,7 @@
               <w14:ligatures w14:val="standardContextual"/>
             </w:rPr>
           </w:pPr>
-          <w:hyperlink w:anchor="_Toc225618986" w:history="1">
+          <w:hyperlink w:anchor="_Toc225688436" w:history="1">
             <w:r>
               <w:rPr>
                 <w:rStyle w:val="Hyperlink"/>
@@ -162,7 +162,7 @@
                 <w:noProof/>
                 <w:webHidden/>
               </w:rPr>
-              <w:instrText xml:space="preserve"> PAGEREF _Toc225618986 \h </w:instrText>
+              <w:instrText xml:space="preserve"> PAGEREF _Toc225688436 \h </w:instrText>
             </w:r>
             <w:r>
               <w:rPr>
@@ -209,7 +209,7 @@
               <w14:ligatures w14:val="standardContextual"/>
             </w:rPr>
           </w:pPr>
-          <w:hyperlink w:anchor="_Toc225618987" w:history="1">
+          <w:hyperlink w:anchor="_Toc225688437" w:history="1">
             <w:r>
               <w:rPr>
                 <w:rStyle w:val="Hyperlink"/>
@@ -236,7 +236,7 @@
                 <w:noProof/>
                 <w:webHidden/>
               </w:rPr>
-              <w:instrText xml:space="preserve"> PAGEREF _Toc225618987 \h </w:instrText>
+              <w:instrText xml:space="preserve"> PAGEREF _Toc225688437 \h </w:instrText>
             </w:r>
             <w:r>
               <w:rPr>
@@ -283,7 +283,7 @@
               <w14:ligatures w14:val="standardContextual"/>
             </w:rPr>
           </w:pPr>
-          <w:hyperlink w:anchor="_Toc225618988" w:history="1">
+          <w:hyperlink w:anchor="_Toc225688438" w:history="1">
             <w:r>
               <w:rPr>
                 <w:rStyle w:val="Hyperlink"/>
@@ -310,81 +310,7 @@
                 <w:noProof/>
                 <w:webHidden/>
               </w:rPr>
-              <w:instrText xml:space="preserve"> PAGEREF _Toc225618988 \h </w:instrText>
-            </w:r>
-            <w:r>
-              <w:rPr>
-                <w:noProof/>
-                <w:webHidden/>
-              </w:rPr>
-            </w:r>
-            <w:r>
-              <w:rPr>
-                <w:noProof/>
-                <w:webHidden/>
-              </w:rPr>
-              <w:fldChar w:fldCharType="separate"/>
-            </w:r>
-            <w:r>
-              <w:rPr>
-                <w:noProof/>
-                <w:webHidden/>
-              </w:rPr>
-              <w:t>2</w:t>
-            </w:r>
-            <w:r>
-              <w:rPr>
-                <w:noProof/>
-                <w:webHidden/>
-              </w:rPr>
-              <w:fldChar w:fldCharType="end"/>
-            </w:r>
-          </w:hyperlink>
-        </w:p>
-        <w:p>
-          <w:pPr>
-            <w:pStyle w:val="TOC1"/>
-            <w:tabs>
-              <w:tab w:val="right" w:leader="dot" w:pos="10530"/>
-            </w:tabs>
-            <w:rPr>
-              <w:rFonts w:asciiTheme="minorHAnsi" w:hAnsiTheme="minorHAnsi"/>
-              <w:noProof/>
-              <w:kern w:val="2"/>
-              <w:sz w:val="24"/>
-              <w:szCs w:val="24"/>
-              <w:lang w:val="el-GR" w:eastAsia="el-GR" w:bidi="he-IL"/>
-              <w14:ligatures w14:val="standardContextual"/>
-            </w:rPr>
-          </w:pPr>
-          <w:hyperlink w:anchor="_Toc225618989" w:history="1">
-            <w:r>
-              <w:rPr>
-                <w:rStyle w:val="Hyperlink"/>
-                <w:noProof/>
-              </w:rPr>
-              <w:t>3. kubeconfig, kubectl και DNS</w:t>
-            </w:r>
-            <w:r>
-              <w:rPr>
-                <w:noProof/>
-                <w:webHidden/>
-              </w:rPr>
-              <w:tab/>
-            </w:r>
-            <w:r>
-              <w:rPr>
-                <w:noProof/>
-                <w:webHidden/>
-              </w:rPr>
-              <w:fldChar w:fldCharType="begin"/>
-            </w:r>
-            <w:r>
-              <w:rPr>
-                <w:noProof/>
-                <w:webHidden/>
-              </w:rPr>
-              <w:instrText xml:space="preserve"> PAGEREF _Toc225618989 \h </w:instrText>
+              <w:instrText xml:space="preserve"> PAGEREF _Toc225688438 \h </w:instrText>
             </w:r>
             <w:r>
               <w:rPr>
@@ -431,7 +357,81 @@
               <w14:ligatures w14:val="standardContextual"/>
             </w:rPr>
           </w:pPr>
-          <w:hyperlink w:anchor="_Toc225618990" w:history="1">
+          <w:hyperlink w:anchor="_Toc225688439" w:history="1">
+            <w:r>
+              <w:rPr>
+                <w:rStyle w:val="Hyperlink"/>
+                <w:noProof/>
+              </w:rPr>
+              <w:t>3. kubeconfig, kubectl και DNS</w:t>
+            </w:r>
+            <w:r>
+              <w:rPr>
+                <w:noProof/>
+                <w:webHidden/>
+              </w:rPr>
+              <w:tab/>
+            </w:r>
+            <w:r>
+              <w:rPr>
+                <w:noProof/>
+                <w:webHidden/>
+              </w:rPr>
+              <w:fldChar w:fldCharType="begin"/>
+            </w:r>
+            <w:r>
+              <w:rPr>
+                <w:noProof/>
+                <w:webHidden/>
+              </w:rPr>
+              <w:instrText xml:space="preserve"> PAGEREF _Toc225688439 \h </w:instrText>
+            </w:r>
+            <w:r>
+              <w:rPr>
+                <w:noProof/>
+                <w:webHidden/>
+              </w:rPr>
+            </w:r>
+            <w:r>
+              <w:rPr>
+                <w:noProof/>
+                <w:webHidden/>
+              </w:rPr>
+              <w:fldChar w:fldCharType="separate"/>
+            </w:r>
+            <w:r>
+              <w:rPr>
+                <w:noProof/>
+                <w:webHidden/>
+              </w:rPr>
+              <w:t>3</w:t>
+            </w:r>
+            <w:r>
+              <w:rPr>
+                <w:noProof/>
+                <w:webHidden/>
+              </w:rPr>
+              <w:fldChar w:fldCharType="end"/>
+            </w:r>
+          </w:hyperlink>
+        </w:p>
+        <w:p>
+          <w:pPr>
+            <w:pStyle w:val="TOC1"/>
+            <w:tabs>
+              <w:tab w:val="right" w:leader="dot" w:pos="10530"/>
+            </w:tabs>
+            <w:rPr>
+              <w:rFonts w:asciiTheme="minorHAnsi" w:hAnsiTheme="minorHAnsi"/>
+              <w:noProof/>
+              <w:kern w:val="2"/>
+              <w:sz w:val="24"/>
+              <w:szCs w:val="24"/>
+              <w:lang w:val="el-GR" w:eastAsia="el-GR" w:bidi="he-IL"/>
+              <w14:ligatures w14:val="standardContextual"/>
+            </w:rPr>
+          </w:pPr>
+          <w:hyperlink w:anchor="_Toc225688440" w:history="1">
             <w:r>
               <w:rPr>
                 <w:rStyle w:val="Hyperlink"/>
@@ -458,7 +458,7 @@
                 <w:noProof/>
                 <w:webHidden/>
               </w:rPr>
-              <w:instrText xml:space="preserve"> PAGEREF _Toc225618990 \h </w:instrText>
+              <w:instrText xml:space="preserve"> PAGEREF _Toc225688440 \h </w:instrText>
             </w:r>
             <w:r>
               <w:rPr>
@@ -505,7 +505,7 @@
               <w14:ligatures w14:val="standardContextual"/>
             </w:rPr>
           </w:pPr>
-          <w:hyperlink w:anchor="_Toc225618991" w:history="1">
+          <w:hyperlink w:anchor="_Toc225688441" w:history="1">
             <w:r>
               <w:rPr>
                 <w:rStyle w:val="Hyperlink"/>
@@ -541,7 +541,7 @@
                 <w:noProof/>
                 <w:webHidden/>
               </w:rPr>
-              <w:instrText xml:space="preserve"> PAGEREF _Toc225618991 \h </w:instrText>
+              <w:instrText xml:space="preserve"> PAGEREF _Toc225688441 \h </w:instrText>
             </w:r>
             <w:r>
               <w:rPr>
@@ -588,7 +588,7 @@
               <w14:ligatures w14:val="standardContextual"/>
             </w:rPr>
           </w:pPr>
-          <w:hyperlink w:anchor="_Toc225618992" w:history="1">
+          <w:hyperlink w:anchor="_Toc225688442" w:history="1">
             <w:r>
               <w:rPr>
                 <w:rStyle w:val="Hyperlink"/>
@@ -615,7 +615,7 @@
                 <w:noProof/>
                 <w:webHidden/>
               </w:rPr>
-              <w:instrText xml:space="preserve"> PAGEREF _Toc225618992 \h </w:instrText>
+              <w:instrText xml:space="preserve"> PAGEREF _Toc225688442 \h </w:instrText>
             </w:r>
             <w:r>
               <w:rPr>
@@ -662,7 +662,7 @@
               <w14:ligatures w14:val="standardContextual"/>
             </w:rPr>
           </w:pPr>
-          <w:hyperlink w:anchor="_Toc225618993" w:history="1">
+          <w:hyperlink w:anchor="_Toc225688443" w:history="1">
             <w:r>
               <w:rPr>
                 <w:rStyle w:val="Hyperlink"/>
@@ -698,7 +698,7 @@
                 <w:noProof/>
                 <w:webHidden/>
               </w:rPr>
-              <w:instrText xml:space="preserve"> PAGEREF _Toc225618993 \h </w:instrText>
+              <w:instrText xml:space="preserve"> PAGEREF _Toc225688443 \h </w:instrText>
             </w:r>
             <w:r>
               <w:rPr>
@@ -745,7 +745,7 @@
               <w14:ligatures w14:val="standardContextual"/>
             </w:rPr>
           </w:pPr>
-          <w:hyperlink w:anchor="_Toc225618994" w:history="1">
+          <w:hyperlink w:anchor="_Toc225688444" w:history="1">
             <w:r>
               <w:rPr>
                 <w:rStyle w:val="Hyperlink"/>
@@ -772,7 +772,7 @@
                 <w:noProof/>
                 <w:webHidden/>
               </w:rPr>
-              <w:instrText xml:space="preserve"> PAGEREF _Toc225618994 \h </w:instrText>
+              <w:instrText xml:space="preserve"> PAGEREF _Toc225688444 \h </w:instrText>
             </w:r>
             <w:r>
               <w:rPr>
@@ -819,7 +819,7 @@
               <w14:ligatures w14:val="standardContextual"/>
             </w:rPr>
           </w:pPr>
-          <w:hyperlink w:anchor="_Toc225618995" w:history="1">
+          <w:hyperlink w:anchor="_Toc225688445" w:history="1">
             <w:r>
               <w:rPr>
                 <w:rStyle w:val="Hyperlink"/>
@@ -846,7 +846,7 @@
                 <w:noProof/>
                 <w:webHidden/>
               </w:rPr>
-              <w:instrText xml:space="preserve"> PAGEREF _Toc225618995 \h </w:instrText>
+              <w:instrText xml:space="preserve"> PAGEREF _Toc225688445 \h </w:instrText>
             </w:r>
             <w:r>
               <w:rPr>
@@ -893,7 +893,7 @@
               <w14:ligatures w14:val="standardContextual"/>
             </w:rPr>
           </w:pPr>
-          <w:hyperlink w:anchor="_Toc225618996" w:history="1">
+          <w:hyperlink w:anchor="_Toc225688446" w:history="1">
             <w:r>
               <w:rPr>
                 <w:rStyle w:val="Hyperlink"/>
@@ -936,7 +936,7 @@
                 <w:noProof/>
                 <w:webHidden/>
               </w:rPr>
-              <w:instrText xml:space="preserve"> PAGEREF _Toc225618996 \h </w:instrText>
+              <w:instrText xml:space="preserve"> PAGEREF _Toc225688446 \h </w:instrText>
             </w:r>
             <w:r>
               <w:rPr>
@@ -983,7 +983,7 @@
               <w14:ligatures w14:val="standardContextual"/>
             </w:rPr>
           </w:pPr>
-          <w:hyperlink w:anchor="_Toc225618997" w:history="1">
+          <w:hyperlink w:anchor="_Toc225688447" w:history="1">
             <w:r>
               <w:rPr>
                 <w:rStyle w:val="Hyperlink"/>
@@ -1010,7 +1010,7 @@
                 <w:noProof/>
                 <w:webHidden/>
               </w:rPr>
-              <w:instrText xml:space="preserve"> PAGEREF _Toc225618997 \h </w:instrText>
+              <w:instrText xml:space="preserve"> PAGEREF _Toc225688447 \h </w:instrText>
             </w:r>
             <w:r>
               <w:rPr>
@@ -1057,7 +1057,7 @@
               <w14:ligatures w14:val="standardContextual"/>
             </w:rPr>
           </w:pPr>
-          <w:hyperlink w:anchor="_Toc225618998" w:history="1">
+          <w:hyperlink w:anchor="_Toc225688448" w:history="1">
             <w:r>
               <w:rPr>
                 <w:rStyle w:val="Hyperlink"/>
@@ -1084,7 +1084,7 @@
                 <w:noProof/>
                 <w:webHidden/>
               </w:rPr>
-              <w:instrText xml:space="preserve"> PAGEREF _Toc225618998 \h </w:instrText>
+              <w:instrText xml:space="preserve"> PAGEREF _Toc225688448 \h </w:instrText>
             </w:r>
             <w:r>
               <w:rPr>
@@ -1131,7 +1131,7 @@
               <w14:ligatures w14:val="standardContextual"/>
             </w:rPr>
           </w:pPr>
-          <w:hyperlink w:anchor="_Toc225618999" w:history="1">
+          <w:hyperlink w:anchor="_Toc225688449" w:history="1">
             <w:r>
               <w:rPr>
                 <w:rStyle w:val="Hyperlink"/>
@@ -1158,7 +1158,7 @@
                 <w:noProof/>
                 <w:webHidden/>
               </w:rPr>
-              <w:instrText xml:space="preserve"> PAGEREF _Toc225618999 \h </w:instrText>
+              <w:instrText xml:space="preserve"> PAGEREF _Toc225688449 \h </w:instrText>
             </w:r>
             <w:r>
               <w:rPr>
@@ -1352,7 +1352,7 @@
         <w:pStyle w:val="Heading1"/>
       </w:pPr>
       <w:bookmarkStart w:id="0" w:name="προτεινόμενες-εκδόσεις"/>
-      <w:bookmarkStart w:id="1" w:name="_Toc225618985"/>
+      <w:bookmarkStart w:id="1" w:name="_Toc225688435"/>
       <w:r>
         <w:t>Προτεινόμενες εκδόσεις</w:t>
       </w:r>
@@ -1596,7 +1596,7 @@
         <w:pStyle w:val="Heading1"/>
       </w:pPr>
       <w:bookmarkStart w:id="2" w:name="τι-χρειάζεστε-πριν-ξεκινήσετε"/>
-      <w:bookmarkStart w:id="3" w:name="_Toc225618986"/>
+      <w:bookmarkStart w:id="3" w:name="_Toc225688436"/>
       <w:bookmarkEnd w:id="0"/>
       <w:r>
         <w:t>Τι χρειάζεστε πριν ξεκινήσετε</w:t>
@@ -1755,7 +1755,7 @@
         <w:pStyle w:val="Heading1"/>
       </w:pPr>
       <w:bookmarkStart w:id="4" w:name="Xf6ed197bb5615c093abcccebdc9cd421d7def80"/>
-      <w:bookmarkStart w:id="5" w:name="_Toc225618987"/>
+      <w:bookmarkStart w:id="5" w:name="_Toc225688437"/>
       <w:bookmarkEnd w:id="2"/>
       <w:r>
         <w:t>1. Έλεγχος Java, Spark και Hadoop στο WSL</w:t>
@@ -1773,13 +1773,54 @@
         <w:t>01_workstation-setup</w:t>
       </w:r>
       <w:r>
-        <w:t>. Εδώ υποθέτουμε ότι έχει ήδη στηθεί το περιβάλλον και απλώς επιβεβαιώνουμε ότι βλέπετε τα σωστά binaries.</w:t>
+        <w:t xml:space="preserve">. Αν είναι η πρώτη φορά που περνάτε αυτόν τον οδηγό, πηγαίνετε πρώτα στο βήμα </w:t>
+      </w:r>
+      <w:r>
+        <w:rPr>
+          <w:rStyle w:val="VerbatimChar"/>
+        </w:rPr>
+        <w:t>2</w:t>
+      </w:r>
+      <w:r>
+        <w:t xml:space="preserve">, δημιουργήστε το κοινό αρχείο </w:t>
+      </w:r>
+      <w:r>
+        <w:rPr>
+          <w:rStyle w:val="VerbatimChar"/>
+        </w:rPr>
+        <w:t>~/bigdata-env.sh</w:t>
+      </w:r>
+      <w:r>
+        <w:t xml:space="preserve"> και μετά επιστρέψτε εδώ.</w:t>
+      </w:r>
+    </w:p>
+    <w:p>
+      <w:pPr>
+        <w:pStyle w:val="BodyText"/>
+      </w:pPr>
+      <w:r>
+        <w:t>Αν το περιβάλλον έχει ήδη στηθεί, φορτώστε το πρώτα και μετά επιβεβαιώστε ότι βλέπετε τα σωστά binaries:</w:t>
       </w:r>
     </w:p>
     <w:p>
       <w:pPr>
         <w:pStyle w:val="SourceCode"/>
       </w:pPr>
+      <w:r>
+        <w:rPr>
+          <w:rStyle w:val="BuiltInTok"/>
+        </w:rPr>
+        <w:t>.</w:t>
+      </w:r>
+      <w:r>
+        <w:rPr>
+          <w:rStyle w:val="NormalTok"/>
+        </w:rPr>
+        <w:t xml:space="preserve"> ~/.profile</w:t>
+      </w:r>
+      <w:r>
+        <w:br/>
+      </w:r>
       <w:r>
         <w:rPr>
           <w:rStyle w:val="ExtensionTok"/>
@@ -1926,9 +1967,10 @@
         <w:pStyle w:val="Heading1"/>
       </w:pPr>
       <w:bookmarkStart w:id="6" w:name="X73cd8c89c86af861047f3198af3facf81798a53"/>
-      <w:bookmarkStart w:id="7" w:name="_Toc225618988"/>
+      <w:bookmarkStart w:id="7" w:name="_Toc225688438"/>
       <w:bookmarkEnd w:id="4"/>
       <w:r>
+        <w:lastRenderedPageBreak/>
         <w:t>2. Κοινό αρχείο περιβάλλοντος στο WSL</w:t>
       </w:r>
       <w:bookmarkEnd w:id="7"/>
@@ -1955,7 +1997,6 @@
         <w:rPr>
           <w:rStyle w:val="FunctionTok"/>
         </w:rPr>
-        <w:lastRenderedPageBreak/>
         <w:t>mkdir</w:t>
       </w:r>
       <w:r>
@@ -2859,7 +2900,7 @@
         <w:pStyle w:val="Heading1"/>
       </w:pPr>
       <w:bookmarkStart w:id="8" w:name="X768724f0ecdae3eda656e9b5d29eeb0fcd0ce9f"/>
-      <w:bookmarkStart w:id="9" w:name="_Toc225618989"/>
+      <w:bookmarkStart w:id="9" w:name="_Toc225688439"/>
       <w:bookmarkEnd w:id="6"/>
       <w:r>
         <w:t>3. kubeconfig, kubectl και DNS</w:t>
@@ -2949,6 +2990,21 @@
         <w:rPr>
           <w:rStyle w:val="NormalTok"/>
         </w:rPr>
+        <w:t xml:space="preserve"> config get-contexts</w:t>
+      </w:r>
+      <w:r>
+        <w:br/>
+      </w:r>
+      <w:r>
+        <w:rPr>
+          <w:rStyle w:val="ExtensionTok"/>
+        </w:rPr>
+        <w:t>kubectl</w:t>
+      </w:r>
+      <w:r>
+        <w:rPr>
+          <w:rStyle w:val="NormalTok"/>
+        </w:rPr>
         <w:t xml:space="preserve"> config view </w:t>
       </w:r>
       <w:r>
@@ -2967,70 +3023,19 @@
         <w:rPr>
           <w:rStyle w:val="AttributeTok"/>
         </w:rPr>
-        <w:t>--flatten</w:t>
-      </w:r>
-      <w:r>
-        <w:rPr>
-          <w:rStyle w:val="NormalTok"/>
-        </w:rPr>
-        <w:t xml:space="preserve"> </w:t>
-      </w:r>
-      <w:r>
-        <w:rPr>
-          <w:rStyle w:val="KeywordTok"/>
-        </w:rPr>
-        <w:t>|</w:t>
-      </w:r>
-      <w:r>
-        <w:rPr>
-          <w:rStyle w:val="NormalTok"/>
-        </w:rPr>
-        <w:t xml:space="preserve"> </w:t>
-      </w:r>
-      <w:r>
-        <w:rPr>
-          <w:rStyle w:val="FunctionTok"/>
-        </w:rPr>
-        <w:t>sed</w:t>
-      </w:r>
-      <w:r>
-        <w:rPr>
-          <w:rStyle w:val="NormalTok"/>
-        </w:rPr>
-        <w:t xml:space="preserve"> </w:t>
-      </w:r>
-      <w:r>
-        <w:rPr>
-          <w:rStyle w:val="AttributeTok"/>
-        </w:rPr>
-        <w:t>-n</w:t>
-      </w:r>
-      <w:r>
-        <w:rPr>
-          <w:rStyle w:val="NormalTok"/>
-        </w:rPr>
-        <w:t xml:space="preserve"> </w:t>
+        <w:t>-o</w:t>
+      </w:r>
+      <w:r>
+        <w:rPr>
+          <w:rStyle w:val="NormalTok"/>
+        </w:rPr>
+        <w:t xml:space="preserve"> jsonpath=</w:t>
       </w:r>
       <w:r>
         <w:rPr>
           <w:rStyle w:val="StringTok"/>
         </w:rPr>
-        <w:t>'1,80p'</w:t>
-      </w:r>
-      <w:r>
-        <w:br/>
-      </w:r>
-      <w:r>
-        <w:rPr>
-          <w:rStyle w:val="ExtensionTok"/>
-        </w:rPr>
-        <w:t>kubectl</w:t>
-      </w:r>
-      <w:r>
-        <w:rPr>
-          <w:rStyle w:val="NormalTok"/>
-        </w:rPr>
-        <w:t xml:space="preserve"> get ns</w:t>
+        <w:t>'{.clusters[0].cluster.server}{"\n"}'</w:t>
       </w:r>
     </w:p>
     <w:p>
@@ -3043,6 +3048,7 @@
         <w:pStyle w:val="BodyText"/>
       </w:pPr>
       <w:r>
+        <w:lastRenderedPageBreak/>
         <w:t xml:space="preserve">Στην τρέχουσα εργαστηριακή ρύθμιση, το σωστό internal DNS name είναι </w:t>
       </w:r>
       <w:r>
@@ -3071,7 +3077,6 @@
         <w:rPr>
           <w:rStyle w:val="FunctionTok"/>
         </w:rPr>
-        <w:lastRenderedPageBreak/>
         <w:t>getent</w:t>
       </w:r>
       <w:r>
@@ -3093,7 +3098,7 @@
         <w:rPr>
           <w:rStyle w:val="NormalTok"/>
         </w:rPr>
-        <w:t xml:space="preserve"> hosts hdfs-namenode</w:t>
+        <w:t xml:space="preserve"> hosts hdfs-namenode.default.svc.cluster.local</w:t>
       </w:r>
       <w:r>
         <w:br/>
@@ -3128,7 +3133,7 @@
         <w:pStyle w:val="Heading1"/>
       </w:pPr>
       <w:bookmarkStart w:id="10" w:name="X7af9bcb5de8c2b68fc10d59bb87981a4d17b9f6"/>
-      <w:bookmarkStart w:id="11" w:name="_Toc225618990"/>
+      <w:bookmarkStart w:id="11" w:name="_Toc225688440"/>
       <w:bookmarkEnd w:id="8"/>
       <w:r>
         <w:t>4. Ρύθμιση του Hadoop client</w:t>
@@ -3284,7 +3289,7 @@
         <w:rPr>
           <w:rStyle w:val="NormalTok"/>
         </w:rPr>
-        <w:t>&gt;hdfs://hdfs-namenode:9000&lt;/</w:t>
+        <w:t>&gt;hdfs://hdfs-namenode.default.svc.cluster.local:9000&lt;/</w:t>
       </w:r>
       <w:r>
         <w:rPr>
@@ -3439,7 +3444,7 @@
         <w:pStyle w:val="Heading1"/>
       </w:pPr>
       <w:bookmarkStart w:id="12" w:name="X6d23b9fa4ae6e324776e7617d69fae5413f4315"/>
-      <w:bookmarkStart w:id="13" w:name="_Toc225618991"/>
+      <w:bookmarkStart w:id="13" w:name="_Toc225688441"/>
       <w:bookmarkEnd w:id="10"/>
       <w:r>
         <w:t xml:space="preserve">5. Προσωπικό </w:t>
@@ -3621,7 +3626,7 @@
         <w:rPr>
           <w:rStyle w:val="VerbatimChar"/>
         </w:rPr>
-        <w:t>spark.eventLog.dir                             hdfs://hdfs-namenode:9000/user/YOUR_USERNAME/logs</w:t>
+        <w:t>spark.eventLog.dir                             hdfs://hdfs-namenode.default.svc.cluster.local:9000/user/YOUR_USERNAME/logs</w:t>
       </w:r>
       <w:r>
         <w:br/>
@@ -3630,7 +3635,7 @@
         <w:rPr>
           <w:rStyle w:val="VerbatimChar"/>
         </w:rPr>
-        <w:t>spark.history.fs.logDirectory                  hdfs://hdfs-namenode:9000/user/YOUR_USERNAME/logs</w:t>
+        <w:t>spark.history.fs.logDirectory                  hdfs://hdfs-namenode.default.svc.cluster.local:9000/user/YOUR_USERNAME/logs</w:t>
       </w:r>
     </w:p>
     <w:p>
@@ -3663,6 +3668,7 @@
         </w:numPr>
       </w:pPr>
       <w:r>
+        <w:lastRenderedPageBreak/>
         <w:t xml:space="preserve">βεβαιώσου ότι το </w:t>
       </w:r>
       <w:r>
@@ -3697,10 +3703,9 @@
         <w:pStyle w:val="Heading1"/>
       </w:pPr>
       <w:bookmarkStart w:id="14" w:name="X8a93fa19873296edebe569335d2fc5ff1c8d14e"/>
-      <w:bookmarkStart w:id="15" w:name="_Toc225618992"/>
+      <w:bookmarkStart w:id="15" w:name="_Toc225688442"/>
       <w:bookmarkEnd w:id="12"/>
       <w:r>
-        <w:lastRenderedPageBreak/>
         <w:t>6. Πρώτη μεταφόρτωση στο HDFS</w:t>
       </w:r>
       <w:bookmarkEnd w:id="15"/>
@@ -4124,7 +4129,7 @@
         <w:pStyle w:val="Heading1"/>
       </w:pPr>
       <w:bookmarkStart w:id="16" w:name="X433d3aecd852bfd734749eece289d93d75272dc"/>
-      <w:bookmarkStart w:id="17" w:name="_Toc225618993"/>
+      <w:bookmarkStart w:id="17" w:name="_Toc225688443"/>
       <w:bookmarkEnd w:id="14"/>
       <w:r>
         <w:t xml:space="preserve">7. Πρώτο </w:t>
@@ -4165,7 +4170,7 @@
         <w:rPr>
           <w:rStyle w:val="NormalTok"/>
         </w:rPr>
-        <w:t xml:space="preserve"> hdfs://hdfs-namenode:9000/user/</w:t>
+        <w:t xml:space="preserve"> hdfs://hdfs-namenode.default.svc.cluster.local:9000/user/</w:t>
       </w:r>
       <w:r>
         <w:rPr>
@@ -4204,7 +4209,7 @@
         <w:rPr>
           <w:rStyle w:val="NormalTok"/>
         </w:rPr>
-        <w:t xml:space="preserve"> hdfs://hdfs-namenode:9000/user/</w:t>
+        <w:t xml:space="preserve"> hdfs://hdfs-namenode.default.svc.cluster.local:9000/user/</w:t>
       </w:r>
       <w:r>
         <w:rPr>
@@ -5015,104 +5020,32 @@
         <w:rPr>
           <w:rStyle w:val="NormalTok"/>
         </w:rPr>
-        <w:t xml:space="preserve">        </w:t>
-      </w:r>
-      <w:r>
-        <w:rPr>
-          <w:rStyle w:val="StringTok"/>
-        </w:rPr>
-        <w:t>"--base-path"</w:t>
-      </w:r>
-      <w:r>
-        <w:rPr>
-          <w:rStyle w:val="NormalTok"/>
-        </w:rPr>
-        <w:t>,</w:t>
-      </w:r>
-      <w:r>
-        <w:br/>
-      </w:r>
-      <w:r>
-        <w:rPr>
-          <w:rStyle w:val="NormalTok"/>
-        </w:rPr>
-        <w:t xml:space="preserve">        </w:t>
-      </w:r>
-      <w:r>
-        <w:rPr>
-          <w:rStyle w:val="BuiltInTok"/>
-        </w:rPr>
-        <w:t>help</w:t>
-      </w:r>
-      <w:r>
-        <w:rPr>
-          <w:rStyle w:val="OperatorTok"/>
-        </w:rPr>
-        <w:t>=</w:t>
-      </w:r>
-      <w:r>
-        <w:rPr>
-          <w:rStyle w:val="StringTok"/>
-        </w:rPr>
-        <w:t>"Base path that contains examples/ and where outputs should be written."</w:t>
-      </w:r>
-      <w:r>
-        <w:rPr>
-          <w:rStyle w:val="NormalTok"/>
-        </w:rPr>
-        <w:t>,</w:t>
-      </w:r>
-      <w:r>
-        <w:br/>
-      </w:r>
-      <w:r>
-        <w:rPr>
-          <w:rStyle w:val="NormalTok"/>
-        </w:rPr>
-        <w:t xml:space="preserve">    )</w:t>
-      </w:r>
-      <w:r>
-        <w:br/>
-      </w:r>
-      <w:r>
-        <w:rPr>
-          <w:rStyle w:val="NormalTok"/>
-        </w:rPr>
-        <w:t xml:space="preserve">    parser.add_argument(</w:t>
-      </w:r>
-      <w:r>
-        <w:br/>
-      </w:r>
-      <w:r>
-        <w:rPr>
-          <w:rStyle w:val="NormalTok"/>
-        </w:rPr>
-        <w:t xml:space="preserve">        </w:t>
-      </w:r>
-      <w:r>
-        <w:rPr>
-          <w:rStyle w:val="StringTok"/>
-        </w:rPr>
-        <w:t>"--input"</w:t>
-      </w:r>
-      <w:r>
-        <w:rPr>
-          <w:rStyle w:val="NormalTok"/>
-        </w:rPr>
-        <w:t>,</w:t>
-      </w:r>
-      <w:r>
-        <w:br/>
-      </w:r>
-      <w:r>
-        <w:rPr>
-          <w:rStyle w:val="NormalTok"/>
-        </w:rPr>
         <w:lastRenderedPageBreak/>
         <w:t xml:space="preserve">        </w:t>
       </w:r>
       <w:r>
         <w:rPr>
+          <w:rStyle w:val="StringTok"/>
+        </w:rPr>
+        <w:t>"--base-path"</w:t>
+      </w:r>
+      <w:r>
+        <w:rPr>
+          <w:rStyle w:val="NormalTok"/>
+        </w:rPr>
+        <w:t>,</w:t>
+      </w:r>
+      <w:r>
+        <w:br/>
+      </w:r>
+      <w:r>
+        <w:rPr>
+          <w:rStyle w:val="NormalTok"/>
+        </w:rPr>
+        <w:t xml:space="preserve">        </w:t>
+      </w:r>
+      <w:r>
+        <w:rPr>
           <w:rStyle w:val="BuiltInTok"/>
         </w:rPr>
         <w:t>help</w:t>
@@ -5127,6 +5060,78 @@
         <w:rPr>
           <w:rStyle w:val="StringTok"/>
         </w:rPr>
+        <w:t>"Base path that contains examples/ and where outputs should be written."</w:t>
+      </w:r>
+      <w:r>
+        <w:rPr>
+          <w:rStyle w:val="NormalTok"/>
+        </w:rPr>
+        <w:t>,</w:t>
+      </w:r>
+      <w:r>
+        <w:br/>
+      </w:r>
+      <w:r>
+        <w:rPr>
+          <w:rStyle w:val="NormalTok"/>
+        </w:rPr>
+        <w:t xml:space="preserve">    )</w:t>
+      </w:r>
+      <w:r>
+        <w:br/>
+      </w:r>
+      <w:r>
+        <w:rPr>
+          <w:rStyle w:val="NormalTok"/>
+        </w:rPr>
+        <w:t xml:space="preserve">    parser.add_argument(</w:t>
+      </w:r>
+      <w:r>
+        <w:br/>
+      </w:r>
+      <w:r>
+        <w:rPr>
+          <w:rStyle w:val="NormalTok"/>
+        </w:rPr>
+        <w:t xml:space="preserve">        </w:t>
+      </w:r>
+      <w:r>
+        <w:rPr>
+          <w:rStyle w:val="StringTok"/>
+        </w:rPr>
+        <w:t>"--input"</w:t>
+      </w:r>
+      <w:r>
+        <w:rPr>
+          <w:rStyle w:val="NormalTok"/>
+        </w:rPr>
+        <w:t>,</w:t>
+      </w:r>
+      <w:r>
+        <w:br/>
+      </w:r>
+      <w:r>
+        <w:rPr>
+          <w:rStyle w:val="NormalTok"/>
+        </w:rPr>
+        <w:t xml:space="preserve">        </w:t>
+      </w:r>
+      <w:r>
+        <w:rPr>
+          <w:rStyle w:val="BuiltInTok"/>
+        </w:rPr>
+        <w:t>help</w:t>
+      </w:r>
+      <w:r>
+        <w:rPr>
+          <w:rStyle w:val="OperatorTok"/>
+        </w:rPr>
+        <w:t>=</w:t>
+      </w:r>
+      <w:r>
+        <w:rPr>
+          <w:rStyle w:val="StringTok"/>
+        </w:rPr>
         <w:t>"Explicit input text path. Defaults to examples/text.txt locally or &lt;base-path&gt;/examples/text.txt remotely."</w:t>
       </w:r>
       <w:r>
@@ -6315,6 +6320,7 @@
         <w:rPr>
           <w:rStyle w:val="NormalTok"/>
         </w:rPr>
+        <w:lastRenderedPageBreak/>
         <w:t xml:space="preserve">    results </w:t>
       </w:r>
       <w:r>
@@ -6414,7 +6420,6 @@
         <w:rPr>
           <w:rStyle w:val="NormalTok"/>
         </w:rPr>
-        <w:lastRenderedPageBreak/>
         <w:t xml:space="preserve">        </w:t>
       </w:r>
       <w:r>
@@ -6711,7 +6716,7 @@
         <w:pStyle w:val="Heading1"/>
       </w:pPr>
       <w:bookmarkStart w:id="18" w:name="Xa00a42211ec1a07bcfb2b28b55e5b8e9baff4a4"/>
-      <w:bookmarkStart w:id="19" w:name="_Toc225618994"/>
+      <w:bookmarkStart w:id="19" w:name="_Toc225688444"/>
       <w:bookmarkEnd w:id="16"/>
       <w:r>
         <w:t>8. Παρακολούθηση της εκτέλεσης</w:t>
@@ -7137,7 +7142,7 @@
         <w:pStyle w:val="Heading1"/>
       </w:pPr>
       <w:bookmarkStart w:id="20" w:name="αντιμετώπιση-προβλημάτων"/>
-      <w:bookmarkStart w:id="21" w:name="_Toc225618995"/>
+      <w:bookmarkStart w:id="21" w:name="_Toc225688445"/>
       <w:bookmarkEnd w:id="18"/>
       <w:r>
         <w:t>Αντιμετώπιση προβλημάτων</w:t>
@@ -7149,7 +7154,7 @@
         <w:pStyle w:val="Heading2"/>
       </w:pPr>
       <w:bookmarkStart w:id="22" w:name="το-spark-submit-δεν-βρίσκει-τα-paths"/>
-      <w:bookmarkStart w:id="23" w:name="_Toc225618996"/>
+      <w:bookmarkStart w:id="23" w:name="_Toc225688446"/>
       <w:r>
         <w:t xml:space="preserve">Το </w:t>
       </w:r>
@@ -7313,7 +7318,7 @@
         <w:pStyle w:val="Heading2"/>
       </w:pPr>
       <w:bookmarkStart w:id="24" w:name="το-job-έτρεξε-τοπικά-αντί-για-kubernetes"/>
-      <w:bookmarkStart w:id="25" w:name="_Toc225618997"/>
+      <w:bookmarkStart w:id="25" w:name="_Toc225688447"/>
       <w:bookmarkEnd w:id="22"/>
       <w:r>
         <w:t>Το job έτρεξε τοπικά αντί για Kubernetes</w:t>
@@ -7487,7 +7492,7 @@
         <w:pStyle w:val="Heading2"/>
       </w:pPr>
       <w:bookmarkStart w:id="26" w:name="τα-hostnames-δεν-επιλύονται-από-το-wsl"/>
-      <w:bookmarkStart w:id="27" w:name="_Toc225618998"/>
+      <w:bookmarkStart w:id="27" w:name="_Toc225688448"/>
       <w:bookmarkEnd w:id="24"/>
       <w:r>
         <w:t>Τα hostnames δεν επιλύονται από το WSL</w:t>
@@ -7507,6 +7512,7 @@
         <w:rPr>
           <w:rStyle w:val="FunctionTok"/>
         </w:rPr>
+        <w:lastRenderedPageBreak/>
         <w:t>getent</w:t>
       </w:r>
       <w:r>
@@ -7528,7 +7534,7 @@
         <w:rPr>
           <w:rStyle w:val="NormalTok"/>
         </w:rPr>
-        <w:t xml:space="preserve"> hosts hdfs-namenode</w:t>
+        <w:t xml:space="preserve"> hosts hdfs-namenode.default.svc.cluster.local</w:t>
       </w:r>
     </w:p>
     <w:p>
@@ -7541,11 +7547,10 @@
         <w:pStyle w:val="Heading1"/>
       </w:pPr>
       <w:bookmarkStart w:id="28" w:name="τι-ακολουθεί"/>
-      <w:bookmarkStart w:id="29" w:name="_Toc225618999"/>
+      <w:bookmarkStart w:id="29" w:name="_Toc225688449"/>
       <w:bookmarkEnd w:id="20"/>
       <w:bookmarkEnd w:id="26"/>
       <w:r>
-        <w:lastRenderedPageBreak/>
         <w:t>Τι ακολουθεί</w:t>
       </w:r>
       <w:bookmarkEnd w:id="29"/>
@@ -8029,7 +8034,7 @@
   <w:abstractNum w:abstractNumId="9" w15:restartNumberingAfterBreak="0">
     <w:nsid w:val="0000A990"/>
     <w:multiLevelType w:val="multilevel"/>
-    <w:tmpl w:val="1C6A771C"/>
+    <w:tmpl w:val="937C7998"/>
     <w:lvl w:ilvl="0">
       <w:numFmt w:val="bullet"/>
       <w:lvlText w:val=" "/>
@@ -8106,7 +8111,7 @@
   <w:abstractNum w:abstractNumId="10" w15:restartNumberingAfterBreak="0">
     <w:nsid w:val="0000A991"/>
     <w:multiLevelType w:val="multilevel"/>
-    <w:tmpl w:val="6F3254A8"/>
+    <w:tmpl w:val="E6FA8BAA"/>
     <w:lvl w:ilvl="0">
       <w:numFmt w:val="bullet"/>
       <w:lvlText w:val=""/>
@@ -8207,46 +8212,46 @@
       </w:rPr>
     </w:lvl>
   </w:abstractNum>
-  <w:num w:numId="1" w16cid:durableId="1858959981">
+  <w:num w:numId="1" w16cid:durableId="640186421">
     <w:abstractNumId w:val="8"/>
   </w:num>
-  <w:num w:numId="2" w16cid:durableId="1586301227">
+  <w:num w:numId="2" w16cid:durableId="963727591">
     <w:abstractNumId w:val="6"/>
   </w:num>
-  <w:num w:numId="3" w16cid:durableId="1969117944">
+  <w:num w:numId="3" w16cid:durableId="947155632">
     <w:abstractNumId w:val="5"/>
   </w:num>
-  <w:num w:numId="4" w16cid:durableId="1551962901">
+  <w:num w:numId="4" w16cid:durableId="101649137">
     <w:abstractNumId w:val="4"/>
   </w:num>
-  <w:num w:numId="5" w16cid:durableId="1269778425">
+  <w:num w:numId="5" w16cid:durableId="117646331">
     <w:abstractNumId w:val="7"/>
   </w:num>
-  <w:num w:numId="6" w16cid:durableId="622423131">
+  <w:num w:numId="6" w16cid:durableId="637144792">
     <w:abstractNumId w:val="3"/>
   </w:num>
-  <w:num w:numId="7" w16cid:durableId="1906522901">
+  <w:num w:numId="7" w16cid:durableId="1844852062">
     <w:abstractNumId w:val="2"/>
   </w:num>
-  <w:num w:numId="8" w16cid:durableId="2104834143">
+  <w:num w:numId="8" w16cid:durableId="567032368">
     <w:abstractNumId w:val="1"/>
   </w:num>
-  <w:num w:numId="9" w16cid:durableId="2072341789">
+  <w:num w:numId="9" w16cid:durableId="688289066">
     <w:abstractNumId w:val="0"/>
   </w:num>
-  <w:num w:numId="10" w16cid:durableId="1554346457">
+  <w:num w:numId="10" w16cid:durableId="907761550">
     <w:abstractNumId w:val="9"/>
   </w:num>
-  <w:num w:numId="11" w16cid:durableId="1487673736">
+  <w:num w:numId="11" w16cid:durableId="1818763542">
     <w:abstractNumId w:val="10"/>
   </w:num>
-  <w:num w:numId="12" w16cid:durableId="565645796">
+  <w:num w:numId="12" w16cid:durableId="828984522">
     <w:abstractNumId w:val="10"/>
   </w:num>
-  <w:num w:numId="13" w16cid:durableId="3410135">
+  <w:num w:numId="13" w16cid:durableId="446169695">
     <w:abstractNumId w:val="10"/>
   </w:num>
-  <w:num w:numId="14" w16cid:durableId="746461228">
+  <w:num w:numId="14" w16cid:durableId="2075472382">
     <w:abstractNumId w:val="10"/>
   </w:num>
 </w:numbering>
@@ -20067,7 +20072,7 @@
     <w:autoRedefine/>
     <w:uiPriority w:val="39"/>
     <w:unhideWhenUsed/>
-    <w:rsid w:val="00151A81"/>
+    <w:rsid w:val="007744E6"/>
     <w:pPr>
       <w:spacing w:after="100"/>
     </w:pPr>
@@ -20079,7 +20084,7 @@
     <w:autoRedefine/>
     <w:uiPriority w:val="39"/>
     <w:unhideWhenUsed/>
-    <w:rsid w:val="00151A81"/>
+    <w:rsid w:val="007744E6"/>
     <w:pPr>
       <w:spacing w:after="100"/>
       <w:ind w:left="220"/>
@@ -20090,7 +20095,7 @@
     <w:basedOn w:val="DefaultParagraphFont"/>
     <w:uiPriority w:val="99"/>
     <w:unhideWhenUsed/>
-    <w:rsid w:val="00151A81"/>
+    <w:rsid w:val="007744E6"/>
     <w:rPr>
       <w:color w:val="0000FF" w:themeColor="hyperlink"/>
       <w:u w:val="single"/>

--- a/odigoi/04_remote_spark_kubernetes.docx
+++ b/odigoi/04_remote_spark_kubernetes.docx
@@ -20,7 +20,7 @@
           <w:sz w:val="22"/>
           <w:szCs w:val="22"/>
         </w:rPr>
-        <w:id w:val="2117871728"/>
+        <w:id w:val="-1368438799"/>
         <w:docPartObj>
           <w:docPartGallery w:val="Table of Contents"/>
           <w:docPartUnique/>
@@ -61,7 +61,7 @@
           <w:r>
             <w:fldChar w:fldCharType="separate"/>
           </w:r>
-          <w:hyperlink w:anchor="_Toc225688435" w:history="1">
+          <w:hyperlink w:anchor="_Toc225777534" w:history="1">
             <w:r>
               <w:rPr>
                 <w:rStyle w:val="Hyperlink"/>
@@ -88,7 +88,7 @@
                 <w:noProof/>
                 <w:webHidden/>
               </w:rPr>
-              <w:instrText xml:space="preserve"> PAGEREF _Toc225688435 \h </w:instrText>
+              <w:instrText xml:space="preserve"> PAGEREF _Toc225777534 \h </w:instrText>
             </w:r>
             <w:r>
               <w:rPr>
@@ -135,7 +135,7 @@
               <w14:ligatures w14:val="standardContextual"/>
             </w:rPr>
           </w:pPr>
-          <w:hyperlink w:anchor="_Toc225688436" w:history="1">
+          <w:hyperlink w:anchor="_Toc225777535" w:history="1">
             <w:r>
               <w:rPr>
                 <w:rStyle w:val="Hyperlink"/>
@@ -162,7 +162,7 @@
                 <w:noProof/>
                 <w:webHidden/>
               </w:rPr>
-              <w:instrText xml:space="preserve"> PAGEREF _Toc225688436 \h </w:instrText>
+              <w:instrText xml:space="preserve"> PAGEREF _Toc225777535 \h </w:instrText>
             </w:r>
             <w:r>
               <w:rPr>
@@ -209,7 +209,7 @@
               <w14:ligatures w14:val="standardContextual"/>
             </w:rPr>
           </w:pPr>
-          <w:hyperlink w:anchor="_Toc225688437" w:history="1">
+          <w:hyperlink w:anchor="_Toc225777536" w:history="1">
             <w:r>
               <w:rPr>
                 <w:rStyle w:val="Hyperlink"/>
@@ -236,7 +236,7 @@
                 <w:noProof/>
                 <w:webHidden/>
               </w:rPr>
-              <w:instrText xml:space="preserve"> PAGEREF _Toc225688437 \h </w:instrText>
+              <w:instrText xml:space="preserve"> PAGEREF _Toc225777536 \h </w:instrText>
             </w:r>
             <w:r>
               <w:rPr>
@@ -283,7 +283,7 @@
               <w14:ligatures w14:val="standardContextual"/>
             </w:rPr>
           </w:pPr>
-          <w:hyperlink w:anchor="_Toc225688438" w:history="1">
+          <w:hyperlink w:anchor="_Toc225777537" w:history="1">
             <w:r>
               <w:rPr>
                 <w:rStyle w:val="Hyperlink"/>
@@ -310,7 +310,7 @@
                 <w:noProof/>
                 <w:webHidden/>
               </w:rPr>
-              <w:instrText xml:space="preserve"> PAGEREF _Toc225688438 \h </w:instrText>
+              <w:instrText xml:space="preserve"> PAGEREF _Toc225777537 \h </w:instrText>
             </w:r>
             <w:r>
               <w:rPr>
@@ -357,7 +357,7 @@
               <w14:ligatures w14:val="standardContextual"/>
             </w:rPr>
           </w:pPr>
-          <w:hyperlink w:anchor="_Toc225688439" w:history="1">
+          <w:hyperlink w:anchor="_Toc225777538" w:history="1">
             <w:r>
               <w:rPr>
                 <w:rStyle w:val="Hyperlink"/>
@@ -384,7 +384,7 @@
                 <w:noProof/>
                 <w:webHidden/>
               </w:rPr>
-              <w:instrText xml:space="preserve"> PAGEREF _Toc225688439 \h </w:instrText>
+              <w:instrText xml:space="preserve"> PAGEREF _Toc225777538 \h </w:instrText>
             </w:r>
             <w:r>
               <w:rPr>
@@ -431,7 +431,7 @@
               <w14:ligatures w14:val="standardContextual"/>
             </w:rPr>
           </w:pPr>
-          <w:hyperlink w:anchor="_Toc225688440" w:history="1">
+          <w:hyperlink w:anchor="_Toc225777539" w:history="1">
             <w:r>
               <w:rPr>
                 <w:rStyle w:val="Hyperlink"/>
@@ -458,7 +458,7 @@
                 <w:noProof/>
                 <w:webHidden/>
               </w:rPr>
-              <w:instrText xml:space="preserve"> PAGEREF _Toc225688440 \h </w:instrText>
+              <w:instrText xml:space="preserve"> PAGEREF _Toc225777539 \h </w:instrText>
             </w:r>
             <w:r>
               <w:rPr>
@@ -505,7 +505,7 @@
               <w14:ligatures w14:val="standardContextual"/>
             </w:rPr>
           </w:pPr>
-          <w:hyperlink w:anchor="_Toc225688441" w:history="1">
+          <w:hyperlink w:anchor="_Toc225777540" w:history="1">
             <w:r>
               <w:rPr>
                 <w:rStyle w:val="Hyperlink"/>
@@ -541,7 +541,7 @@
                 <w:noProof/>
                 <w:webHidden/>
               </w:rPr>
-              <w:instrText xml:space="preserve"> PAGEREF _Toc225688441 \h </w:instrText>
+              <w:instrText xml:space="preserve"> PAGEREF _Toc225777540 \h </w:instrText>
             </w:r>
             <w:r>
               <w:rPr>
@@ -588,7 +588,7 @@
               <w14:ligatures w14:val="standardContextual"/>
             </w:rPr>
           </w:pPr>
-          <w:hyperlink w:anchor="_Toc225688442" w:history="1">
+          <w:hyperlink w:anchor="_Toc225777541" w:history="1">
             <w:r>
               <w:rPr>
                 <w:rStyle w:val="Hyperlink"/>
@@ -615,7 +615,7 @@
                 <w:noProof/>
                 <w:webHidden/>
               </w:rPr>
-              <w:instrText xml:space="preserve"> PAGEREF _Toc225688442 \h </w:instrText>
+              <w:instrText xml:space="preserve"> PAGEREF _Toc225777541 \h </w:instrText>
             </w:r>
             <w:r>
               <w:rPr>
@@ -662,7 +662,7 @@
               <w14:ligatures w14:val="standardContextual"/>
             </w:rPr>
           </w:pPr>
-          <w:hyperlink w:anchor="_Toc225688443" w:history="1">
+          <w:hyperlink w:anchor="_Toc225777542" w:history="1">
             <w:r>
               <w:rPr>
                 <w:rStyle w:val="Hyperlink"/>
@@ -698,7 +698,7 @@
                 <w:noProof/>
                 <w:webHidden/>
               </w:rPr>
-              <w:instrText xml:space="preserve"> PAGEREF _Toc225688443 \h </w:instrText>
+              <w:instrText xml:space="preserve"> PAGEREF _Toc225777542 \h </w:instrText>
             </w:r>
             <w:r>
               <w:rPr>
@@ -745,7 +745,7 @@
               <w14:ligatures w14:val="standardContextual"/>
             </w:rPr>
           </w:pPr>
-          <w:hyperlink w:anchor="_Toc225688444" w:history="1">
+          <w:hyperlink w:anchor="_Toc225777543" w:history="1">
             <w:r>
               <w:rPr>
                 <w:rStyle w:val="Hyperlink"/>
@@ -772,7 +772,7 @@
                 <w:noProof/>
                 <w:webHidden/>
               </w:rPr>
-              <w:instrText xml:space="preserve"> PAGEREF _Toc225688444 \h </w:instrText>
+              <w:instrText xml:space="preserve"> PAGEREF _Toc225777543 \h </w:instrText>
             </w:r>
             <w:r>
               <w:rPr>
@@ -819,7 +819,7 @@
               <w14:ligatures w14:val="standardContextual"/>
             </w:rPr>
           </w:pPr>
-          <w:hyperlink w:anchor="_Toc225688445" w:history="1">
+          <w:hyperlink w:anchor="_Toc225777544" w:history="1">
             <w:r>
               <w:rPr>
                 <w:rStyle w:val="Hyperlink"/>
@@ -846,7 +846,7 @@
                 <w:noProof/>
                 <w:webHidden/>
               </w:rPr>
-              <w:instrText xml:space="preserve"> PAGEREF _Toc225688445 \h </w:instrText>
+              <w:instrText xml:space="preserve"> PAGEREF _Toc225777544 \h </w:instrText>
             </w:r>
             <w:r>
               <w:rPr>
@@ -893,7 +893,7 @@
               <w14:ligatures w14:val="standardContextual"/>
             </w:rPr>
           </w:pPr>
-          <w:hyperlink w:anchor="_Toc225688446" w:history="1">
+          <w:hyperlink w:anchor="_Toc225777545" w:history="1">
             <w:r>
               <w:rPr>
                 <w:rStyle w:val="Hyperlink"/>
@@ -936,7 +936,7 @@
                 <w:noProof/>
                 <w:webHidden/>
               </w:rPr>
-              <w:instrText xml:space="preserve"> PAGEREF _Toc225688446 \h </w:instrText>
+              <w:instrText xml:space="preserve"> PAGEREF _Toc225777545 \h </w:instrText>
             </w:r>
             <w:r>
               <w:rPr>
@@ -983,7 +983,7 @@
               <w14:ligatures w14:val="standardContextual"/>
             </w:rPr>
           </w:pPr>
-          <w:hyperlink w:anchor="_Toc225688447" w:history="1">
+          <w:hyperlink w:anchor="_Toc225777546" w:history="1">
             <w:r>
               <w:rPr>
                 <w:rStyle w:val="Hyperlink"/>
@@ -1010,7 +1010,7 @@
                 <w:noProof/>
                 <w:webHidden/>
               </w:rPr>
-              <w:instrText xml:space="preserve"> PAGEREF _Toc225688447 \h </w:instrText>
+              <w:instrText xml:space="preserve"> PAGEREF _Toc225777546 \h </w:instrText>
             </w:r>
             <w:r>
               <w:rPr>
@@ -1057,7 +1057,7 @@
               <w14:ligatures w14:val="standardContextual"/>
             </w:rPr>
           </w:pPr>
-          <w:hyperlink w:anchor="_Toc225688448" w:history="1">
+          <w:hyperlink w:anchor="_Toc225777547" w:history="1">
             <w:r>
               <w:rPr>
                 <w:rStyle w:val="Hyperlink"/>
@@ -1084,7 +1084,7 @@
                 <w:noProof/>
                 <w:webHidden/>
               </w:rPr>
-              <w:instrText xml:space="preserve"> PAGEREF _Toc225688448 \h </w:instrText>
+              <w:instrText xml:space="preserve"> PAGEREF _Toc225777547 \h </w:instrText>
             </w:r>
             <w:r>
               <w:rPr>
@@ -1131,7 +1131,7 @@
               <w14:ligatures w14:val="standardContextual"/>
             </w:rPr>
           </w:pPr>
-          <w:hyperlink w:anchor="_Toc225688449" w:history="1">
+          <w:hyperlink w:anchor="_Toc225777548" w:history="1">
             <w:r>
               <w:rPr>
                 <w:rStyle w:val="Hyperlink"/>
@@ -1158,7 +1158,7 @@
                 <w:noProof/>
                 <w:webHidden/>
               </w:rPr>
-              <w:instrText xml:space="preserve"> PAGEREF _Toc225688449 \h </w:instrText>
+              <w:instrText xml:space="preserve"> PAGEREF _Toc225777548 \h </w:instrText>
             </w:r>
             <w:r>
               <w:rPr>
@@ -1352,7 +1352,7 @@
         <w:pStyle w:val="Heading1"/>
       </w:pPr>
       <w:bookmarkStart w:id="0" w:name="προτεινόμενες-εκδόσεις"/>
-      <w:bookmarkStart w:id="1" w:name="_Toc225688435"/>
+      <w:bookmarkStart w:id="1" w:name="_Toc225777534"/>
       <w:r>
         <w:t>Προτεινόμενες εκδόσεις</w:t>
       </w:r>
@@ -1596,7 +1596,7 @@
         <w:pStyle w:val="Heading1"/>
       </w:pPr>
       <w:bookmarkStart w:id="2" w:name="τι-χρειάζεστε-πριν-ξεκινήσετε"/>
-      <w:bookmarkStart w:id="3" w:name="_Toc225688436"/>
+      <w:bookmarkStart w:id="3" w:name="_Toc225777535"/>
       <w:bookmarkEnd w:id="0"/>
       <w:r>
         <w:t>Τι χρειάζεστε πριν ξεκινήσετε</w:t>
@@ -1755,7 +1755,7 @@
         <w:pStyle w:val="Heading1"/>
       </w:pPr>
       <w:bookmarkStart w:id="4" w:name="Xf6ed197bb5615c093abcccebdc9cd421d7def80"/>
-      <w:bookmarkStart w:id="5" w:name="_Toc225688437"/>
+      <w:bookmarkStart w:id="5" w:name="_Toc225777536"/>
       <w:bookmarkEnd w:id="2"/>
       <w:r>
         <w:t>1. Έλεγχος Java, Spark και Hadoop στο WSL</w:t>
@@ -1967,7 +1967,7 @@
         <w:pStyle w:val="Heading1"/>
       </w:pPr>
       <w:bookmarkStart w:id="6" w:name="X73cd8c89c86af861047f3198af3facf81798a53"/>
-      <w:bookmarkStart w:id="7" w:name="_Toc225688438"/>
+      <w:bookmarkStart w:id="7" w:name="_Toc225777537"/>
       <w:bookmarkEnd w:id="4"/>
       <w:r>
         <w:lastRenderedPageBreak/>
@@ -2900,7 +2900,7 @@
         <w:pStyle w:val="Heading1"/>
       </w:pPr>
       <w:bookmarkStart w:id="8" w:name="X768724f0ecdae3eda656e9b5d29eeb0fcd0ce9f"/>
-      <w:bookmarkStart w:id="9" w:name="_Toc225688439"/>
+      <w:bookmarkStart w:id="9" w:name="_Toc225777538"/>
       <w:bookmarkEnd w:id="6"/>
       <w:r>
         <w:t>3. kubeconfig, kubectl και DNS</w:t>
@@ -3133,7 +3133,7 @@
         <w:pStyle w:val="Heading1"/>
       </w:pPr>
       <w:bookmarkStart w:id="10" w:name="X7af9bcb5de8c2b68fc10d59bb87981a4d17b9f6"/>
-      <w:bookmarkStart w:id="11" w:name="_Toc225688440"/>
+      <w:bookmarkStart w:id="11" w:name="_Toc225777539"/>
       <w:bookmarkEnd w:id="8"/>
       <w:r>
         <w:t>4. Ρύθμιση του Hadoop client</w:t>
@@ -3444,7 +3444,7 @@
         <w:pStyle w:val="Heading1"/>
       </w:pPr>
       <w:bookmarkStart w:id="12" w:name="X6d23b9fa4ae6e324776e7617d69fae5413f4315"/>
-      <w:bookmarkStart w:id="13" w:name="_Toc225688441"/>
+      <w:bookmarkStart w:id="13" w:name="_Toc225777540"/>
       <w:bookmarkEnd w:id="10"/>
       <w:r>
         <w:t xml:space="preserve">5. Προσωπικό </w:t>
@@ -3703,7 +3703,7 @@
         <w:pStyle w:val="Heading1"/>
       </w:pPr>
       <w:bookmarkStart w:id="14" w:name="X8a93fa19873296edebe569335d2fc5ff1c8d14e"/>
-      <w:bookmarkStart w:id="15" w:name="_Toc225688442"/>
+      <w:bookmarkStart w:id="15" w:name="_Toc225777541"/>
       <w:bookmarkEnd w:id="12"/>
       <w:r>
         <w:t>6. Πρώτη μεταφόρτωση στο HDFS</w:t>
@@ -4129,7 +4129,7 @@
         <w:pStyle w:val="Heading1"/>
       </w:pPr>
       <w:bookmarkStart w:id="16" w:name="X433d3aecd852bfd734749eece289d93d75272dc"/>
-      <w:bookmarkStart w:id="17" w:name="_Toc225688443"/>
+      <w:bookmarkStart w:id="17" w:name="_Toc225777542"/>
       <w:bookmarkEnd w:id="14"/>
       <w:r>
         <w:t xml:space="preserve">7. Πρώτο </w:t>
@@ -6716,7 +6716,7 @@
         <w:pStyle w:val="Heading1"/>
       </w:pPr>
       <w:bookmarkStart w:id="18" w:name="Xa00a42211ec1a07bcfb2b28b55e5b8e9baff4a4"/>
-      <w:bookmarkStart w:id="19" w:name="_Toc225688444"/>
+      <w:bookmarkStart w:id="19" w:name="_Toc225777543"/>
       <w:bookmarkEnd w:id="16"/>
       <w:r>
         <w:t>8. Παρακολούθηση της εκτέλεσης</w:t>
@@ -7142,7 +7142,7 @@
         <w:pStyle w:val="Heading1"/>
       </w:pPr>
       <w:bookmarkStart w:id="20" w:name="αντιμετώπιση-προβλημάτων"/>
-      <w:bookmarkStart w:id="21" w:name="_Toc225688445"/>
+      <w:bookmarkStart w:id="21" w:name="_Toc225777544"/>
       <w:bookmarkEnd w:id="18"/>
       <w:r>
         <w:t>Αντιμετώπιση προβλημάτων</w:t>
@@ -7154,7 +7154,7 @@
         <w:pStyle w:val="Heading2"/>
       </w:pPr>
       <w:bookmarkStart w:id="22" w:name="το-spark-submit-δεν-βρίσκει-τα-paths"/>
-      <w:bookmarkStart w:id="23" w:name="_Toc225688446"/>
+      <w:bookmarkStart w:id="23" w:name="_Toc225777545"/>
       <w:r>
         <w:t xml:space="preserve">Το </w:t>
       </w:r>
@@ -7318,7 +7318,7 @@
         <w:pStyle w:val="Heading2"/>
       </w:pPr>
       <w:bookmarkStart w:id="24" w:name="το-job-έτρεξε-τοπικά-αντί-για-kubernetes"/>
-      <w:bookmarkStart w:id="25" w:name="_Toc225688447"/>
+      <w:bookmarkStart w:id="25" w:name="_Toc225777546"/>
       <w:bookmarkEnd w:id="22"/>
       <w:r>
         <w:t>Το job έτρεξε τοπικά αντί για Kubernetes</w:t>
@@ -7492,7 +7492,7 @@
         <w:pStyle w:val="Heading2"/>
       </w:pPr>
       <w:bookmarkStart w:id="26" w:name="τα-hostnames-δεν-επιλύονται-από-το-wsl"/>
-      <w:bookmarkStart w:id="27" w:name="_Toc225688448"/>
+      <w:bookmarkStart w:id="27" w:name="_Toc225777547"/>
       <w:bookmarkEnd w:id="24"/>
       <w:r>
         <w:t>Τα hostnames δεν επιλύονται από το WSL</w:t>
@@ -7547,7 +7547,7 @@
         <w:pStyle w:val="Heading1"/>
       </w:pPr>
       <w:bookmarkStart w:id="28" w:name="τι-ακολουθεί"/>
-      <w:bookmarkStart w:id="29" w:name="_Toc225688449"/>
+      <w:bookmarkStart w:id="29" w:name="_Toc225777548"/>
       <w:bookmarkEnd w:id="20"/>
       <w:bookmarkEnd w:id="26"/>
       <w:r>
@@ -8034,7 +8034,7 @@
   <w:abstractNum w:abstractNumId="9" w15:restartNumberingAfterBreak="0">
     <w:nsid w:val="0000A990"/>
     <w:multiLevelType w:val="multilevel"/>
-    <w:tmpl w:val="937C7998"/>
+    <w:tmpl w:val="5846FD90"/>
     <w:lvl w:ilvl="0">
       <w:numFmt w:val="bullet"/>
       <w:lvlText w:val=" "/>
@@ -8111,7 +8111,7 @@
   <w:abstractNum w:abstractNumId="10" w15:restartNumberingAfterBreak="0">
     <w:nsid w:val="0000A991"/>
     <w:multiLevelType w:val="multilevel"/>
-    <w:tmpl w:val="E6FA8BAA"/>
+    <w:tmpl w:val="157CAC12"/>
     <w:lvl w:ilvl="0">
       <w:numFmt w:val="bullet"/>
       <w:lvlText w:val=""/>
@@ -8212,46 +8212,46 @@
       </w:rPr>
     </w:lvl>
   </w:abstractNum>
-  <w:num w:numId="1" w16cid:durableId="640186421">
+  <w:num w:numId="1" w16cid:durableId="1603731782">
     <w:abstractNumId w:val="8"/>
   </w:num>
-  <w:num w:numId="2" w16cid:durableId="963727591">
+  <w:num w:numId="2" w16cid:durableId="228619938">
     <w:abstractNumId w:val="6"/>
   </w:num>
-  <w:num w:numId="3" w16cid:durableId="947155632">
+  <w:num w:numId="3" w16cid:durableId="1785617694">
     <w:abstractNumId w:val="5"/>
   </w:num>
-  <w:num w:numId="4" w16cid:durableId="101649137">
+  <w:num w:numId="4" w16cid:durableId="1400640191">
     <w:abstractNumId w:val="4"/>
   </w:num>
-  <w:num w:numId="5" w16cid:durableId="117646331">
+  <w:num w:numId="5" w16cid:durableId="828600785">
     <w:abstractNumId w:val="7"/>
   </w:num>
-  <w:num w:numId="6" w16cid:durableId="637144792">
+  <w:num w:numId="6" w16cid:durableId="1568105583">
     <w:abstractNumId w:val="3"/>
   </w:num>
-  <w:num w:numId="7" w16cid:durableId="1844852062">
+  <w:num w:numId="7" w16cid:durableId="1111120753">
     <w:abstractNumId w:val="2"/>
   </w:num>
-  <w:num w:numId="8" w16cid:durableId="567032368">
+  <w:num w:numId="8" w16cid:durableId="1162696886">
     <w:abstractNumId w:val="1"/>
   </w:num>
-  <w:num w:numId="9" w16cid:durableId="688289066">
+  <w:num w:numId="9" w16cid:durableId="452289117">
     <w:abstractNumId w:val="0"/>
   </w:num>
-  <w:num w:numId="10" w16cid:durableId="907761550">
+  <w:num w:numId="10" w16cid:durableId="2052000777">
     <w:abstractNumId w:val="9"/>
   </w:num>
-  <w:num w:numId="11" w16cid:durableId="1818763542">
+  <w:num w:numId="11" w16cid:durableId="1600020652">
     <w:abstractNumId w:val="10"/>
   </w:num>
-  <w:num w:numId="12" w16cid:durableId="828984522">
+  <w:num w:numId="12" w16cid:durableId="855459988">
     <w:abstractNumId w:val="10"/>
   </w:num>
-  <w:num w:numId="13" w16cid:durableId="446169695">
+  <w:num w:numId="13" w16cid:durableId="709964280">
     <w:abstractNumId w:val="10"/>
   </w:num>
-  <w:num w:numId="14" w16cid:durableId="2075472382">
+  <w:num w:numId="14" w16cid:durableId="1831940736">
     <w:abstractNumId w:val="10"/>
   </w:num>
 </w:numbering>
@@ -20072,7 +20072,7 @@
     <w:autoRedefine/>
     <w:uiPriority w:val="39"/>
     <w:unhideWhenUsed/>
-    <w:rsid w:val="007744E6"/>
+    <w:rsid w:val="00090246"/>
     <w:pPr>
       <w:spacing w:after="100"/>
     </w:pPr>
@@ -20084,7 +20084,7 @@
     <w:autoRedefine/>
     <w:uiPriority w:val="39"/>
     <w:unhideWhenUsed/>
-    <w:rsid w:val="007744E6"/>
+    <w:rsid w:val="00090246"/>
     <w:pPr>
       <w:spacing w:after="100"/>
       <w:ind w:left="220"/>
@@ -20095,7 +20095,7 @@
     <w:basedOn w:val="DefaultParagraphFont"/>
     <w:uiPriority w:val="99"/>
     <w:unhideWhenUsed/>
-    <w:rsid w:val="007744E6"/>
+    <w:rsid w:val="00090246"/>
     <w:rPr>
       <w:color w:val="0000FF" w:themeColor="hyperlink"/>
       <w:u w:val="single"/>

--- a/odigoi/04_remote_spark_kubernetes.docx
+++ b/odigoi/04_remote_spark_kubernetes.docx
@@ -20,7 +20,7 @@
           <w:sz w:val="22"/>
           <w:szCs w:val="22"/>
         </w:rPr>
-        <w:id w:val="-1368438799"/>
+        <w:id w:val="1565980253"/>
         <w:docPartObj>
           <w:docPartGallery w:val="Table of Contents"/>
           <w:docPartUnique/>
@@ -61,7 +61,7 @@
           <w:r>
             <w:fldChar w:fldCharType="separate"/>
           </w:r>
-          <w:hyperlink w:anchor="_Toc225777534" w:history="1">
+          <w:hyperlink w:anchor="_Toc227785335" w:history="1">
             <w:r>
               <w:rPr>
                 <w:rStyle w:val="Hyperlink"/>
@@ -88,81 +88,7 @@
                 <w:noProof/>
                 <w:webHidden/>
               </w:rPr>
-              <w:instrText xml:space="preserve"> PAGEREF _Toc225777534 \h </w:instrText>
-            </w:r>
-            <w:r>
-              <w:rPr>
-                <w:noProof/>
-                <w:webHidden/>
-              </w:rPr>
-            </w:r>
-            <w:r>
-              <w:rPr>
-                <w:noProof/>
-                <w:webHidden/>
-              </w:rPr>
-              <w:fldChar w:fldCharType="separate"/>
-            </w:r>
-            <w:r>
-              <w:rPr>
-                <w:noProof/>
-                <w:webHidden/>
-              </w:rPr>
-              <w:t>1</w:t>
-            </w:r>
-            <w:r>
-              <w:rPr>
-                <w:noProof/>
-                <w:webHidden/>
-              </w:rPr>
-              <w:fldChar w:fldCharType="end"/>
-            </w:r>
-          </w:hyperlink>
-        </w:p>
-        <w:p>
-          <w:pPr>
-            <w:pStyle w:val="TOC1"/>
-            <w:tabs>
-              <w:tab w:val="right" w:leader="dot" w:pos="10530"/>
-            </w:tabs>
-            <w:rPr>
-              <w:rFonts w:asciiTheme="minorHAnsi" w:hAnsiTheme="minorHAnsi"/>
-              <w:noProof/>
-              <w:kern w:val="2"/>
-              <w:sz w:val="24"/>
-              <w:szCs w:val="24"/>
-              <w:lang w:val="el-GR" w:eastAsia="el-GR" w:bidi="he-IL"/>
-              <w14:ligatures w14:val="standardContextual"/>
-            </w:rPr>
-          </w:pPr>
-          <w:hyperlink w:anchor="_Toc225777535" w:history="1">
-            <w:r>
-              <w:rPr>
-                <w:rStyle w:val="Hyperlink"/>
-                <w:noProof/>
-              </w:rPr>
-              <w:t>Τι χρειάζεστε πριν ξεκινήσετε</w:t>
-            </w:r>
-            <w:r>
-              <w:rPr>
-                <w:noProof/>
-                <w:webHidden/>
-              </w:rPr>
-              <w:tab/>
-            </w:r>
-            <w:r>
-              <w:rPr>
-                <w:noProof/>
-                <w:webHidden/>
-              </w:rPr>
-              <w:fldChar w:fldCharType="begin"/>
-            </w:r>
-            <w:r>
-              <w:rPr>
-                <w:noProof/>
-                <w:webHidden/>
-              </w:rPr>
-              <w:instrText xml:space="preserve"> PAGEREF _Toc225777535 \h </w:instrText>
+              <w:instrText xml:space="preserve"> PAGEREF _Toc227785335 \h </w:instrText>
             </w:r>
             <w:r>
               <w:rPr>
@@ -209,13 +135,13 @@
               <w14:ligatures w14:val="standardContextual"/>
             </w:rPr>
           </w:pPr>
-          <w:hyperlink w:anchor="_Toc225777536" w:history="1">
+          <w:hyperlink w:anchor="_Toc227785336" w:history="1">
             <w:r>
               <w:rPr>
                 <w:rStyle w:val="Hyperlink"/>
                 <w:noProof/>
               </w:rPr>
-              <w:t>1. Έλεγχος Java, Spark και Hadoop στο WSL</w:t>
+              <w:t>Τι χρειάζεστε πριν ξεκινήσετε</w:t>
             </w:r>
             <w:r>
               <w:rPr>
@@ -236,7 +162,7 @@
                 <w:noProof/>
                 <w:webHidden/>
               </w:rPr>
-              <w:instrText xml:space="preserve"> PAGEREF _Toc225777536 \h </w:instrText>
+              <w:instrText xml:space="preserve"> PAGEREF _Toc227785336 \h </w:instrText>
             </w:r>
             <w:r>
               <w:rPr>
@@ -283,7 +209,81 @@
               <w14:ligatures w14:val="standardContextual"/>
             </w:rPr>
           </w:pPr>
-          <w:hyperlink w:anchor="_Toc225777537" w:history="1">
+          <w:hyperlink w:anchor="_Toc227785337" w:history="1">
+            <w:r>
+              <w:rPr>
+                <w:rStyle w:val="Hyperlink"/>
+                <w:noProof/>
+              </w:rPr>
+              <w:t>1. Έλεγχος Java, Spark και Hadoop στο WSL</w:t>
+            </w:r>
+            <w:r>
+              <w:rPr>
+                <w:noProof/>
+                <w:webHidden/>
+              </w:rPr>
+              <w:tab/>
+            </w:r>
+            <w:r>
+              <w:rPr>
+                <w:noProof/>
+                <w:webHidden/>
+              </w:rPr>
+              <w:fldChar w:fldCharType="begin"/>
+            </w:r>
+            <w:r>
+              <w:rPr>
+                <w:noProof/>
+                <w:webHidden/>
+              </w:rPr>
+              <w:instrText xml:space="preserve"> PAGEREF _Toc227785337 \h </w:instrText>
+            </w:r>
+            <w:r>
+              <w:rPr>
+                <w:noProof/>
+                <w:webHidden/>
+              </w:rPr>
+            </w:r>
+            <w:r>
+              <w:rPr>
+                <w:noProof/>
+                <w:webHidden/>
+              </w:rPr>
+              <w:fldChar w:fldCharType="separate"/>
+            </w:r>
+            <w:r>
+              <w:rPr>
+                <w:noProof/>
+                <w:webHidden/>
+              </w:rPr>
+              <w:t>2</w:t>
+            </w:r>
+            <w:r>
+              <w:rPr>
+                <w:noProof/>
+                <w:webHidden/>
+              </w:rPr>
+              <w:fldChar w:fldCharType="end"/>
+            </w:r>
+          </w:hyperlink>
+        </w:p>
+        <w:p>
+          <w:pPr>
+            <w:pStyle w:val="TOC1"/>
+            <w:tabs>
+              <w:tab w:val="right" w:leader="dot" w:pos="10530"/>
+            </w:tabs>
+            <w:rPr>
+              <w:rFonts w:asciiTheme="minorHAnsi" w:hAnsiTheme="minorHAnsi"/>
+              <w:noProof/>
+              <w:kern w:val="2"/>
+              <w:sz w:val="24"/>
+              <w:szCs w:val="24"/>
+              <w:lang w:val="el-GR" w:eastAsia="el-GR" w:bidi="he-IL"/>
+              <w14:ligatures w14:val="standardContextual"/>
+            </w:rPr>
+          </w:pPr>
+          <w:hyperlink w:anchor="_Toc227785338" w:history="1">
             <w:r>
               <w:rPr>
                 <w:rStyle w:val="Hyperlink"/>
@@ -310,7 +310,81 @@
                 <w:noProof/>
                 <w:webHidden/>
               </w:rPr>
-              <w:instrText xml:space="preserve"> PAGEREF _Toc225777537 \h </w:instrText>
+              <w:instrText xml:space="preserve"> PAGEREF _Toc227785338 \h </w:instrText>
+            </w:r>
+            <w:r>
+              <w:rPr>
+                <w:noProof/>
+                <w:webHidden/>
+              </w:rPr>
+            </w:r>
+            <w:r>
+              <w:rPr>
+                <w:noProof/>
+                <w:webHidden/>
+              </w:rPr>
+              <w:fldChar w:fldCharType="separate"/>
+            </w:r>
+            <w:r>
+              <w:rPr>
+                <w:noProof/>
+                <w:webHidden/>
+              </w:rPr>
+              <w:t>3</w:t>
+            </w:r>
+            <w:r>
+              <w:rPr>
+                <w:noProof/>
+                <w:webHidden/>
+              </w:rPr>
+              <w:fldChar w:fldCharType="end"/>
+            </w:r>
+          </w:hyperlink>
+        </w:p>
+        <w:p>
+          <w:pPr>
+            <w:pStyle w:val="TOC2"/>
+            <w:tabs>
+              <w:tab w:val="right" w:leader="dot" w:pos="10530"/>
+            </w:tabs>
+            <w:rPr>
+              <w:rFonts w:asciiTheme="minorHAnsi" w:hAnsiTheme="minorHAnsi"/>
+              <w:noProof/>
+              <w:kern w:val="2"/>
+              <w:sz w:val="24"/>
+              <w:szCs w:val="24"/>
+              <w:lang w:val="el-GR" w:eastAsia="el-GR" w:bidi="he-IL"/>
+              <w14:ligatures w14:val="standardContextual"/>
+            </w:rPr>
+          </w:pPr>
+          <w:hyperlink w:anchor="_Toc227785339" w:history="1">
+            <w:r>
+              <w:rPr>
+                <w:rStyle w:val="Hyperlink"/>
+                <w:noProof/>
+              </w:rPr>
+              <w:t>Ενεργοποίηση του περιβάλλοντος σε κάθε νέο shell</w:t>
+            </w:r>
+            <w:r>
+              <w:rPr>
+                <w:noProof/>
+                <w:webHidden/>
+              </w:rPr>
+              <w:tab/>
+            </w:r>
+            <w:r>
+              <w:rPr>
+                <w:noProof/>
+                <w:webHidden/>
+              </w:rPr>
+              <w:fldChar w:fldCharType="begin"/>
+            </w:r>
+            <w:r>
+              <w:rPr>
+                <w:noProof/>
+                <w:webHidden/>
+              </w:rPr>
+              <w:instrText xml:space="preserve"> PAGEREF _Toc227785339 \h </w:instrText>
             </w:r>
             <w:r>
               <w:rPr>
@@ -357,7 +431,7 @@
               <w14:ligatures w14:val="standardContextual"/>
             </w:rPr>
           </w:pPr>
-          <w:hyperlink w:anchor="_Toc225777538" w:history="1">
+          <w:hyperlink w:anchor="_Toc227785340" w:history="1">
             <w:r>
               <w:rPr>
                 <w:rStyle w:val="Hyperlink"/>
@@ -384,81 +458,7 @@
                 <w:noProof/>
                 <w:webHidden/>
               </w:rPr>
-              <w:instrText xml:space="preserve"> PAGEREF _Toc225777538 \h </w:instrText>
-            </w:r>
-            <w:r>
-              <w:rPr>
-                <w:noProof/>
-                <w:webHidden/>
-              </w:rPr>
-            </w:r>
-            <w:r>
-              <w:rPr>
-                <w:noProof/>
-                <w:webHidden/>
-              </w:rPr>
-              <w:fldChar w:fldCharType="separate"/>
-            </w:r>
-            <w:r>
-              <w:rPr>
-                <w:noProof/>
-                <w:webHidden/>
-              </w:rPr>
-              <w:t>3</w:t>
-            </w:r>
-            <w:r>
-              <w:rPr>
-                <w:noProof/>
-                <w:webHidden/>
-              </w:rPr>
-              <w:fldChar w:fldCharType="end"/>
-            </w:r>
-          </w:hyperlink>
-        </w:p>
-        <w:p>
-          <w:pPr>
-            <w:pStyle w:val="TOC1"/>
-            <w:tabs>
-              <w:tab w:val="right" w:leader="dot" w:pos="10530"/>
-            </w:tabs>
-            <w:rPr>
-              <w:rFonts w:asciiTheme="minorHAnsi" w:hAnsiTheme="minorHAnsi"/>
-              <w:noProof/>
-              <w:kern w:val="2"/>
-              <w:sz w:val="24"/>
-              <w:szCs w:val="24"/>
-              <w:lang w:val="el-GR" w:eastAsia="el-GR" w:bidi="he-IL"/>
-              <w14:ligatures w14:val="standardContextual"/>
-            </w:rPr>
-          </w:pPr>
-          <w:hyperlink w:anchor="_Toc225777539" w:history="1">
-            <w:r>
-              <w:rPr>
-                <w:rStyle w:val="Hyperlink"/>
-                <w:noProof/>
-              </w:rPr>
-              <w:t>4. Ρύθμιση του Hadoop client</w:t>
-            </w:r>
-            <w:r>
-              <w:rPr>
-                <w:noProof/>
-                <w:webHidden/>
-              </w:rPr>
-              <w:tab/>
-            </w:r>
-            <w:r>
-              <w:rPr>
-                <w:noProof/>
-                <w:webHidden/>
-              </w:rPr>
-              <w:fldChar w:fldCharType="begin"/>
-            </w:r>
-            <w:r>
-              <w:rPr>
-                <w:noProof/>
-                <w:webHidden/>
-              </w:rPr>
-              <w:instrText xml:space="preserve"> PAGEREF _Toc225777539 \h </w:instrText>
+              <w:instrText xml:space="preserve"> PAGEREF _Toc227785340 \h </w:instrText>
             </w:r>
             <w:r>
               <w:rPr>
@@ -505,22 +505,13 @@
               <w14:ligatures w14:val="standardContextual"/>
             </w:rPr>
           </w:pPr>
-          <w:hyperlink w:anchor="_Toc225777540" w:history="1">
+          <w:hyperlink w:anchor="_Toc227785341" w:history="1">
             <w:r>
               <w:rPr>
                 <w:rStyle w:val="Hyperlink"/>
                 <w:noProof/>
               </w:rPr>
-              <w:t xml:space="preserve">5. Προσωπικό </w:t>
-            </w:r>
-            <w:r>
-              <w:rPr>
-                <w:rStyle w:val="Hyperlink"/>
-                <w:rFonts w:ascii="Courier New" w:hAnsi="Courier New"/>
-                <w:noProof/>
-                <w:shd w:val="clear" w:color="auto" w:fill="EDEDED"/>
-              </w:rPr>
-              <w:t>spark-defaults.conf</w:t>
+              <w:t>4. Ρύθμιση του Hadoop client</w:t>
             </w:r>
             <w:r>
               <w:rPr>
@@ -541,7 +532,7 @@
                 <w:noProof/>
                 <w:webHidden/>
               </w:rPr>
-              <w:instrText xml:space="preserve"> PAGEREF _Toc225777540 \h </w:instrText>
+              <w:instrText xml:space="preserve"> PAGEREF _Toc227785341 \h </w:instrText>
             </w:r>
             <w:r>
               <w:rPr>
@@ -588,7 +579,90 @@
               <w14:ligatures w14:val="standardContextual"/>
             </w:rPr>
           </w:pPr>
-          <w:hyperlink w:anchor="_Toc225777541" w:history="1">
+          <w:hyperlink w:anchor="_Toc227785342" w:history="1">
+            <w:r>
+              <w:rPr>
+                <w:rStyle w:val="Hyperlink"/>
+                <w:noProof/>
+              </w:rPr>
+              <w:t xml:space="preserve">5. Προσωπικό </w:t>
+            </w:r>
+            <w:r>
+              <w:rPr>
+                <w:rStyle w:val="Hyperlink"/>
+                <w:rFonts w:ascii="Courier New" w:hAnsi="Courier New"/>
+                <w:noProof/>
+                <w:shd w:val="clear" w:color="auto" w:fill="EDEDED"/>
+              </w:rPr>
+              <w:t>spark-defaults.conf</w:t>
+            </w:r>
+            <w:r>
+              <w:rPr>
+                <w:noProof/>
+                <w:webHidden/>
+              </w:rPr>
+              <w:tab/>
+            </w:r>
+            <w:r>
+              <w:rPr>
+                <w:noProof/>
+                <w:webHidden/>
+              </w:rPr>
+              <w:fldChar w:fldCharType="begin"/>
+            </w:r>
+            <w:r>
+              <w:rPr>
+                <w:noProof/>
+                <w:webHidden/>
+              </w:rPr>
+              <w:instrText xml:space="preserve"> PAGEREF _Toc227785342 \h </w:instrText>
+            </w:r>
+            <w:r>
+              <w:rPr>
+                <w:noProof/>
+                <w:webHidden/>
+              </w:rPr>
+            </w:r>
+            <w:r>
+              <w:rPr>
+                <w:noProof/>
+                <w:webHidden/>
+              </w:rPr>
+              <w:fldChar w:fldCharType="separate"/>
+            </w:r>
+            <w:r>
+              <w:rPr>
+                <w:noProof/>
+                <w:webHidden/>
+              </w:rPr>
+              <w:t>4</w:t>
+            </w:r>
+            <w:r>
+              <w:rPr>
+                <w:noProof/>
+                <w:webHidden/>
+              </w:rPr>
+              <w:fldChar w:fldCharType="end"/>
+            </w:r>
+          </w:hyperlink>
+        </w:p>
+        <w:p>
+          <w:pPr>
+            <w:pStyle w:val="TOC1"/>
+            <w:tabs>
+              <w:tab w:val="right" w:leader="dot" w:pos="10530"/>
+            </w:tabs>
+            <w:rPr>
+              <w:rFonts w:asciiTheme="minorHAnsi" w:hAnsiTheme="minorHAnsi"/>
+              <w:noProof/>
+              <w:kern w:val="2"/>
+              <w:sz w:val="24"/>
+              <w:szCs w:val="24"/>
+              <w:lang w:val="el-GR" w:eastAsia="el-GR" w:bidi="he-IL"/>
+              <w14:ligatures w14:val="standardContextual"/>
+            </w:rPr>
+          </w:pPr>
+          <w:hyperlink w:anchor="_Toc227785343" w:history="1">
             <w:r>
               <w:rPr>
                 <w:rStyle w:val="Hyperlink"/>
@@ -615,7 +689,7 @@
                 <w:noProof/>
                 <w:webHidden/>
               </w:rPr>
-              <w:instrText xml:space="preserve"> PAGEREF _Toc225777541 \h </w:instrText>
+              <w:instrText xml:space="preserve"> PAGEREF _Toc227785343 \h </w:instrText>
             </w:r>
             <w:r>
               <w:rPr>
@@ -662,7 +736,7 @@
               <w14:ligatures w14:val="standardContextual"/>
             </w:rPr>
           </w:pPr>
-          <w:hyperlink w:anchor="_Toc225777542" w:history="1">
+          <w:hyperlink w:anchor="_Toc227785344" w:history="1">
             <w:r>
               <w:rPr>
                 <w:rStyle w:val="Hyperlink"/>
@@ -698,7 +772,7 @@
                 <w:noProof/>
                 <w:webHidden/>
               </w:rPr>
-              <w:instrText xml:space="preserve"> PAGEREF _Toc225777542 \h </w:instrText>
+              <w:instrText xml:space="preserve"> PAGEREF _Toc227785344 \h </w:instrText>
             </w:r>
             <w:r>
               <w:rPr>
@@ -745,7 +819,7 @@
               <w14:ligatures w14:val="standardContextual"/>
             </w:rPr>
           </w:pPr>
-          <w:hyperlink w:anchor="_Toc225777543" w:history="1">
+          <w:hyperlink w:anchor="_Toc227785345" w:history="1">
             <w:r>
               <w:rPr>
                 <w:rStyle w:val="Hyperlink"/>
@@ -772,7 +846,7 @@
                 <w:noProof/>
                 <w:webHidden/>
               </w:rPr>
-              <w:instrText xml:space="preserve"> PAGEREF _Toc225777543 \h </w:instrText>
+              <w:instrText xml:space="preserve"> PAGEREF _Toc227785345 \h </w:instrText>
             </w:r>
             <w:r>
               <w:rPr>
@@ -819,7 +893,7 @@
               <w14:ligatures w14:val="standardContextual"/>
             </w:rPr>
           </w:pPr>
-          <w:hyperlink w:anchor="_Toc225777544" w:history="1">
+          <w:hyperlink w:anchor="_Toc227785346" w:history="1">
             <w:r>
               <w:rPr>
                 <w:rStyle w:val="Hyperlink"/>
@@ -846,7 +920,7 @@
                 <w:noProof/>
                 <w:webHidden/>
               </w:rPr>
-              <w:instrText xml:space="preserve"> PAGEREF _Toc225777544 \h </w:instrText>
+              <w:instrText xml:space="preserve"> PAGEREF _Toc227785346 \h </w:instrText>
             </w:r>
             <w:r>
               <w:rPr>
@@ -866,7 +940,7 @@
                 <w:noProof/>
                 <w:webHidden/>
               </w:rPr>
-              <w:t>7</w:t>
+              <w:t>8</w:t>
             </w:r>
             <w:r>
               <w:rPr>
@@ -893,7 +967,7 @@
               <w14:ligatures w14:val="standardContextual"/>
             </w:rPr>
           </w:pPr>
-          <w:hyperlink w:anchor="_Toc225777545" w:history="1">
+          <w:hyperlink w:anchor="_Toc227785347" w:history="1">
             <w:r>
               <w:rPr>
                 <w:rStyle w:val="Hyperlink"/>
@@ -936,7 +1010,7 @@
                 <w:noProof/>
                 <w:webHidden/>
               </w:rPr>
-              <w:instrText xml:space="preserve"> PAGEREF _Toc225777545 \h </w:instrText>
+              <w:instrText xml:space="preserve"> PAGEREF _Toc227785347 \h </w:instrText>
             </w:r>
             <w:r>
               <w:rPr>
@@ -956,7 +1030,7 @@
                 <w:noProof/>
                 <w:webHidden/>
               </w:rPr>
-              <w:t>7</w:t>
+              <w:t>8</w:t>
             </w:r>
             <w:r>
               <w:rPr>
@@ -983,7 +1057,7 @@
               <w14:ligatures w14:val="standardContextual"/>
             </w:rPr>
           </w:pPr>
-          <w:hyperlink w:anchor="_Toc225777546" w:history="1">
+          <w:hyperlink w:anchor="_Toc227785348" w:history="1">
             <w:r>
               <w:rPr>
                 <w:rStyle w:val="Hyperlink"/>
@@ -1010,7 +1084,7 @@
                 <w:noProof/>
                 <w:webHidden/>
               </w:rPr>
-              <w:instrText xml:space="preserve"> PAGEREF _Toc225777546 \h </w:instrText>
+              <w:instrText xml:space="preserve"> PAGEREF _Toc227785348 \h </w:instrText>
             </w:r>
             <w:r>
               <w:rPr>
@@ -1030,7 +1104,7 @@
                 <w:noProof/>
                 <w:webHidden/>
               </w:rPr>
-              <w:t>7</w:t>
+              <w:t>8</w:t>
             </w:r>
             <w:r>
               <w:rPr>
@@ -1057,7 +1131,7 @@
               <w14:ligatures w14:val="standardContextual"/>
             </w:rPr>
           </w:pPr>
-          <w:hyperlink w:anchor="_Toc225777547" w:history="1">
+          <w:hyperlink w:anchor="_Toc227785349" w:history="1">
             <w:r>
               <w:rPr>
                 <w:rStyle w:val="Hyperlink"/>
@@ -1084,7 +1158,7 @@
                 <w:noProof/>
                 <w:webHidden/>
               </w:rPr>
-              <w:instrText xml:space="preserve"> PAGEREF _Toc225777547 \h </w:instrText>
+              <w:instrText xml:space="preserve"> PAGEREF _Toc227785349 \h </w:instrText>
             </w:r>
             <w:r>
               <w:rPr>
@@ -1104,7 +1178,7 @@
                 <w:noProof/>
                 <w:webHidden/>
               </w:rPr>
-              <w:t>7</w:t>
+              <w:t>8</w:t>
             </w:r>
             <w:r>
               <w:rPr>
@@ -1131,7 +1205,7 @@
               <w14:ligatures w14:val="standardContextual"/>
             </w:rPr>
           </w:pPr>
-          <w:hyperlink w:anchor="_Toc225777548" w:history="1">
+          <w:hyperlink w:anchor="_Toc227785350" w:history="1">
             <w:r>
               <w:rPr>
                 <w:rStyle w:val="Hyperlink"/>
@@ -1158,7 +1232,7 @@
                 <w:noProof/>
                 <w:webHidden/>
               </w:rPr>
-              <w:instrText xml:space="preserve"> PAGEREF _Toc225777548 \h </w:instrText>
+              <w:instrText xml:space="preserve"> PAGEREF _Toc227785350 \h </w:instrText>
             </w:r>
             <w:r>
               <w:rPr>
@@ -1352,8 +1426,9 @@
         <w:pStyle w:val="Heading1"/>
       </w:pPr>
       <w:bookmarkStart w:id="0" w:name="προτεινόμενες-εκδόσεις"/>
-      <w:bookmarkStart w:id="1" w:name="_Toc225777534"/>
-      <w:r>
+      <w:bookmarkStart w:id="1" w:name="_Toc227785335"/>
+      <w:r>
+        <w:lastRenderedPageBreak/>
         <w:t>Προτεινόμενες εκδόσεις</w:t>
       </w:r>
       <w:bookmarkEnd w:id="1"/>
@@ -1382,7 +1457,6 @@
           </w:tcPr>
           <w:p>
             <w:r>
-              <w:lastRenderedPageBreak/>
               <w:t>Συστατικό</w:t>
             </w:r>
           </w:p>
@@ -1596,7 +1670,7 @@
         <w:pStyle w:val="Heading1"/>
       </w:pPr>
       <w:bookmarkStart w:id="2" w:name="τι-χρειάζεστε-πριν-ξεκινήσετε"/>
-      <w:bookmarkStart w:id="3" w:name="_Toc225777535"/>
+      <w:bookmarkStart w:id="3" w:name="_Toc227785336"/>
       <w:bookmarkEnd w:id="0"/>
       <w:r>
         <w:t>Τι χρειάζεστε πριν ξεκινήσετε</w:t>
@@ -1755,7 +1829,7 @@
         <w:pStyle w:val="Heading1"/>
       </w:pPr>
       <w:bookmarkStart w:id="4" w:name="Xf6ed197bb5615c093abcccebdc9cd421d7def80"/>
-      <w:bookmarkStart w:id="5" w:name="_Toc225777536"/>
+      <w:bookmarkStart w:id="5" w:name="_Toc227785337"/>
       <w:bookmarkEnd w:id="2"/>
       <w:r>
         <w:t>1. Έλεγχος Java, Spark και Hadoop στο WSL</w:t>
@@ -1900,6 +1974,7 @@
         <w:rPr>
           <w:rStyle w:val="ExtensionTok"/>
         </w:rPr>
+        <w:lastRenderedPageBreak/>
         <w:t>spark-submit</w:t>
       </w:r>
       <w:r>
@@ -1967,10 +2042,9 @@
         <w:pStyle w:val="Heading1"/>
       </w:pPr>
       <w:bookmarkStart w:id="6" w:name="X73cd8c89c86af861047f3198af3facf81798a53"/>
-      <w:bookmarkStart w:id="7" w:name="_Toc225777537"/>
+      <w:bookmarkStart w:id="7" w:name="_Toc227785338"/>
       <w:bookmarkEnd w:id="4"/>
       <w:r>
-        <w:lastRenderedPageBreak/>
         <w:t>2. Κοινό αρχείο περιβάλλοντος στο WSL</w:t>
       </w:r>
       <w:bookmarkEnd w:id="7"/>
@@ -2406,6 +2480,39 @@
         <w:rPr>
           <w:rStyle w:val="VariableTok"/>
         </w:rPr>
+        <w:t>VDCLOUD_USER</w:t>
+      </w:r>
+      <w:r>
+        <w:rPr>
+          <w:rStyle w:val="OperatorTok"/>
+        </w:rPr>
+        <w:t>=</w:t>
+      </w:r>
+      <w:r>
+        <w:rPr>
+          <w:rStyle w:val="StringTok"/>
+        </w:rPr>
+        <w:t>"your_vdcloud_username"</w:t>
+      </w:r>
+      <w:r>
+        <w:br/>
+      </w:r>
+      <w:r>
+        <w:rPr>
+          <w:rStyle w:val="BuiltInTok"/>
+        </w:rPr>
+        <w:t>export</w:t>
+      </w:r>
+      <w:r>
+        <w:rPr>
+          <w:rStyle w:val="NormalTok"/>
+        </w:rPr>
+        <w:t xml:space="preserve"> </w:t>
+      </w:r>
+      <w:r>
+        <w:rPr>
+          <w:rStyle w:val="VariableTok"/>
+        </w:rPr>
         <w:t>HADOOP_USER_NAME</w:t>
       </w:r>
       <w:r>
@@ -2424,7 +2531,7 @@
         <w:rPr>
           <w:rStyle w:val="VariableTok"/>
         </w:rPr>
-        <w:t>$USER</w:t>
+        <w:t>$VDCLOUD_USER</w:t>
       </w:r>
       <w:r>
         <w:rPr>
@@ -2435,1212 +2542,42 @@
     </w:p>
     <w:p>
       <w:r>
-        <w:t xml:space="preserve">Στη συνέχεια φορτώστε το ίδιο αρχείο τόσο από το </w:t>
+        <w:rPr>
+          <w:b/>
+          <w:bCs/>
+        </w:rPr>
+        <w:t>Σημαντικό:</w:t>
+      </w:r>
+      <w:r>
+        <w:t xml:space="preserve"> Αντικαταστήστε το </w:t>
       </w:r>
       <w:r>
         <w:rPr>
           <w:rStyle w:val="VerbatimChar"/>
         </w:rPr>
-        <w:t>~/.profile</w:t>
-      </w:r>
-      <w:r>
-        <w:t xml:space="preserve"> όσο και από το </w:t>
-      </w:r>
-      <w:r>
-        <w:rPr>
-          <w:rStyle w:val="VerbatimChar"/>
-        </w:rPr>
-        <w:t>~/.bashrc</w:t>
-      </w:r>
-      <w:r>
-        <w:t>.</w:t>
+        <w:t>your_vdcloud_username</w:t>
+      </w:r>
+      <w:r>
+        <w:t xml:space="preserve"> </w:t>
+      </w:r>
+      <w:r>
+        <w:t>με το username που σας απέδωσε το εργαστήριο (αυτό που αναγράφεται στο email σύνδεσης). Το username αυτό μπορεί να διαφέρει από το Linux username του WSL σας και χρησιμοποιείται για HDFS paths και Kubernetes namespaces.</w:t>
       </w:r>
     </w:p>
     <w:p>
       <w:pPr>
-        <w:pStyle w:val="BodyText"/>
+        <w:pStyle w:val="Heading2"/>
       </w:pPr>
-      <w:r>
-        <w:t xml:space="preserve">Στο </w:t>
-      </w:r>
-      <w:r>
-        <w:rPr>
-          <w:rStyle w:val="VerbatimChar"/>
-        </w:rPr>
-        <w:t>~/.profile</w:t>
-      </w:r>
-      <w:r>
-        <w:t>:</w:t>
-      </w:r>
-    </w:p>
-    <w:p>
-      <w:pPr>
-        <w:pStyle w:val="SourceCode"/>
-      </w:pPr>
-      <w:r>
-        <w:rPr>
-          <w:rStyle w:val="ControlFlowTok"/>
-        </w:rPr>
-        <w:t>if</w:t>
-      </w:r>
-      <w:r>
-        <w:rPr>
-          <w:rStyle w:val="NormalTok"/>
-        </w:rPr>
-        <w:t xml:space="preserve"> </w:t>
-      </w:r>
-      <w:r>
-        <w:rPr>
-          <w:rStyle w:val="BuiltInTok"/>
-        </w:rPr>
-        <w:t>[</w:t>
-      </w:r>
-      <w:r>
-        <w:rPr>
-          <w:rStyle w:val="NormalTok"/>
-        </w:rPr>
-        <w:t xml:space="preserve"> </w:t>
-      </w:r>
-      <w:r>
-        <w:rPr>
-          <w:rStyle w:val="OtherTok"/>
-        </w:rPr>
-        <w:t>-f</w:t>
-      </w:r>
-      <w:r>
-        <w:rPr>
-          <w:rStyle w:val="NormalTok"/>
-        </w:rPr>
-        <w:t xml:space="preserve"> </w:t>
-      </w:r>
-      <w:r>
-        <w:rPr>
-          <w:rStyle w:val="StringTok"/>
-        </w:rPr>
-        <w:t>"</w:t>
-      </w:r>
-      <w:r>
-        <w:rPr>
-          <w:rStyle w:val="VariableTok"/>
-        </w:rPr>
-        <w:t>$HOME</w:t>
-      </w:r>
-      <w:r>
-        <w:rPr>
-          <w:rStyle w:val="StringTok"/>
-        </w:rPr>
-        <w:t>/bigdata-env.sh"</w:t>
-      </w:r>
-      <w:r>
-        <w:rPr>
-          <w:rStyle w:val="NormalTok"/>
-        </w:rPr>
-        <w:t xml:space="preserve"> </w:t>
-      </w:r>
-      <w:r>
-        <w:rPr>
-          <w:rStyle w:val="BuiltInTok"/>
-        </w:rPr>
-        <w:t>]</w:t>
-      </w:r>
-      <w:r>
-        <w:rPr>
-          <w:rStyle w:val="KeywordTok"/>
-        </w:rPr>
-        <w:t>;</w:t>
-      </w:r>
-      <w:r>
-        <w:rPr>
-          <w:rStyle w:val="NormalTok"/>
-        </w:rPr>
-        <w:t xml:space="preserve"> </w:t>
-      </w:r>
-      <w:r>
-        <w:rPr>
-          <w:rStyle w:val="ControlFlowTok"/>
-        </w:rPr>
-        <w:t>then</w:t>
-      </w:r>
-      <w:r>
-        <w:br/>
-      </w:r>
-      <w:r>
-        <w:rPr>
-          <w:rStyle w:val="NormalTok"/>
-        </w:rPr>
-        <w:t xml:space="preserve">    </w:t>
-      </w:r>
-      <w:r>
-        <w:rPr>
-          <w:rStyle w:val="BuiltInTok"/>
-        </w:rPr>
-        <w:t>.</w:t>
-      </w:r>
-      <w:r>
-        <w:rPr>
-          <w:rStyle w:val="NormalTok"/>
-        </w:rPr>
-        <w:t xml:space="preserve"> </w:t>
-      </w:r>
-      <w:r>
-        <w:rPr>
-          <w:rStyle w:val="StringTok"/>
-        </w:rPr>
-        <w:t>"</w:t>
-      </w:r>
-      <w:r>
-        <w:rPr>
-          <w:rStyle w:val="VariableTok"/>
-        </w:rPr>
-        <w:t>$HOME</w:t>
-      </w:r>
-      <w:r>
-        <w:rPr>
-          <w:rStyle w:val="StringTok"/>
-        </w:rPr>
-        <w:t>/bigdata-env.sh"</w:t>
-      </w:r>
-      <w:r>
-        <w:br/>
-      </w:r>
-      <w:r>
-        <w:rPr>
-          <w:rStyle w:val="ControlFlowTok"/>
-        </w:rPr>
-        <w:t>fi</w:t>
-      </w:r>
-    </w:p>
-    <w:p>
-      <w:r>
-        <w:t xml:space="preserve">Στο </w:t>
-      </w:r>
-      <w:r>
-        <w:rPr>
-          <w:rStyle w:val="VerbatimChar"/>
-        </w:rPr>
-        <w:t>~/.bashrc</w:t>
-      </w:r>
-      <w:r>
-        <w:t xml:space="preserve">, βάλτε το ίδιο snippet πριν από το early </w:t>
-      </w:r>
-      <w:r>
-        <w:rPr>
-          <w:rStyle w:val="VerbatimChar"/>
-        </w:rPr>
-        <w:t>return</w:t>
-      </w:r>
-      <w:r>
-        <w:t xml:space="preserve"> του non-interactive shell.</w:t>
-      </w:r>
-    </w:p>
-    <w:p>
-      <w:pPr>
-        <w:pStyle w:val="BodyText"/>
-      </w:pPr>
-      <w:r>
-        <w:t>Τέλος:</w:t>
-      </w:r>
-    </w:p>
-    <w:p>
-      <w:pPr>
-        <w:pStyle w:val="SourceCode"/>
-      </w:pPr>
-      <w:r>
-        <w:rPr>
-          <w:rStyle w:val="BuiltInTok"/>
-        </w:rPr>
-        <w:t>.</w:t>
-      </w:r>
-      <w:r>
-        <w:rPr>
-          <w:rStyle w:val="NormalTok"/>
-        </w:rPr>
-        <w:t xml:space="preserve"> ~/.profile</w:t>
-      </w:r>
-    </w:p>
-    <w:p>
-      <w:r>
-        <w:t>και έλεγξε:</w:t>
-      </w:r>
-    </w:p>
-    <w:p>
-      <w:pPr>
-        <w:pStyle w:val="SourceCode"/>
-      </w:pPr>
-      <w:r>
-        <w:rPr>
-          <w:rStyle w:val="ExtensionTok"/>
-        </w:rPr>
-        <w:t>deactivate</w:t>
-      </w:r>
-      <w:r>
-        <w:rPr>
-          <w:rStyle w:val="NormalTok"/>
-        </w:rPr>
-        <w:t xml:space="preserve"> </w:t>
-      </w:r>
-      <w:r>
-        <w:rPr>
-          <w:rStyle w:val="DecValTok"/>
-        </w:rPr>
-        <w:t>2</w:t>
-      </w:r>
-      <w:r>
-        <w:rPr>
-          <w:rStyle w:val="OperatorTok"/>
-        </w:rPr>
-        <w:t>&gt;</w:t>
-      </w:r>
-      <w:r>
-        <w:rPr>
-          <w:rStyle w:val="NormalTok"/>
-        </w:rPr>
-        <w:t xml:space="preserve">/dev/null </w:t>
-      </w:r>
-      <w:r>
-        <w:rPr>
-          <w:rStyle w:val="KeywordTok"/>
-        </w:rPr>
-        <w:t>||</w:t>
-      </w:r>
-      <w:r>
-        <w:rPr>
-          <w:rStyle w:val="NormalTok"/>
-        </w:rPr>
-        <w:t xml:space="preserve"> </w:t>
-      </w:r>
-      <w:r>
-        <w:rPr>
-          <w:rStyle w:val="FunctionTok"/>
-        </w:rPr>
-        <w:t>true</w:t>
-      </w:r>
-      <w:r>
-        <w:br/>
-      </w:r>
-      <w:r>
-        <w:rPr>
-          <w:rStyle w:val="BuiltInTok"/>
-        </w:rPr>
-        <w:t>source</w:t>
-      </w:r>
-      <w:r>
-        <w:rPr>
-          <w:rStyle w:val="NormalTok"/>
-        </w:rPr>
-        <w:t xml:space="preserve"> ~/bigdata-env.sh</w:t>
-      </w:r>
-      <w:r>
-        <w:br/>
-      </w:r>
-      <w:r>
-        <w:rPr>
-          <w:rStyle w:val="BuiltInTok"/>
-        </w:rPr>
-        <w:t>hash</w:t>
-      </w:r>
-      <w:r>
-        <w:rPr>
-          <w:rStyle w:val="NormalTok"/>
-        </w:rPr>
-        <w:t xml:space="preserve"> </w:t>
-      </w:r>
-      <w:r>
-        <w:rPr>
-          <w:rStyle w:val="AttributeTok"/>
-        </w:rPr>
-        <w:t>-r</w:t>
-      </w:r>
-      <w:r>
-        <w:br/>
-      </w:r>
-      <w:r>
-        <w:rPr>
-          <w:rStyle w:val="BuiltInTok"/>
-        </w:rPr>
-        <w:t>command</w:t>
-      </w:r>
-      <w:r>
-        <w:rPr>
-          <w:rStyle w:val="NormalTok"/>
-        </w:rPr>
-        <w:t xml:space="preserve"> </w:t>
-      </w:r>
-      <w:r>
-        <w:rPr>
-          <w:rStyle w:val="AttributeTok"/>
-        </w:rPr>
-        <w:t>-v</w:t>
-      </w:r>
-      <w:r>
-        <w:rPr>
-          <w:rStyle w:val="NormalTok"/>
-        </w:rPr>
-        <w:t xml:space="preserve"> spark-submit</w:t>
-      </w:r>
-      <w:r>
-        <w:br/>
-      </w:r>
-      <w:r>
-        <w:rPr>
-          <w:rStyle w:val="BuiltInTok"/>
-        </w:rPr>
-        <w:t>command</w:t>
-      </w:r>
-      <w:r>
-        <w:rPr>
-          <w:rStyle w:val="NormalTok"/>
-        </w:rPr>
-        <w:t xml:space="preserve"> </w:t>
-      </w:r>
-      <w:r>
-        <w:rPr>
-          <w:rStyle w:val="AttributeTok"/>
-        </w:rPr>
-        <w:t>-v</w:t>
-      </w:r>
-      <w:r>
-        <w:rPr>
-          <w:rStyle w:val="NormalTok"/>
-        </w:rPr>
-        <w:t xml:space="preserve"> hdfs</w:t>
-      </w:r>
-      <w:r>
-        <w:br/>
-      </w:r>
-      <w:r>
-        <w:rPr>
-          <w:rStyle w:val="ExtensionTok"/>
-        </w:rPr>
-        <w:t>java</w:t>
-      </w:r>
-      <w:r>
-        <w:rPr>
-          <w:rStyle w:val="NormalTok"/>
-        </w:rPr>
-        <w:t xml:space="preserve"> </w:t>
-      </w:r>
-      <w:r>
-        <w:rPr>
-          <w:rStyle w:val="AttributeTok"/>
-        </w:rPr>
-        <w:t>-version</w:t>
-      </w:r>
-      <w:r>
-        <w:br/>
-      </w:r>
-      <w:r>
-        <w:rPr>
-          <w:rStyle w:val="ExtensionTok"/>
-        </w:rPr>
-        <w:t>spark-submit</w:t>
-      </w:r>
-      <w:r>
-        <w:rPr>
-          <w:rStyle w:val="NormalTok"/>
-        </w:rPr>
-        <w:t xml:space="preserve"> </w:t>
-      </w:r>
-      <w:r>
-        <w:rPr>
-          <w:rStyle w:val="AttributeTok"/>
-        </w:rPr>
-        <w:t>--version</w:t>
-      </w:r>
-      <w:r>
-        <w:br/>
-      </w:r>
-      <w:r>
-        <w:rPr>
-          <w:rStyle w:val="ExtensionTok"/>
-        </w:rPr>
-        <w:t>hadoop</w:t>
-      </w:r>
-      <w:r>
-        <w:rPr>
-          <w:rStyle w:val="NormalTok"/>
-        </w:rPr>
-        <w:t xml:space="preserve"> version</w:t>
-      </w:r>
-    </w:p>
-    <w:p>
-      <w:r>
-        <w:t xml:space="preserve">Το </w:t>
-      </w:r>
-      <w:r>
-        <w:rPr>
-          <w:rStyle w:val="VerbatimChar"/>
-        </w:rPr>
-        <w:t>command -v spark-submit</w:t>
-      </w:r>
-      <w:r>
-        <w:t xml:space="preserve"> πρέπει να δείχνει στην εγκατάσταση Spark του WSL, π.χ. </w:t>
-      </w:r>
-      <w:r>
-        <w:rPr>
-          <w:rStyle w:val="VerbatimChar"/>
-        </w:rPr>
-        <w:t>/home/$USER/spark-3.5.8-bin-hadoop3/bin/spark-submit</w:t>
-      </w:r>
-      <w:r>
-        <w:t xml:space="preserve">. Αν δείχνει σε </w:t>
-      </w:r>
-      <w:r>
-        <w:rPr>
-          <w:rStyle w:val="VerbatimChar"/>
-        </w:rPr>
-        <w:t>.venv/bin/spark-submit</w:t>
-      </w:r>
-      <w:r>
-        <w:t>, τότε είστε ακόμη στο τοπικό Python περιβάλλον και το submit δεν θα πάει στη συστοιχία Kubernetes όπως περιμένετε.</w:t>
-      </w:r>
-    </w:p>
-    <w:p>
-      <w:pPr>
-        <w:pStyle w:val="Heading1"/>
-      </w:pPr>
-      <w:bookmarkStart w:id="8" w:name="X768724f0ecdae3eda656e9b5d29eeb0fcd0ce9f"/>
-      <w:bookmarkStart w:id="9" w:name="_Toc225777538"/>
-      <w:bookmarkEnd w:id="6"/>
-      <w:r>
-        <w:t>3. kubeconfig, kubectl και DNS</w:t>
+      <w:bookmarkStart w:id="8" w:name="Xf2461b396d2f66e5cae6b31654ed7817042e538"/>
+      <w:bookmarkStart w:id="9" w:name="_Toc227785339"/>
+      <w:r>
+        <w:t>Ενεργοποίηση του περιβάλλοντος σε κάθε νέο shell</w:t>
       </w:r>
       <w:bookmarkEnd w:id="9"/>
     </w:p>
     <w:p>
       <w:r>
-        <w:t>Βάλε το kubeconfig στη θέση:</w:t>
-      </w:r>
-    </w:p>
-    <w:p>
-      <w:pPr>
-        <w:pStyle w:val="SourceCode"/>
-      </w:pPr>
-      <w:r>
-        <w:rPr>
-          <w:rStyle w:val="FunctionTok"/>
-        </w:rPr>
-        <w:t>mkdir</w:t>
-      </w:r>
-      <w:r>
-        <w:rPr>
-          <w:rStyle w:val="NormalTok"/>
-        </w:rPr>
-        <w:t xml:space="preserve"> </w:t>
-      </w:r>
-      <w:r>
-        <w:rPr>
-          <w:rStyle w:val="AttributeTok"/>
-        </w:rPr>
-        <w:t>-p</w:t>
-      </w:r>
-      <w:r>
-        <w:rPr>
-          <w:rStyle w:val="NormalTok"/>
-        </w:rPr>
-        <w:t xml:space="preserve"> ~/.kube</w:t>
-      </w:r>
-      <w:r>
-        <w:br/>
-      </w:r>
-      <w:r>
-        <w:rPr>
-          <w:rStyle w:val="FunctionTok"/>
-        </w:rPr>
-        <w:t>cp</w:t>
-      </w:r>
-      <w:r>
-        <w:rPr>
-          <w:rStyle w:val="NormalTok"/>
-        </w:rPr>
-        <w:t xml:space="preserve"> /path/to/config ~/.kube/config</w:t>
-      </w:r>
-    </w:p>
-    <w:p>
-      <w:r>
-        <w:t>Μετά έλεγξε:</w:t>
-      </w:r>
-    </w:p>
-    <w:p>
-      <w:pPr>
-        <w:pStyle w:val="SourceCode"/>
-      </w:pPr>
-      <w:r>
-        <w:rPr>
-          <w:rStyle w:val="ExtensionTok"/>
-        </w:rPr>
-        <w:t>kubectl</w:t>
-      </w:r>
-      <w:r>
-        <w:rPr>
-          <w:rStyle w:val="NormalTok"/>
-        </w:rPr>
-        <w:t xml:space="preserve"> config current-context</w:t>
-      </w:r>
-      <w:r>
-        <w:br/>
-      </w:r>
-      <w:r>
-        <w:rPr>
-          <w:rStyle w:val="ExtensionTok"/>
-        </w:rPr>
-        <w:t>kubectl</w:t>
-      </w:r>
-      <w:r>
-        <w:rPr>
-          <w:rStyle w:val="NormalTok"/>
-        </w:rPr>
-        <w:t xml:space="preserve"> config get-contexts</w:t>
-      </w:r>
-      <w:r>
-        <w:br/>
-      </w:r>
-      <w:r>
-        <w:rPr>
-          <w:rStyle w:val="ExtensionTok"/>
-        </w:rPr>
-        <w:t>kubectl</w:t>
-      </w:r>
-      <w:r>
-        <w:rPr>
-          <w:rStyle w:val="NormalTok"/>
-        </w:rPr>
-        <w:t xml:space="preserve"> config view </w:t>
-      </w:r>
-      <w:r>
-        <w:rPr>
-          <w:rStyle w:val="AttributeTok"/>
-        </w:rPr>
-        <w:t>--minify</w:t>
-      </w:r>
-      <w:r>
-        <w:rPr>
-          <w:rStyle w:val="NormalTok"/>
-        </w:rPr>
-        <w:t xml:space="preserve"> </w:t>
-      </w:r>
-      <w:r>
-        <w:rPr>
-          <w:rStyle w:val="AttributeTok"/>
-        </w:rPr>
-        <w:t>-o</w:t>
-      </w:r>
-      <w:r>
-        <w:rPr>
-          <w:rStyle w:val="NormalTok"/>
-        </w:rPr>
-        <w:t xml:space="preserve"> jsonpath=</w:t>
-      </w:r>
-      <w:r>
-        <w:rPr>
-          <w:rStyle w:val="StringTok"/>
-        </w:rPr>
-        <w:t>'{.clusters[0].cluster.server}{"\n"}'</w:t>
-      </w:r>
-    </w:p>
-    <w:p>
-      <w:r>
-        <w:t>Το endpoint του Kubernetes API δεν πρέπει να αντιγράφεται από παλιά screenshots. Πρέπει να προκύπτει από το kubeconfig που έδωσε το εργαστήριο.</w:t>
-      </w:r>
-    </w:p>
-    <w:p>
-      <w:pPr>
-        <w:pStyle w:val="BodyText"/>
-      </w:pPr>
-      <w:r>
-        <w:lastRenderedPageBreak/>
-        <w:t xml:space="preserve">Στην τρέχουσα εργαστηριακή ρύθμιση, το σωστό internal DNS name είναι </w:t>
-      </w:r>
-      <w:r>
-        <w:rPr>
-          <w:rStyle w:val="VerbatimChar"/>
-        </w:rPr>
-        <w:t>source-code-master.cluster.local</w:t>
-      </w:r>
-      <w:r>
-        <w:t>, αλλά το kubeconfig παραμένει η πηγή αλήθειας.</w:t>
-      </w:r>
-    </w:p>
-    <w:p>
-      <w:pPr>
-        <w:pStyle w:val="BodyText"/>
-      </w:pPr>
-      <w:r>
-        <w:t>Για τη ροή WSL, ελέγξτε και τη διαθεσιμότητα DNS/HDFS:</w:t>
-      </w:r>
-    </w:p>
-    <w:p>
-      <w:pPr>
-        <w:pStyle w:val="SourceCode"/>
-      </w:pPr>
-      <w:r>
-        <w:rPr>
-          <w:rStyle w:val="FunctionTok"/>
-        </w:rPr>
-        <w:t>getent</w:t>
-      </w:r>
-      <w:r>
-        <w:rPr>
-          <w:rStyle w:val="NormalTok"/>
-        </w:rPr>
-        <w:t xml:space="preserve"> hosts source-code-master.cluster.local</w:t>
-      </w:r>
-      <w:r>
-        <w:br/>
-      </w:r>
-      <w:r>
-        <w:rPr>
-          <w:rStyle w:val="FunctionTok"/>
-        </w:rPr>
-        <w:t>getent</w:t>
-      </w:r>
-      <w:r>
-        <w:rPr>
-          <w:rStyle w:val="NormalTok"/>
-        </w:rPr>
-        <w:t xml:space="preserve"> hosts hdfs-namenode.default.svc.cluster.local</w:t>
-      </w:r>
-      <w:r>
-        <w:br/>
-      </w:r>
-      <w:r>
-        <w:rPr>
-          <w:rStyle w:val="ExtensionTok"/>
-        </w:rPr>
-        <w:t>kubectl</w:t>
-      </w:r>
-      <w:r>
-        <w:rPr>
-          <w:rStyle w:val="NormalTok"/>
-        </w:rPr>
-        <w:t xml:space="preserve"> </w:t>
-      </w:r>
-      <w:r>
-        <w:rPr>
-          <w:rStyle w:val="AttributeTok"/>
-        </w:rPr>
-        <w:t>-n</w:t>
-      </w:r>
-      <w:r>
-        <w:rPr>
-          <w:rStyle w:val="NormalTok"/>
-        </w:rPr>
-        <w:t xml:space="preserve"> YOUR_USERNAME-priv get sa spark</w:t>
-      </w:r>
-    </w:p>
-    <w:p>
-      <w:pPr>
-        <w:pStyle w:val="Heading1"/>
-      </w:pPr>
-      <w:bookmarkStart w:id="10" w:name="X7af9bcb5de8c2b68fc10d59bb87981a4d17b9f6"/>
-      <w:bookmarkStart w:id="11" w:name="_Toc225777539"/>
-      <w:bookmarkEnd w:id="8"/>
-      <w:r>
-        <w:t>4. Ρύθμιση του Hadoop client</w:t>
-      </w:r>
-      <w:bookmarkEnd w:id="11"/>
-    </w:p>
-    <w:p>
-      <w:r>
-        <w:t>Κρατήστε το HDFS config σε per-user διαδρομή, χωρίς να πειράζετε τα unpacked binaries.</w:t>
-      </w:r>
-    </w:p>
-    <w:p>
-      <w:pPr>
-        <w:pStyle w:val="SourceCode"/>
-      </w:pPr>
-      <w:r>
-        <w:rPr>
-          <w:rStyle w:val="FunctionTok"/>
-        </w:rPr>
-        <w:t>mkdir</w:t>
-      </w:r>
-      <w:r>
-        <w:rPr>
-          <w:rStyle w:val="NormalTok"/>
-        </w:rPr>
-        <w:t xml:space="preserve"> </w:t>
-      </w:r>
-      <w:r>
-        <w:rPr>
-          <w:rStyle w:val="AttributeTok"/>
-        </w:rPr>
-        <w:t>-p</w:t>
-      </w:r>
-      <w:r>
-        <w:rPr>
-          <w:rStyle w:val="NormalTok"/>
-        </w:rPr>
-        <w:t xml:space="preserve"> ~/.hadoop/conf</w:t>
-      </w:r>
-      <w:r>
-        <w:br/>
-      </w:r>
-      <w:r>
-        <w:rPr>
-          <w:rStyle w:val="FunctionTok"/>
-        </w:rPr>
-        <w:t>nano</w:t>
-      </w:r>
-      <w:r>
-        <w:rPr>
-          <w:rStyle w:val="NormalTok"/>
-        </w:rPr>
-        <w:t xml:space="preserve"> ~/.hadoop/conf/core-site.xml</w:t>
-      </w:r>
-    </w:p>
-    <w:p>
-      <w:r>
-        <w:t>Βάλε μέσα:</w:t>
-      </w:r>
-    </w:p>
-    <w:p>
-      <w:pPr>
-        <w:pStyle w:val="SourceCode"/>
-      </w:pPr>
-      <w:r>
-        <w:rPr>
-          <w:rStyle w:val="NormalTok"/>
-        </w:rPr>
-        <w:t>&lt;</w:t>
-      </w:r>
-      <w:r>
-        <w:rPr>
-          <w:rStyle w:val="KeywordTok"/>
-        </w:rPr>
-        <w:t>configuration</w:t>
-      </w:r>
-      <w:r>
-        <w:rPr>
-          <w:rStyle w:val="NormalTok"/>
-        </w:rPr>
-        <w:t>&gt;</w:t>
-      </w:r>
-      <w:r>
-        <w:br/>
-      </w:r>
-      <w:r>
-        <w:rPr>
-          <w:rStyle w:val="NormalTok"/>
-        </w:rPr>
-        <w:t xml:space="preserve">  &lt;</w:t>
-      </w:r>
-      <w:r>
-        <w:rPr>
-          <w:rStyle w:val="KeywordTok"/>
-        </w:rPr>
-        <w:t>property</w:t>
-      </w:r>
-      <w:r>
-        <w:rPr>
-          <w:rStyle w:val="NormalTok"/>
-        </w:rPr>
-        <w:t>&gt;</w:t>
-      </w:r>
-      <w:r>
-        <w:br/>
-      </w:r>
-      <w:r>
-        <w:rPr>
-          <w:rStyle w:val="NormalTok"/>
-        </w:rPr>
-        <w:t xml:space="preserve">    &lt;</w:t>
-      </w:r>
-      <w:r>
-        <w:rPr>
-          <w:rStyle w:val="KeywordTok"/>
-        </w:rPr>
-        <w:t>name</w:t>
-      </w:r>
-      <w:r>
-        <w:rPr>
-          <w:rStyle w:val="NormalTok"/>
-        </w:rPr>
-        <w:t>&gt;fs.defaultFS&lt;/</w:t>
-      </w:r>
-      <w:r>
-        <w:rPr>
-          <w:rStyle w:val="KeywordTok"/>
-        </w:rPr>
-        <w:t>name</w:t>
-      </w:r>
-      <w:r>
-        <w:rPr>
-          <w:rStyle w:val="NormalTok"/>
-        </w:rPr>
-        <w:t>&gt;</w:t>
-      </w:r>
-      <w:r>
-        <w:br/>
-      </w:r>
-      <w:r>
-        <w:rPr>
-          <w:rStyle w:val="NormalTok"/>
-        </w:rPr>
-        <w:t xml:space="preserve">    &lt;</w:t>
-      </w:r>
-      <w:r>
-        <w:rPr>
-          <w:rStyle w:val="KeywordTok"/>
-        </w:rPr>
-        <w:t>value</w:t>
-      </w:r>
-      <w:r>
-        <w:rPr>
-          <w:rStyle w:val="NormalTok"/>
-        </w:rPr>
-        <w:t>&gt;hdfs://hdfs-namenode.default.svc.cluster.local:9000&lt;/</w:t>
-      </w:r>
-      <w:r>
-        <w:rPr>
-          <w:rStyle w:val="KeywordTok"/>
-        </w:rPr>
-        <w:t>value</w:t>
-      </w:r>
-      <w:r>
-        <w:rPr>
-          <w:rStyle w:val="NormalTok"/>
-        </w:rPr>
-        <w:t>&gt;</w:t>
-      </w:r>
-      <w:r>
-        <w:br/>
-      </w:r>
-      <w:r>
-        <w:rPr>
-          <w:rStyle w:val="NormalTok"/>
-        </w:rPr>
-        <w:t xml:space="preserve">  &lt;/</w:t>
-      </w:r>
-      <w:r>
-        <w:rPr>
-          <w:rStyle w:val="KeywordTok"/>
-        </w:rPr>
-        <w:t>property</w:t>
-      </w:r>
-      <w:r>
-        <w:rPr>
-          <w:rStyle w:val="NormalTok"/>
-        </w:rPr>
-        <w:t>&gt;</w:t>
-      </w:r>
-      <w:r>
-        <w:br/>
-      </w:r>
-      <w:r>
-        <w:rPr>
-          <w:rStyle w:val="NormalTok"/>
-        </w:rPr>
-        <w:t>&lt;/</w:t>
-      </w:r>
-      <w:r>
-        <w:rPr>
-          <w:rStyle w:val="KeywordTok"/>
-        </w:rPr>
-        <w:t>configuration</w:t>
-      </w:r>
-      <w:r>
-        <w:rPr>
-          <w:rStyle w:val="NormalTok"/>
-        </w:rPr>
-        <w:t>&gt;</w:t>
-      </w:r>
-    </w:p>
-    <w:p>
-      <w:r>
-        <w:t xml:space="preserve">Αν το εργαστήριο δώσει και </w:t>
-      </w:r>
-      <w:r>
-        <w:rPr>
-          <w:rStyle w:val="VerbatimChar"/>
-        </w:rPr>
-        <w:t>hdfs-site.xml</w:t>
-      </w:r>
-      <w:r>
-        <w:t xml:space="preserve">, βάλ' το επίσης στο </w:t>
-      </w:r>
-      <w:r>
-        <w:rPr>
-          <w:rStyle w:val="VerbatimChar"/>
-        </w:rPr>
-        <w:t>~/.hadoop/conf/</w:t>
-      </w:r>
-      <w:r>
-        <w:t>.</w:t>
-      </w:r>
-    </w:p>
-    <w:p>
-      <w:pPr>
-        <w:pStyle w:val="BodyText"/>
-      </w:pPr>
-      <w:r>
-        <w:t>Έπειτα έλεγξε:</w:t>
-      </w:r>
-    </w:p>
-    <w:p>
-      <w:pPr>
-        <w:pStyle w:val="SourceCode"/>
-      </w:pPr>
-      <w:r>
-        <w:rPr>
-          <w:rStyle w:val="ExtensionTok"/>
-        </w:rPr>
-        <w:t>hdfs</w:t>
-      </w:r>
-      <w:r>
-        <w:rPr>
-          <w:rStyle w:val="NormalTok"/>
-        </w:rPr>
-        <w:t xml:space="preserve"> dfs </w:t>
-      </w:r>
-      <w:r>
-        <w:rPr>
-          <w:rStyle w:val="AttributeTok"/>
-        </w:rPr>
-        <w:t>-ls</w:t>
-      </w:r>
-      <w:r>
-        <w:rPr>
-          <w:rStyle w:val="NormalTok"/>
-        </w:rPr>
-        <w:t xml:space="preserve"> /</w:t>
-      </w:r>
-      <w:r>
-        <w:br/>
-      </w:r>
-      <w:r>
-        <w:rPr>
-          <w:rStyle w:val="ExtensionTok"/>
-        </w:rPr>
-        <w:t>hdfs</w:t>
-      </w:r>
-      <w:r>
-        <w:rPr>
-          <w:rStyle w:val="NormalTok"/>
-        </w:rPr>
-        <w:t xml:space="preserve"> dfs </w:t>
-      </w:r>
-      <w:r>
-        <w:rPr>
-          <w:rStyle w:val="AttributeTok"/>
-        </w:rPr>
-        <w:t>-ls</w:t>
-      </w:r>
-      <w:r>
-        <w:rPr>
-          <w:rStyle w:val="NormalTok"/>
-        </w:rPr>
-        <w:t xml:space="preserve"> /user/</w:t>
-      </w:r>
-      <w:r>
-        <w:rPr>
-          <w:rStyle w:val="VariableTok"/>
-        </w:rPr>
-        <w:t>$USER</w:t>
-      </w:r>
-    </w:p>
-    <w:p>
-      <w:pPr>
-        <w:pStyle w:val="Heading1"/>
-      </w:pPr>
-      <w:bookmarkStart w:id="12" w:name="X6d23b9fa4ae6e324776e7617d69fae5413f4315"/>
-      <w:bookmarkStart w:id="13" w:name="_Toc225777540"/>
-      <w:bookmarkEnd w:id="10"/>
-      <w:r>
-        <w:t xml:space="preserve">5. Προσωπικό </w:t>
-      </w:r>
-      <w:r>
-        <w:rPr>
-          <w:rStyle w:val="VerbatimChar"/>
-        </w:rPr>
-        <w:t>spark-defaults.conf</w:t>
-      </w:r>
-      <w:bookmarkEnd w:id="13"/>
-    </w:p>
-    <w:p>
-      <w:r>
-        <w:t xml:space="preserve">Η πιο πρακτική λύση για τους φοιτητές είναι η λειτουργία συστοιχίας του Kubernetes να είναι η προεπιλογή του </w:t>
-      </w:r>
-      <w:r>
-        <w:rPr>
-          <w:rStyle w:val="VerbatimChar"/>
-        </w:rPr>
-        <w:t>spark-submit</w:t>
-      </w:r>
-      <w:r>
-        <w:t xml:space="preserve"> στο WSL.</w:t>
-      </w:r>
-    </w:p>
-    <w:p>
-      <w:pPr>
-        <w:pStyle w:val="BodyText"/>
-      </w:pPr>
-      <w:r>
-        <w:t>Δημιούργησε:</w:t>
-      </w:r>
-    </w:p>
-    <w:p>
-      <w:pPr>
-        <w:pStyle w:val="SourceCode"/>
-      </w:pPr>
-      <w:r>
-        <w:rPr>
-          <w:rStyle w:val="FunctionTok"/>
-        </w:rPr>
-        <w:t>mkdir</w:t>
-      </w:r>
-      <w:r>
-        <w:rPr>
-          <w:rStyle w:val="NormalTok"/>
-        </w:rPr>
-        <w:t xml:space="preserve"> </w:t>
-      </w:r>
-      <w:r>
-        <w:rPr>
-          <w:rStyle w:val="AttributeTok"/>
-        </w:rPr>
-        <w:t>-p</w:t>
-      </w:r>
-      <w:r>
-        <w:rPr>
-          <w:rStyle w:val="NormalTok"/>
-        </w:rPr>
-        <w:t xml:space="preserve"> ~/.spark/conf</w:t>
-      </w:r>
-      <w:r>
-        <w:br/>
-      </w:r>
-      <w:r>
-        <w:rPr>
-          <w:rStyle w:val="FunctionTok"/>
-        </w:rPr>
-        <w:t>nano</w:t>
-      </w:r>
-      <w:r>
-        <w:rPr>
-          <w:rStyle w:val="NormalTok"/>
-        </w:rPr>
-        <w:t xml:space="preserve"> ~/.spark/conf/spark-defaults.conf</w:t>
-      </w:r>
-    </w:p>
-    <w:p>
-      <w:r>
-        <w:t>και βάλε:</w:t>
-      </w:r>
-    </w:p>
-    <w:p>
-      <w:pPr>
-        <w:pStyle w:val="SourceCode"/>
-      </w:pPr>
-      <w:r>
-        <w:rPr>
-          <w:rStyle w:val="VerbatimChar"/>
-        </w:rPr>
-        <w:t># Replace YOUR_USERNAME with your lab username before first use.</w:t>
-      </w:r>
-      <w:r>
-        <w:br/>
-      </w:r>
-      <w:r>
-        <w:br/>
-      </w:r>
-      <w:r>
-        <w:rPr>
-          <w:rStyle w:val="VerbatimChar"/>
-        </w:rPr>
-        <w:t>spark.master                                   k8s://https://source-code-master.cluster.local:6443</w:t>
-      </w:r>
-      <w:r>
-        <w:br/>
-      </w:r>
-      <w:r>
-        <w:rPr>
-          <w:rStyle w:val="VerbatimChar"/>
-        </w:rPr>
-        <w:t>spark.submit.deployMode                        cluster</w:t>
-      </w:r>
-      <w:r>
-        <w:br/>
-      </w:r>
-      <w:r>
-        <w:rPr>
-          <w:rStyle w:val="VerbatimChar"/>
-        </w:rPr>
-        <w:t>spark.kubernetes.namespace                     YOUR_USERNAME-priv</w:t>
-      </w:r>
-      <w:r>
-        <w:br/>
-      </w:r>
-      <w:r>
-        <w:rPr>
-          <w:rStyle w:val="VerbatimChar"/>
-        </w:rPr>
-        <w:t>spark.kubernetes.authenticate.driver.serviceAccountName spark</w:t>
-      </w:r>
-      <w:r>
-        <w:br/>
-      </w:r>
-      <w:r>
-        <w:rPr>
-          <w:rStyle w:val="VerbatimChar"/>
-        </w:rPr>
-        <w:t>spark.kubernetes.container.image               apache/spark:3.5.8-scala2.12-java11-python3-ubuntu</w:t>
-      </w:r>
-      <w:r>
-        <w:br/>
-      </w:r>
-      <w:r>
-        <w:rPr>
-          <w:rStyle w:val="VerbatimChar"/>
-        </w:rPr>
-        <w:t>spark.executor.instances                       1</w:t>
-      </w:r>
-      <w:r>
-        <w:br/>
-      </w:r>
-      <w:r>
-        <w:rPr>
-          <w:rStyle w:val="VerbatimChar"/>
-        </w:rPr>
-        <w:t>spark.kubernetes.submission.waitAppCompletion  false</w:t>
-      </w:r>
-      <w:r>
-        <w:br/>
-      </w:r>
-      <w:r>
-        <w:rPr>
-          <w:rStyle w:val="VerbatimChar"/>
-        </w:rPr>
-        <w:t xml:space="preserve">spark.eventLog.enabled      </w:t>
-      </w:r>
-      <w:r>
-        <w:rPr>
-          <w:rStyle w:val="VerbatimChar"/>
-        </w:rPr>
-        <w:t xml:space="preserve">                   true</w:t>
-      </w:r>
-      <w:r>
-        <w:br/>
-      </w:r>
-      <w:r>
-        <w:rPr>
-          <w:rStyle w:val="VerbatimChar"/>
-        </w:rPr>
-        <w:t>spark.eventLog.dir                             hdfs://hdfs-namenode.default.svc.cluster.local:9000/user/YOUR_USERNAME/logs</w:t>
-      </w:r>
-      <w:r>
-        <w:br/>
-      </w:r>
-      <w:r>
-        <w:rPr>
-          <w:rStyle w:val="VerbatimChar"/>
-        </w:rPr>
-        <w:t>spark.history.fs.logDirectory                  hdfs://hdfs-namenode.default.svc.cluster.local:9000/user/YOUR_USERNAME/logs</w:t>
-      </w:r>
-    </w:p>
-    <w:p>
-      <w:r>
-        <w:t>Πριν από το πρώτο submit:</w:t>
+        <w:t>Το Bash διαβάζει διαφορετικό αρχείο εκκίνησης ανάλογα με τον τρόπο που ανοίγει ένα shell:</w:t>
       </w:r>
     </w:p>
     <w:p>
@@ -3651,13 +2588,32 @@
         </w:numPr>
       </w:pPr>
       <w:r>
-        <w:t xml:space="preserve">αντικατάστησε το </w:t>
-      </w:r>
-      <w:r>
         <w:rPr>
           <w:rStyle w:val="VerbatimChar"/>
         </w:rPr>
-        <w:t>YOUR_USERNAME</w:t>
+        <w:t>~/.profile</w:t>
+      </w:r>
+      <w:r>
+        <w:t xml:space="preserve"> — διαβάζεται μία φορά κατά την εκκίνηση ενός </w:t>
+      </w:r>
+      <w:r>
+        <w:rPr>
+          <w:b/>
+          <w:bCs/>
+        </w:rPr>
+        <w:t>login shell</w:t>
+      </w:r>
+      <w:r>
+        <w:t xml:space="preserve"> (κάθε φορά που ανοίγει το WSL). Οι μεταβλητές που ορίζονται εδώ κληρονομούνται από τις θυγατρικές διεργασίες, συμπεριλαμβανομένων αυτών που εκκινεί το </w:t>
+      </w:r>
+      <w:r>
+        <w:rPr>
+          <w:rStyle w:val="VerbatimChar"/>
+        </w:rPr>
+        <w:t>spark-submit</w:t>
+      </w:r>
+      <w:r>
+        <w:t>.</w:t>
       </w:r>
     </w:p>
     <w:p>
@@ -3668,24 +2624,1245 @@
         </w:numPr>
       </w:pPr>
       <w:r>
+        <w:rPr>
+          <w:rStyle w:val="VerbatimChar"/>
+        </w:rPr>
+        <w:t>~/.bashrc</w:t>
+      </w:r>
+      <w:r>
+        <w:t xml:space="preserve"> — διαβάζεται σε κάθε νέο </w:t>
+      </w:r>
+      <w:r>
+        <w:rPr>
+          <w:b/>
+          <w:bCs/>
+        </w:rPr>
+        <w:t>interactive shell</w:t>
+      </w:r>
+      <w:r>
+        <w:t xml:space="preserve"> (π.χ. κάθε φορά που ανοίγετε νέα καρτέλα τερματικού).</w:t>
+      </w:r>
+    </w:p>
+    <w:p>
+      <w:r>
+        <w:t xml:space="preserve">Για να φορτώνεται αυτόματα το </w:t>
+      </w:r>
+      <w:r>
+        <w:rPr>
+          <w:rStyle w:val="VerbatimChar"/>
+        </w:rPr>
+        <w:t>bigdata-env.sh</w:t>
+      </w:r>
+      <w:r>
+        <w:t xml:space="preserve"> και στις δύο περιπτώσεις, εκτελέστε:</w:t>
+      </w:r>
+    </w:p>
+    <w:p>
+      <w:pPr>
+        <w:pStyle w:val="SourceCode"/>
+      </w:pPr>
+      <w:r>
+        <w:rPr>
+          <w:rStyle w:val="BuiltInTok"/>
+        </w:rPr>
+        <w:t>echo</w:t>
+      </w:r>
+      <w:r>
+        <w:rPr>
+          <w:rStyle w:val="NormalTok"/>
+        </w:rPr>
+        <w:t xml:space="preserve"> </w:t>
+      </w:r>
+      <w:r>
+        <w:rPr>
+          <w:rStyle w:val="StringTok"/>
+        </w:rPr>
+        <w:t>'. ~/bigdata-env.sh'</w:t>
+      </w:r>
+      <w:r>
+        <w:rPr>
+          <w:rStyle w:val="NormalTok"/>
+        </w:rPr>
+        <w:t xml:space="preserve"> </w:t>
+      </w:r>
+      <w:r>
+        <w:rPr>
+          <w:rStyle w:val="OperatorTok"/>
+        </w:rPr>
+        <w:t>&gt;&gt;</w:t>
+      </w:r>
+      <w:r>
+        <w:rPr>
+          <w:rStyle w:val="NormalTok"/>
+        </w:rPr>
+        <w:t xml:space="preserve"> ~/.profile</w:t>
+      </w:r>
+      <w:r>
+        <w:br/>
+      </w:r>
+      <w:r>
+        <w:rPr>
+          <w:rStyle w:val="BuiltInTok"/>
+        </w:rPr>
+        <w:t>echo</w:t>
+      </w:r>
+      <w:r>
+        <w:rPr>
+          <w:rStyle w:val="NormalTok"/>
+        </w:rPr>
+        <w:t xml:space="preserve"> </w:t>
+      </w:r>
+      <w:r>
+        <w:rPr>
+          <w:rStyle w:val="StringTok"/>
+        </w:rPr>
+        <w:t>'. ~/bigdata-env.sh'</w:t>
+      </w:r>
+      <w:r>
+        <w:rPr>
+          <w:rStyle w:val="NormalTok"/>
+        </w:rPr>
+        <w:t xml:space="preserve"> </w:t>
+      </w:r>
+      <w:r>
+        <w:rPr>
+          <w:rStyle w:val="OperatorTok"/>
+        </w:rPr>
+        <w:t>&gt;&gt;</w:t>
+      </w:r>
+      <w:r>
+        <w:rPr>
+          <w:rStyle w:val="NormalTok"/>
+        </w:rPr>
+        <w:t xml:space="preserve"> ~/.bashrc</w:t>
+      </w:r>
+    </w:p>
+    <w:p>
+      <w:r>
+        <w:t xml:space="preserve">Ο τελεστής </w:t>
+      </w:r>
+      <w:r>
+        <w:rPr>
+          <w:rStyle w:val="VerbatimChar"/>
+        </w:rPr>
+        <w:t>&gt;&gt;</w:t>
+      </w:r>
+      <w:r>
+        <w:t xml:space="preserve"> </w:t>
+      </w:r>
+      <w:r>
+        <w:rPr>
+          <w:b/>
+          <w:bCs/>
+        </w:rPr>
+        <w:t>προσθέτει</w:t>
+      </w:r>
+      <w:r>
+        <w:t xml:space="preserve"> μία γραμμή στο αρχείο χωρίς να διαγράψει το υπόλοιπο περιεχόμενο. Ο τελεστής </w:t>
+      </w:r>
+      <w:r>
+        <w:rPr>
+          <w:rStyle w:val="VerbatimChar"/>
+        </w:rPr>
+        <w:t>.</w:t>
+      </w:r>
+      <w:r>
+        <w:t xml:space="preserve"> είναι συντομογραφία του </w:t>
+      </w:r>
+      <w:r>
+        <w:rPr>
+          <w:rStyle w:val="VerbatimChar"/>
+        </w:rPr>
+        <w:t>source</w:t>
+      </w:r>
+      <w:r>
+        <w:t xml:space="preserve"> — εκτελεί το αρχείο μέσα στο τρέχον shell.</w:t>
+      </w:r>
+    </w:p>
+    <w:p>
+      <w:r>
+        <w:rPr>
+          <w:b/>
+          <w:bCs/>
+        </w:rPr>
+        <w:t>Εκτελέστε κάθε εντολή ακριβώς μία φορά.</w:t>
+      </w:r>
+      <w:r>
+        <w:t xml:space="preserve"> Αν εκτελεστεί ξανά, η γραμμή θα προστεθεί δεύτερη φορά. Αν συμβεί αυτό, ανοίξτε το αρχείο με </w:t>
+      </w:r>
+      <w:r>
+        <w:rPr>
+          <w:rStyle w:val="VerbatimChar"/>
+        </w:rPr>
+        <w:t>nano ~/.profile</w:t>
+      </w:r>
+      <w:r>
+        <w:t xml:space="preserve"> ή </w:t>
+      </w:r>
+      <w:r>
+        <w:rPr>
+          <w:rStyle w:val="VerbatimChar"/>
+        </w:rPr>
+        <w:t>nano ~/.bashrc</w:t>
+      </w:r>
+      <w:r>
+        <w:t xml:space="preserve"> και διαγράψτε τη διπλή γραμμή.</w:t>
+      </w:r>
+    </w:p>
+    <w:p>
+      <w:r>
+        <w:t>Εφαρμόστε τις αλλαγές στο τρέχον session χωρίς επανεκκίνηση:</w:t>
+      </w:r>
+    </w:p>
+    <w:p>
+      <w:pPr>
+        <w:pStyle w:val="SourceCode"/>
+      </w:pPr>
+      <w:r>
+        <w:rPr>
+          <w:rStyle w:val="BuiltInTok"/>
+        </w:rPr>
+        <w:t>.</w:t>
+      </w:r>
+      <w:r>
+        <w:rPr>
+          <w:rStyle w:val="NormalTok"/>
+        </w:rPr>
+        <w:t xml:space="preserve"> ~/.profile</w:t>
+      </w:r>
+    </w:p>
+    <w:p>
+      <w:r>
+        <w:t>και έλεγξε:</w:t>
+      </w:r>
+    </w:p>
+    <w:p>
+      <w:pPr>
+        <w:pStyle w:val="SourceCode"/>
+      </w:pPr>
+      <w:r>
+        <w:rPr>
+          <w:rStyle w:val="ExtensionTok"/>
+        </w:rPr>
+        <w:t>deactivate</w:t>
+      </w:r>
+      <w:r>
+        <w:rPr>
+          <w:rStyle w:val="NormalTok"/>
+        </w:rPr>
+        <w:t xml:space="preserve"> </w:t>
+      </w:r>
+      <w:r>
+        <w:rPr>
+          <w:rStyle w:val="DecValTok"/>
+        </w:rPr>
+        <w:t>2</w:t>
+      </w:r>
+      <w:r>
+        <w:rPr>
+          <w:rStyle w:val="OperatorTok"/>
+        </w:rPr>
+        <w:t>&gt;</w:t>
+      </w:r>
+      <w:r>
+        <w:rPr>
+          <w:rStyle w:val="NormalTok"/>
+        </w:rPr>
+        <w:t xml:space="preserve">/dev/null </w:t>
+      </w:r>
+      <w:r>
+        <w:rPr>
+          <w:rStyle w:val="KeywordTok"/>
+        </w:rPr>
+        <w:t>||</w:t>
+      </w:r>
+      <w:r>
+        <w:rPr>
+          <w:rStyle w:val="NormalTok"/>
+        </w:rPr>
+        <w:t xml:space="preserve"> </w:t>
+      </w:r>
+      <w:r>
+        <w:rPr>
+          <w:rStyle w:val="FunctionTok"/>
+        </w:rPr>
+        <w:t>true</w:t>
+      </w:r>
+      <w:r>
+        <w:br/>
+      </w:r>
+      <w:r>
+        <w:rPr>
+          <w:rStyle w:val="BuiltInTok"/>
+        </w:rPr>
+        <w:t>source</w:t>
+      </w:r>
+      <w:r>
+        <w:rPr>
+          <w:rStyle w:val="NormalTok"/>
+        </w:rPr>
+        <w:t xml:space="preserve"> ~/bigdata-env.sh</w:t>
+      </w:r>
+      <w:r>
+        <w:br/>
+      </w:r>
+      <w:r>
+        <w:rPr>
+          <w:rStyle w:val="BuiltInTok"/>
+        </w:rPr>
+        <w:t>hash</w:t>
+      </w:r>
+      <w:r>
+        <w:rPr>
+          <w:rStyle w:val="NormalTok"/>
+        </w:rPr>
+        <w:t xml:space="preserve"> </w:t>
+      </w:r>
+      <w:r>
+        <w:rPr>
+          <w:rStyle w:val="AttributeTok"/>
+        </w:rPr>
+        <w:t>-r</w:t>
+      </w:r>
+      <w:r>
+        <w:br/>
+      </w:r>
+      <w:r>
+        <w:rPr>
+          <w:rStyle w:val="BuiltInTok"/>
+        </w:rPr>
         <w:lastRenderedPageBreak/>
-        <w:t xml:space="preserve">βεβαιώσου ότι το </w:t>
+        <w:t>command</w:t>
+      </w:r>
+      <w:r>
+        <w:rPr>
+          <w:rStyle w:val="NormalTok"/>
+        </w:rPr>
+        <w:t xml:space="preserve"> </w:t>
+      </w:r>
+      <w:r>
+        <w:rPr>
+          <w:rStyle w:val="AttributeTok"/>
+        </w:rPr>
+        <w:t>-v</w:t>
+      </w:r>
+      <w:r>
+        <w:rPr>
+          <w:rStyle w:val="NormalTok"/>
+        </w:rPr>
+        <w:t xml:space="preserve"> spark-submit</w:t>
+      </w:r>
+      <w:r>
+        <w:br/>
+      </w:r>
+      <w:r>
+        <w:rPr>
+          <w:rStyle w:val="BuiltInTok"/>
+        </w:rPr>
+        <w:t>command</w:t>
+      </w:r>
+      <w:r>
+        <w:rPr>
+          <w:rStyle w:val="NormalTok"/>
+        </w:rPr>
+        <w:t xml:space="preserve"> </w:t>
+      </w:r>
+      <w:r>
+        <w:rPr>
+          <w:rStyle w:val="AttributeTok"/>
+        </w:rPr>
+        <w:t>-v</w:t>
+      </w:r>
+      <w:r>
+        <w:rPr>
+          <w:rStyle w:val="NormalTok"/>
+        </w:rPr>
+        <w:t xml:space="preserve"> hdfs</w:t>
+      </w:r>
+      <w:r>
+        <w:br/>
+      </w:r>
+      <w:r>
+        <w:rPr>
+          <w:rStyle w:val="ExtensionTok"/>
+        </w:rPr>
+        <w:t>java</w:t>
+      </w:r>
+      <w:r>
+        <w:rPr>
+          <w:rStyle w:val="NormalTok"/>
+        </w:rPr>
+        <w:t xml:space="preserve"> </w:t>
+      </w:r>
+      <w:r>
+        <w:rPr>
+          <w:rStyle w:val="AttributeTok"/>
+        </w:rPr>
+        <w:t>-version</w:t>
+      </w:r>
+      <w:r>
+        <w:br/>
+      </w:r>
+      <w:r>
+        <w:rPr>
+          <w:rStyle w:val="ExtensionTok"/>
+        </w:rPr>
+        <w:t>spark-submit</w:t>
+      </w:r>
+      <w:r>
+        <w:rPr>
+          <w:rStyle w:val="NormalTok"/>
+        </w:rPr>
+        <w:t xml:space="preserve"> </w:t>
+      </w:r>
+      <w:r>
+        <w:rPr>
+          <w:rStyle w:val="AttributeTok"/>
+        </w:rPr>
+        <w:t>--version</w:t>
+      </w:r>
+      <w:r>
+        <w:br/>
+      </w:r>
+      <w:r>
+        <w:rPr>
+          <w:rStyle w:val="ExtensionTok"/>
+        </w:rPr>
+        <w:t>hadoop</w:t>
+      </w:r>
+      <w:r>
+        <w:rPr>
+          <w:rStyle w:val="NormalTok"/>
+        </w:rPr>
+        <w:t xml:space="preserve"> version</w:t>
+      </w:r>
+    </w:p>
+    <w:p>
+      <w:r>
+        <w:t xml:space="preserve">Το </w:t>
       </w:r>
       <w:r>
         <w:rPr>
           <w:rStyle w:val="VerbatimChar"/>
         </w:rPr>
-        <w:t>spark.master</w:t>
-      </w:r>
-      <w:r>
-        <w:t xml:space="preserve"> συμφωνεί με το kubeconfig</w:t>
+        <w:t>command -v spark-submit</w:t>
+      </w:r>
+      <w:r>
+        <w:t xml:space="preserve"> </w:t>
+      </w:r>
+      <w:r>
+        <w:t xml:space="preserve">πρέπει να δείχνει στην εγκατάσταση Spark του WSL, π.χ. </w:t>
+      </w:r>
+      <w:r>
+        <w:rPr>
+          <w:rStyle w:val="VerbatimChar"/>
+        </w:rPr>
+        <w:t>/home/$USER/spark-3.5.8-bin-hadoop3/bin/spark-submit</w:t>
+      </w:r>
+      <w:r>
+        <w:t xml:space="preserve">. Αν δείχνει σε </w:t>
+      </w:r>
+      <w:r>
+        <w:rPr>
+          <w:rStyle w:val="VerbatimChar"/>
+        </w:rPr>
+        <w:t>.venv/bin/spark-submit</w:t>
+      </w:r>
+      <w:r>
+        <w:t>, τότε είστε ακόμη στο τοπικό Python περιβάλλον και το submit δεν θα πάει στη συστοιχία Kubernetes όπως περιμένετε.</w:t>
+      </w:r>
+    </w:p>
+    <w:p>
+      <w:pPr>
+        <w:pStyle w:val="Heading1"/>
+      </w:pPr>
+      <w:bookmarkStart w:id="10" w:name="X768724f0ecdae3eda656e9b5d29eeb0fcd0ce9f"/>
+      <w:bookmarkStart w:id="11" w:name="_Toc227785340"/>
+      <w:bookmarkEnd w:id="6"/>
+      <w:bookmarkEnd w:id="8"/>
+      <w:r>
+        <w:t>3. kubeconfig, kubectl και DNS</w:t>
+      </w:r>
+      <w:bookmarkEnd w:id="11"/>
+    </w:p>
+    <w:p>
+      <w:r>
+        <w:t>Βάλε το kubeconfig στη θέση:</w:t>
+      </w:r>
+    </w:p>
+    <w:p>
+      <w:pPr>
+        <w:pStyle w:val="SourceCode"/>
+      </w:pPr>
+      <w:r>
+        <w:rPr>
+          <w:rStyle w:val="FunctionTok"/>
+        </w:rPr>
+        <w:t>mkdir</w:t>
+      </w:r>
+      <w:r>
+        <w:rPr>
+          <w:rStyle w:val="NormalTok"/>
+        </w:rPr>
+        <w:t xml:space="preserve"> </w:t>
+      </w:r>
+      <w:r>
+        <w:rPr>
+          <w:rStyle w:val="AttributeTok"/>
+        </w:rPr>
+        <w:t>-p</w:t>
+      </w:r>
+      <w:r>
+        <w:rPr>
+          <w:rStyle w:val="NormalTok"/>
+        </w:rPr>
+        <w:t xml:space="preserve"> ~/.kube</w:t>
+      </w:r>
+      <w:r>
+        <w:br/>
+      </w:r>
+      <w:r>
+        <w:rPr>
+          <w:rStyle w:val="FunctionTok"/>
+        </w:rPr>
+        <w:t>cp</w:t>
+      </w:r>
+      <w:r>
+        <w:rPr>
+          <w:rStyle w:val="NormalTok"/>
+        </w:rPr>
+        <w:t xml:space="preserve"> /path/to/config ~/.kube/config</w:t>
+      </w:r>
+    </w:p>
+    <w:p>
+      <w:r>
+        <w:t>Μετά έλεγξε:</w:t>
+      </w:r>
+    </w:p>
+    <w:p>
+      <w:pPr>
+        <w:pStyle w:val="SourceCode"/>
+      </w:pPr>
+      <w:r>
+        <w:rPr>
+          <w:rStyle w:val="ExtensionTok"/>
+        </w:rPr>
+        <w:t>kubectl</w:t>
+      </w:r>
+      <w:r>
+        <w:rPr>
+          <w:rStyle w:val="NormalTok"/>
+        </w:rPr>
+        <w:t xml:space="preserve"> config current-context</w:t>
+      </w:r>
+      <w:r>
+        <w:br/>
+      </w:r>
+      <w:r>
+        <w:rPr>
+          <w:rStyle w:val="ExtensionTok"/>
+        </w:rPr>
+        <w:t>kubectl</w:t>
+      </w:r>
+      <w:r>
+        <w:rPr>
+          <w:rStyle w:val="NormalTok"/>
+        </w:rPr>
+        <w:t xml:space="preserve"> config get-contexts</w:t>
+      </w:r>
+      <w:r>
+        <w:br/>
+      </w:r>
+      <w:r>
+        <w:rPr>
+          <w:rStyle w:val="ExtensionTok"/>
+        </w:rPr>
+        <w:t>kubectl</w:t>
+      </w:r>
+      <w:r>
+        <w:rPr>
+          <w:rStyle w:val="NormalTok"/>
+        </w:rPr>
+        <w:t xml:space="preserve"> config view </w:t>
+      </w:r>
+      <w:r>
+        <w:rPr>
+          <w:rStyle w:val="AttributeTok"/>
+        </w:rPr>
+        <w:t>--minify</w:t>
+      </w:r>
+      <w:r>
+        <w:rPr>
+          <w:rStyle w:val="NormalTok"/>
+        </w:rPr>
+        <w:t xml:space="preserve"> </w:t>
+      </w:r>
+      <w:r>
+        <w:rPr>
+          <w:rStyle w:val="AttributeTok"/>
+        </w:rPr>
+        <w:t>-o</w:t>
+      </w:r>
+      <w:r>
+        <w:rPr>
+          <w:rStyle w:val="NormalTok"/>
+        </w:rPr>
+        <w:t xml:space="preserve"> jsonpath=</w:t>
+      </w:r>
+      <w:r>
+        <w:rPr>
+          <w:rStyle w:val="StringTok"/>
+        </w:rPr>
+        <w:t>'{.clusters[0].cluster.server}{"\n"}'</w:t>
+      </w:r>
+    </w:p>
+    <w:p>
+      <w:r>
+        <w:t>Το endpoint του Kubernetes API δεν πρέπει να αντιγράφεται από παλιά screenshots. Πρέπει να προκύπτει από το kubeconfig που έδωσε το εργαστήριο.</w:t>
+      </w:r>
+    </w:p>
+    <w:p>
+      <w:pPr>
+        <w:pStyle w:val="BodyText"/>
+      </w:pPr>
+      <w:r>
+        <w:t xml:space="preserve">Στην τρέχουσα εργαστηριακή ρύθμιση, το σωστό internal DNS name είναι </w:t>
+      </w:r>
+      <w:r>
+        <w:rPr>
+          <w:rStyle w:val="VerbatimChar"/>
+        </w:rPr>
+        <w:t>source-code-master.cluster.local</w:t>
+      </w:r>
+      <w:r>
+        <w:t>, αλλά το kubeconfig παραμένει η πηγή αλήθειας.</w:t>
+      </w:r>
+    </w:p>
+    <w:p>
+      <w:pPr>
+        <w:pStyle w:val="BodyText"/>
+      </w:pPr>
+      <w:r>
+        <w:t>Για τη ροή WSL, ελέγξτε και τη διαθεσιμότητα DNS/HDFS:</w:t>
+      </w:r>
+    </w:p>
+    <w:p>
+      <w:pPr>
+        <w:pStyle w:val="SourceCode"/>
+      </w:pPr>
+      <w:r>
+        <w:rPr>
+          <w:rStyle w:val="FunctionTok"/>
+        </w:rPr>
+        <w:t>getent</w:t>
+      </w:r>
+      <w:r>
+        <w:rPr>
+          <w:rStyle w:val="NormalTok"/>
+        </w:rPr>
+        <w:t xml:space="preserve"> hosts source-code-master.cluster.local</w:t>
+      </w:r>
+      <w:r>
+        <w:br/>
+      </w:r>
+      <w:r>
+        <w:rPr>
+          <w:rStyle w:val="FunctionTok"/>
+        </w:rPr>
+        <w:t>getent</w:t>
+      </w:r>
+      <w:r>
+        <w:rPr>
+          <w:rStyle w:val="NormalTok"/>
+        </w:rPr>
+        <w:t xml:space="preserve"> hosts hdfs-namenode.default.svc.cluster.local</w:t>
+      </w:r>
+      <w:r>
+        <w:br/>
+      </w:r>
+      <w:r>
+        <w:rPr>
+          <w:rStyle w:val="ExtensionTok"/>
+        </w:rPr>
+        <w:t>kubectl</w:t>
+      </w:r>
+      <w:r>
+        <w:rPr>
+          <w:rStyle w:val="NormalTok"/>
+        </w:rPr>
+        <w:t xml:space="preserve"> </w:t>
+      </w:r>
+      <w:r>
+        <w:rPr>
+          <w:rStyle w:val="AttributeTok"/>
+        </w:rPr>
+        <w:t>-n</w:t>
+      </w:r>
+      <w:r>
+        <w:rPr>
+          <w:rStyle w:val="NormalTok"/>
+        </w:rPr>
+        <w:t xml:space="preserve"> YOUR_USERNAME-priv get sa spark</w:t>
+      </w:r>
+    </w:p>
+    <w:p>
+      <w:pPr>
+        <w:pStyle w:val="Heading1"/>
+      </w:pPr>
+      <w:bookmarkStart w:id="12" w:name="X7af9bcb5de8c2b68fc10d59bb87981a4d17b9f6"/>
+      <w:bookmarkStart w:id="13" w:name="_Toc227785341"/>
+      <w:bookmarkEnd w:id="10"/>
+      <w:r>
+        <w:t>4. Ρύθμιση του Hadoop client</w:t>
+      </w:r>
+      <w:bookmarkEnd w:id="13"/>
+    </w:p>
+    <w:p>
+      <w:r>
+        <w:t>Κρατήστε το HDFS config σε per-user διαδρομή, χωρίς να πειράζετε τα unpacked binaries.</w:t>
+      </w:r>
+    </w:p>
+    <w:p>
+      <w:pPr>
+        <w:pStyle w:val="SourceCode"/>
+      </w:pPr>
+      <w:r>
+        <w:rPr>
+          <w:rStyle w:val="FunctionTok"/>
+        </w:rPr>
+        <w:t>mkdir</w:t>
+      </w:r>
+      <w:r>
+        <w:rPr>
+          <w:rStyle w:val="NormalTok"/>
+        </w:rPr>
+        <w:t xml:space="preserve"> </w:t>
+      </w:r>
+      <w:r>
+        <w:rPr>
+          <w:rStyle w:val="AttributeTok"/>
+        </w:rPr>
+        <w:t>-p</w:t>
+      </w:r>
+      <w:r>
+        <w:rPr>
+          <w:rStyle w:val="NormalTok"/>
+        </w:rPr>
+        <w:t xml:space="preserve"> ~/.hadoop/conf</w:t>
+      </w:r>
+      <w:r>
+        <w:br/>
+      </w:r>
+      <w:r>
+        <w:rPr>
+          <w:rStyle w:val="FunctionTok"/>
+        </w:rPr>
+        <w:t>nano</w:t>
+      </w:r>
+      <w:r>
+        <w:rPr>
+          <w:rStyle w:val="NormalTok"/>
+        </w:rPr>
+        <w:t xml:space="preserve"> ~/.hadoop/conf/core-site.xml</w:t>
+      </w:r>
+    </w:p>
+    <w:p>
+      <w:r>
+        <w:t>Βάλε μέσα:</w:t>
+      </w:r>
+    </w:p>
+    <w:p>
+      <w:pPr>
+        <w:pStyle w:val="SourceCode"/>
+      </w:pPr>
+      <w:r>
+        <w:rPr>
+          <w:rStyle w:val="NormalTok"/>
+        </w:rPr>
+        <w:t>&lt;</w:t>
+      </w:r>
+      <w:r>
+        <w:rPr>
+          <w:rStyle w:val="KeywordTok"/>
+        </w:rPr>
+        <w:t>configuration</w:t>
+      </w:r>
+      <w:r>
+        <w:rPr>
+          <w:rStyle w:val="NormalTok"/>
+        </w:rPr>
+        <w:t>&gt;</w:t>
+      </w:r>
+      <w:r>
+        <w:br/>
+      </w:r>
+      <w:r>
+        <w:rPr>
+          <w:rStyle w:val="NormalTok"/>
+        </w:rPr>
+        <w:t xml:space="preserve">  &lt;</w:t>
+      </w:r>
+      <w:r>
+        <w:rPr>
+          <w:rStyle w:val="KeywordTok"/>
+        </w:rPr>
+        <w:t>property</w:t>
+      </w:r>
+      <w:r>
+        <w:rPr>
+          <w:rStyle w:val="NormalTok"/>
+        </w:rPr>
+        <w:t>&gt;</w:t>
+      </w:r>
+      <w:r>
+        <w:br/>
+      </w:r>
+      <w:r>
+        <w:rPr>
+          <w:rStyle w:val="NormalTok"/>
+        </w:rPr>
+        <w:t xml:space="preserve">    &lt;</w:t>
+      </w:r>
+      <w:r>
+        <w:rPr>
+          <w:rStyle w:val="KeywordTok"/>
+        </w:rPr>
+        <w:t>name</w:t>
+      </w:r>
+      <w:r>
+        <w:rPr>
+          <w:rStyle w:val="NormalTok"/>
+        </w:rPr>
+        <w:t>&gt;fs.defaultFS&lt;/</w:t>
+      </w:r>
+      <w:r>
+        <w:rPr>
+          <w:rStyle w:val="KeywordTok"/>
+        </w:rPr>
+        <w:t>name</w:t>
+      </w:r>
+      <w:r>
+        <w:rPr>
+          <w:rStyle w:val="NormalTok"/>
+        </w:rPr>
+        <w:t>&gt;</w:t>
+      </w:r>
+      <w:r>
+        <w:br/>
+      </w:r>
+      <w:r>
+        <w:rPr>
+          <w:rStyle w:val="NormalTok"/>
+        </w:rPr>
+        <w:t xml:space="preserve">    &lt;</w:t>
+      </w:r>
+      <w:r>
+        <w:rPr>
+          <w:rStyle w:val="KeywordTok"/>
+        </w:rPr>
+        <w:t>value</w:t>
+      </w:r>
+      <w:r>
+        <w:rPr>
+          <w:rStyle w:val="NormalTok"/>
+        </w:rPr>
+        <w:t>&gt;hdfs://hdfs-namenode.default.svc.cluster.local:9000&lt;/</w:t>
+      </w:r>
+      <w:r>
+        <w:rPr>
+          <w:rStyle w:val="KeywordTok"/>
+        </w:rPr>
+        <w:t>value</w:t>
+      </w:r>
+      <w:r>
+        <w:rPr>
+          <w:rStyle w:val="NormalTok"/>
+        </w:rPr>
+        <w:t>&gt;</w:t>
+      </w:r>
+      <w:r>
+        <w:br/>
+      </w:r>
+      <w:r>
+        <w:rPr>
+          <w:rStyle w:val="NormalTok"/>
+        </w:rPr>
+        <w:t xml:space="preserve">  &lt;/</w:t>
+      </w:r>
+      <w:r>
+        <w:rPr>
+          <w:rStyle w:val="KeywordTok"/>
+        </w:rPr>
+        <w:t>property</w:t>
+      </w:r>
+      <w:r>
+        <w:rPr>
+          <w:rStyle w:val="NormalTok"/>
+        </w:rPr>
+        <w:t>&gt;</w:t>
+      </w:r>
+      <w:r>
+        <w:br/>
+      </w:r>
+      <w:r>
+        <w:rPr>
+          <w:rStyle w:val="NormalTok"/>
+        </w:rPr>
+        <w:t>&lt;/</w:t>
+      </w:r>
+      <w:r>
+        <w:rPr>
+          <w:rStyle w:val="KeywordTok"/>
+        </w:rPr>
+        <w:t>configuration</w:t>
+      </w:r>
+      <w:r>
+        <w:rPr>
+          <w:rStyle w:val="NormalTok"/>
+        </w:rPr>
+        <w:t>&gt;</w:t>
+      </w:r>
+    </w:p>
+    <w:p>
+      <w:r>
+        <w:t xml:space="preserve">Αν το εργαστήριο δώσει και </w:t>
+      </w:r>
+      <w:r>
+        <w:rPr>
+          <w:rStyle w:val="VerbatimChar"/>
+        </w:rPr>
+        <w:t>hdfs-site.xml</w:t>
+      </w:r>
+      <w:r>
+        <w:t xml:space="preserve">, βάλ' το επίσης στο </w:t>
+      </w:r>
+      <w:r>
+        <w:rPr>
+          <w:rStyle w:val="VerbatimChar"/>
+        </w:rPr>
+        <w:t>~/.hadoop/conf/</w:t>
+      </w:r>
+      <w:r>
+        <w:t>.</w:t>
+      </w:r>
+    </w:p>
+    <w:p>
+      <w:pPr>
+        <w:pStyle w:val="BodyText"/>
+      </w:pPr>
+      <w:r>
+        <w:t>Έπειτα έλεγξε:</w:t>
+      </w:r>
+    </w:p>
+    <w:p>
+      <w:pPr>
+        <w:pStyle w:val="SourceCode"/>
+      </w:pPr>
+      <w:r>
+        <w:rPr>
+          <w:rStyle w:val="ExtensionTok"/>
+        </w:rPr>
+        <w:t>hdfs</w:t>
+      </w:r>
+      <w:r>
+        <w:rPr>
+          <w:rStyle w:val="NormalTok"/>
+        </w:rPr>
+        <w:t xml:space="preserve"> dfs </w:t>
+      </w:r>
+      <w:r>
+        <w:rPr>
+          <w:rStyle w:val="AttributeTok"/>
+        </w:rPr>
+        <w:t>-ls</w:t>
+      </w:r>
+      <w:r>
+        <w:rPr>
+          <w:rStyle w:val="NormalTok"/>
+        </w:rPr>
+        <w:t xml:space="preserve"> /</w:t>
+      </w:r>
+      <w:r>
+        <w:br/>
+      </w:r>
+      <w:r>
+        <w:rPr>
+          <w:rStyle w:val="ExtensionTok"/>
+        </w:rPr>
+        <w:t>hdfs</w:t>
+      </w:r>
+      <w:r>
+        <w:rPr>
+          <w:rStyle w:val="NormalTok"/>
+        </w:rPr>
+        <w:t xml:space="preserve"> dfs </w:t>
+      </w:r>
+      <w:r>
+        <w:rPr>
+          <w:rStyle w:val="AttributeTok"/>
+        </w:rPr>
+        <w:t>-ls</w:t>
+      </w:r>
+      <w:r>
+        <w:rPr>
+          <w:rStyle w:val="NormalTok"/>
+        </w:rPr>
+        <w:t xml:space="preserve"> /user/</w:t>
+      </w:r>
+      <w:r>
+        <w:rPr>
+          <w:rStyle w:val="VariableTok"/>
+        </w:rPr>
+        <w:t>$VDCLOUD_USER</w:t>
+      </w:r>
+    </w:p>
+    <w:p>
+      <w:pPr>
+        <w:pStyle w:val="Heading1"/>
+      </w:pPr>
+      <w:bookmarkStart w:id="14" w:name="X6d23b9fa4ae6e324776e7617d69fae5413f4315"/>
+      <w:bookmarkStart w:id="15" w:name="_Toc227785342"/>
+      <w:bookmarkEnd w:id="12"/>
+      <w:r>
+        <w:t xml:space="preserve">5. Προσωπικό </w:t>
+      </w:r>
+      <w:r>
+        <w:rPr>
+          <w:rStyle w:val="VerbatimChar"/>
+        </w:rPr>
+        <w:t>spark-defaults.conf</w:t>
+      </w:r>
+      <w:bookmarkEnd w:id="15"/>
+    </w:p>
+    <w:p>
+      <w:r>
+        <w:t xml:space="preserve">Η πιο πρακτική λύση για τους φοιτητές είναι η λειτουργία συστοιχίας του Kubernetes να είναι η προεπιλογή του </w:t>
+      </w:r>
+      <w:r>
+        <w:rPr>
+          <w:rStyle w:val="VerbatimChar"/>
+        </w:rPr>
+        <w:t>spark-submit</w:t>
+      </w:r>
+      <w:r>
+        <w:t xml:space="preserve"> στο WSL.</w:t>
+      </w:r>
+    </w:p>
+    <w:p>
+      <w:pPr>
+        <w:pStyle w:val="BodyText"/>
+      </w:pPr>
+      <w:r>
+        <w:lastRenderedPageBreak/>
+        <w:t>Δημιούργησε:</w:t>
+      </w:r>
+    </w:p>
+    <w:p>
+      <w:pPr>
+        <w:pStyle w:val="SourceCode"/>
+      </w:pPr>
+      <w:r>
+        <w:rPr>
+          <w:rStyle w:val="FunctionTok"/>
+        </w:rPr>
+        <w:t>mkdir</w:t>
+      </w:r>
+      <w:r>
+        <w:rPr>
+          <w:rStyle w:val="NormalTok"/>
+        </w:rPr>
+        <w:t xml:space="preserve"> </w:t>
+      </w:r>
+      <w:r>
+        <w:rPr>
+          <w:rStyle w:val="AttributeTok"/>
+        </w:rPr>
+        <w:t>-p</w:t>
+      </w:r>
+      <w:r>
+        <w:rPr>
+          <w:rStyle w:val="NormalTok"/>
+        </w:rPr>
+        <w:t xml:space="preserve"> ~/.spark/conf</w:t>
+      </w:r>
+      <w:r>
+        <w:br/>
+      </w:r>
+      <w:r>
+        <w:rPr>
+          <w:rStyle w:val="FunctionTok"/>
+        </w:rPr>
+        <w:t>nano</w:t>
+      </w:r>
+      <w:r>
+        <w:rPr>
+          <w:rStyle w:val="NormalTok"/>
+        </w:rPr>
+        <w:t xml:space="preserve"> ~/.spark/conf/spark-defaults.conf</w:t>
+      </w:r>
+    </w:p>
+    <w:p>
+      <w:r>
+        <w:t>και βάλε:</w:t>
+      </w:r>
+    </w:p>
+    <w:p>
+      <w:pPr>
+        <w:pStyle w:val="SourceCode"/>
+      </w:pPr>
+      <w:r>
+        <w:rPr>
+          <w:rStyle w:val="VerbatimChar"/>
+        </w:rPr>
+        <w:t># Replace YOUR_USERNAME with your lab username before first use.</w:t>
+      </w:r>
+      <w:r>
+        <w:br/>
+      </w:r>
+      <w:r>
+        <w:br/>
+      </w:r>
+      <w:r>
+        <w:rPr>
+          <w:rStyle w:val="VerbatimChar"/>
+        </w:rPr>
+        <w:t>spark.master                                   k8s://https://source-code-master.cluster.local:6443</w:t>
+      </w:r>
+      <w:r>
+        <w:br/>
+      </w:r>
+      <w:r>
+        <w:rPr>
+          <w:rStyle w:val="VerbatimChar"/>
+        </w:rPr>
+        <w:t>spark.submit.deployMode                        cluster</w:t>
+      </w:r>
+      <w:r>
+        <w:br/>
+      </w:r>
+      <w:r>
+        <w:rPr>
+          <w:rStyle w:val="VerbatimChar"/>
+        </w:rPr>
+        <w:t>spark.kubernetes.namespace                     YOUR_USERNAME-priv</w:t>
+      </w:r>
+      <w:r>
+        <w:br/>
+      </w:r>
+      <w:r>
+        <w:rPr>
+          <w:rStyle w:val="VerbatimChar"/>
+        </w:rPr>
+        <w:t>spark.kubernetes.authenticate.driver.serviceAccountName spark</w:t>
+      </w:r>
+      <w:r>
+        <w:br/>
+      </w:r>
+      <w:r>
+        <w:rPr>
+          <w:rStyle w:val="VerbatimChar"/>
+        </w:rPr>
+        <w:t>spark.kubernetes.container.image               apache/spark:3.5.8-scala2.12-java11-python3-ubuntu</w:t>
+      </w:r>
+      <w:r>
+        <w:br/>
+      </w:r>
+      <w:r>
+        <w:rPr>
+          <w:rStyle w:val="VerbatimChar"/>
+        </w:rPr>
+        <w:t>spark.executor.instances                       1</w:t>
+      </w:r>
+      <w:r>
+        <w:br/>
+      </w:r>
+      <w:r>
+        <w:rPr>
+          <w:rStyle w:val="VerbatimChar"/>
+        </w:rPr>
+        <w:t>spark.kubernetes.submission.waitAppCompletion  false</w:t>
+      </w:r>
+      <w:r>
+        <w:br/>
+      </w:r>
+      <w:r>
+        <w:rPr>
+          <w:rStyle w:val="VerbatimChar"/>
+        </w:rPr>
+        <w:t xml:space="preserve">spark.eventLog.enabled      </w:t>
+      </w:r>
+      <w:r>
+        <w:rPr>
+          <w:rStyle w:val="VerbatimChar"/>
+        </w:rPr>
+        <w:t xml:space="preserve">                   true</w:t>
+      </w:r>
+      <w:r>
+        <w:br/>
+      </w:r>
+      <w:r>
+        <w:rPr>
+          <w:rStyle w:val="VerbatimChar"/>
+        </w:rPr>
+        <w:t>spark.eventLog.dir                             hdfs://hdfs-namenode.default.svc.cluster.local:9000/user/YOUR_USERNAME/logs</w:t>
+      </w:r>
+      <w:r>
+        <w:br/>
+      </w:r>
+      <w:r>
+        <w:rPr>
+          <w:rStyle w:val="VerbatimChar"/>
+        </w:rPr>
+        <w:t>spark.history.fs.logDirectory                  hdfs://hdfs-namenode.default.svc.cluster.local:9000/user/YOUR_USERNAME/logs</w:t>
+      </w:r>
+    </w:p>
+    <w:p>
+      <w:r>
+        <w:t>Πριν από το πρώτο submit:</w:t>
       </w:r>
     </w:p>
     <w:p>
       <w:pPr>
         <w:numPr>
           <w:ilvl w:val="0"/>
-          <w:numId w:val="14"/>
+          <w:numId w:val="15"/>
+        </w:numPr>
+      </w:pPr>
+      <w:r>
+        <w:t xml:space="preserve">αντικατάστησε το </w:t>
+      </w:r>
+      <w:r>
+        <w:rPr>
+          <w:rStyle w:val="VerbatimChar"/>
+        </w:rPr>
+        <w:t>YOUR_USERNAME</w:t>
+      </w:r>
+    </w:p>
+    <w:p>
+      <w:pPr>
+        <w:numPr>
+          <w:ilvl w:val="0"/>
+          <w:numId w:val="15"/>
+        </w:numPr>
+      </w:pPr>
+      <w:r>
+        <w:t xml:space="preserve">βεβαιώσου ότι το </w:t>
+      </w:r>
+      <w:r>
+        <w:rPr>
+          <w:rStyle w:val="VerbatimChar"/>
+        </w:rPr>
+        <w:t>spark.master</w:t>
+      </w:r>
+      <w:r>
+        <w:t xml:space="preserve"> συμφωνεί με το kubeconfig</w:t>
+      </w:r>
+    </w:p>
+    <w:p>
+      <w:pPr>
+        <w:numPr>
+          <w:ilvl w:val="0"/>
+          <w:numId w:val="15"/>
         </w:numPr>
       </w:pPr>
       <w:r>
@@ -3702,13 +3879,13 @@
       <w:pPr>
         <w:pStyle w:val="Heading1"/>
       </w:pPr>
-      <w:bookmarkStart w:id="14" w:name="X8a93fa19873296edebe569335d2fc5ff1c8d14e"/>
-      <w:bookmarkStart w:id="15" w:name="_Toc225777541"/>
-      <w:bookmarkEnd w:id="12"/>
+      <w:bookmarkStart w:id="16" w:name="X8a93fa19873296edebe569335d2fc5ff1c8d14e"/>
+      <w:bookmarkStart w:id="17" w:name="_Toc227785343"/>
+      <w:bookmarkEnd w:id="14"/>
       <w:r>
         <w:t>6. Πρώτη μεταφόρτωση στο HDFS</w:t>
       </w:r>
-      <w:bookmarkEnd w:id="15"/>
+      <w:bookmarkEnd w:id="17"/>
     </w:p>
     <w:p>
       <w:r>
@@ -3786,7 +3963,7 @@
         <w:rPr>
           <w:rStyle w:val="VariableTok"/>
         </w:rPr>
-        <w:t>$USER</w:t>
+        <w:t>$VDCLOUD_USER</w:t>
       </w:r>
       <w:r>
         <w:rPr>
@@ -3798,7 +3975,7 @@
         <w:rPr>
           <w:rStyle w:val="VariableTok"/>
         </w:rPr>
-        <w:t>$USER</w:t>
+        <w:t>$VDCLOUD_USER</w:t>
       </w:r>
       <w:r>
         <w:rPr>
@@ -3810,7 +3987,7 @@
         <w:rPr>
           <w:rStyle w:val="VariableTok"/>
         </w:rPr>
-        <w:t>$USER</w:t>
+        <w:t>$VDCLOUD_USER</w:t>
       </w:r>
       <w:r>
         <w:rPr>
@@ -3879,7 +4056,7 @@
         <w:rPr>
           <w:rStyle w:val="VariableTok"/>
         </w:rPr>
-        <w:t>$USER</w:t>
+        <w:t>$VDCLOUD_USER</w:t>
       </w:r>
       <w:r>
         <w:rPr>
@@ -3891,7 +4068,7 @@
         <w:rPr>
           <w:rStyle w:val="VariableTok"/>
         </w:rPr>
-        <w:t>$USER</w:t>
+        <w:t>$VDCLOUD_USER</w:t>
       </w:r>
       <w:r>
         <w:rPr>
@@ -3903,7 +4080,7 @@
         <w:rPr>
           <w:rStyle w:val="VariableTok"/>
         </w:rPr>
-        <w:t>$USER</w:t>
+        <w:t>$VDCLOUD_USER</w:t>
       </w:r>
       <w:r>
         <w:rPr>
@@ -3966,7 +4143,7 @@
         <w:rPr>
           <w:rStyle w:val="VariableTok"/>
         </w:rPr>
-        <w:t>$USER</w:t>
+        <w:t>$VDCLOUD_USER</w:t>
       </w:r>
       <w:r>
         <w:rPr>
@@ -4029,7 +4206,7 @@
         <w:rPr>
           <w:rStyle w:val="VariableTok"/>
         </w:rPr>
-        <w:t>$USER</w:t>
+        <w:t>$VDCLOUD_USER</w:t>
       </w:r>
       <w:r>
         <w:rPr>
@@ -4071,7 +4248,7 @@
         <w:rPr>
           <w:rStyle w:val="VariableTok"/>
         </w:rPr>
-        <w:t>$USER</w:t>
+        <w:t>$VDCLOUD_USER</w:t>
       </w:r>
       <w:r>
         <w:rPr>
@@ -4110,7 +4287,7 @@
         <w:rPr>
           <w:rStyle w:val="VariableTok"/>
         </w:rPr>
-        <w:t>$USER</w:t>
+        <w:t>$VDCLOUD_USER</w:t>
       </w:r>
       <w:r>
         <w:rPr>
@@ -4128,9 +4305,9 @@
       <w:pPr>
         <w:pStyle w:val="Heading1"/>
       </w:pPr>
-      <w:bookmarkStart w:id="16" w:name="X433d3aecd852bfd734749eece289d93d75272dc"/>
-      <w:bookmarkStart w:id="17" w:name="_Toc225777542"/>
-      <w:bookmarkEnd w:id="14"/>
+      <w:bookmarkStart w:id="18" w:name="X433d3aecd852bfd734749eece289d93d75272dc"/>
+      <w:bookmarkStart w:id="19" w:name="_Toc227785344"/>
+      <w:bookmarkEnd w:id="16"/>
       <w:r>
         <w:t xml:space="preserve">7. Πρώτο </w:t>
       </w:r>
@@ -4140,7 +4317,7 @@
         </w:rPr>
         <w:t>spark-submit</w:t>
       </w:r>
-      <w:bookmarkEnd w:id="17"/>
+      <w:bookmarkEnd w:id="19"/>
     </w:p>
     <w:p>
       <w:r>
@@ -4176,7 +4353,7 @@
         <w:rPr>
           <w:rStyle w:val="VariableTok"/>
         </w:rPr>
-        <w:t>$USER</w:t>
+        <w:t>$VDCLOUD_USER</w:t>
       </w:r>
       <w:r>
         <w:rPr>
@@ -4215,7 +4392,7 @@
         <w:rPr>
           <w:rStyle w:val="VariableTok"/>
         </w:rPr>
-        <w:t>$USER</w:t>
+        <w:t>$VDCLOUD_USER</w:t>
       </w:r>
     </w:p>
     <w:p>
@@ -4291,6 +4468,7 @@
         <w:rPr>
           <w:rStyle w:val="ImportTok"/>
         </w:rPr>
+        <w:lastRenderedPageBreak/>
         <w:t>import</w:t>
       </w:r>
       <w:r>
@@ -4639,7 +4817,13 @@
         <w:rPr>
           <w:rStyle w:val="NormalTok"/>
         </w:rPr>
-        <w:t xml:space="preserve">, lines: </w:t>
+        <w:t>, lin</w:t>
+      </w:r>
+      <w:r>
+        <w:rPr>
+          <w:rStyle w:val="NormalTok"/>
+        </w:rPr>
+        <w:t xml:space="preserve">es: </w:t>
       </w:r>
       <w:r>
         <w:rPr>
@@ -4723,13 +4907,7 @@
         <w:rPr>
           <w:rStyle w:val="NormalTok"/>
         </w:rPr>
-        <w:t xml:space="preserve">  </w:t>
-      </w:r>
-      <w:r>
-        <w:rPr>
-          <w:rStyle w:val="NormalTok"/>
-        </w:rPr>
-        <w:t xml:space="preserve">  output_file </w:t>
+        <w:t xml:space="preserve">    output_file </w:t>
       </w:r>
       <w:r>
         <w:rPr>
@@ -5020,20 +5198,650 @@
         <w:rPr>
           <w:rStyle w:val="NormalTok"/>
         </w:rPr>
+        <w:t xml:space="preserve">        </w:t>
+      </w:r>
+      <w:r>
+        <w:rPr>
+          <w:rStyle w:val="StringTok"/>
+        </w:rPr>
+        <w:t>"--base-path"</w:t>
+      </w:r>
+      <w:r>
+        <w:rPr>
+          <w:rStyle w:val="NormalTok"/>
+        </w:rPr>
+        <w:t>,</w:t>
+      </w:r>
+      <w:r>
+        <w:br/>
+      </w:r>
+      <w:r>
+        <w:rPr>
+          <w:rStyle w:val="NormalTok"/>
+        </w:rPr>
+        <w:t xml:space="preserve">        </w:t>
+      </w:r>
+      <w:r>
+        <w:rPr>
+          <w:rStyle w:val="BuiltInTok"/>
+        </w:rPr>
+        <w:t>help</w:t>
+      </w:r>
+      <w:r>
+        <w:rPr>
+          <w:rStyle w:val="OperatorTok"/>
+        </w:rPr>
+        <w:t>=</w:t>
+      </w:r>
+      <w:r>
+        <w:rPr>
+          <w:rStyle w:val="StringTok"/>
+        </w:rPr>
+        <w:t>"Base path that contains examples/ and where outputs should be written."</w:t>
+      </w:r>
+      <w:r>
+        <w:rPr>
+          <w:rStyle w:val="NormalTok"/>
+        </w:rPr>
+        <w:t>,</w:t>
+      </w:r>
+      <w:r>
+        <w:br/>
+      </w:r>
+      <w:r>
+        <w:rPr>
+          <w:rStyle w:val="NormalTok"/>
+        </w:rPr>
+        <w:t xml:space="preserve">    )</w:t>
+      </w:r>
+      <w:r>
+        <w:br/>
+      </w:r>
+      <w:r>
+        <w:rPr>
+          <w:rStyle w:val="NormalTok"/>
+        </w:rPr>
+        <w:t xml:space="preserve">    parser.add_argument(</w:t>
+      </w:r>
+      <w:r>
+        <w:br/>
+      </w:r>
+      <w:r>
+        <w:rPr>
+          <w:rStyle w:val="NormalTok"/>
+        </w:rPr>
+        <w:t xml:space="preserve">        </w:t>
+      </w:r>
+      <w:r>
+        <w:rPr>
+          <w:rStyle w:val="StringTok"/>
+        </w:rPr>
+        <w:t>"--input"</w:t>
+      </w:r>
+      <w:r>
+        <w:rPr>
+          <w:rStyle w:val="NormalTok"/>
+        </w:rPr>
+        <w:t>,</w:t>
+      </w:r>
+      <w:r>
+        <w:br/>
+      </w:r>
+      <w:r>
+        <w:rPr>
+          <w:rStyle w:val="NormalTok"/>
+        </w:rPr>
+        <w:t xml:space="preserve">        </w:t>
+      </w:r>
+      <w:r>
+        <w:rPr>
+          <w:rStyle w:val="BuiltInTok"/>
+        </w:rPr>
+        <w:t>help</w:t>
+      </w:r>
+      <w:r>
+        <w:rPr>
+          <w:rStyle w:val="OperatorTok"/>
+        </w:rPr>
+        <w:t>=</w:t>
+      </w:r>
+      <w:r>
+        <w:rPr>
+          <w:rStyle w:val="StringTok"/>
+        </w:rPr>
+        <w:t>"Explicit input text path. Defaults to examples/text.txt locally or &lt;base-path&gt;/examples/text.txt remotely."</w:t>
+      </w:r>
+      <w:r>
+        <w:rPr>
+          <w:rStyle w:val="NormalTok"/>
+        </w:rPr>
+        <w:t>,</w:t>
+      </w:r>
+      <w:r>
+        <w:br/>
+      </w:r>
+      <w:r>
+        <w:rPr>
+          <w:rStyle w:val="NormalTok"/>
+        </w:rPr>
+        <w:t xml:space="preserve">    )</w:t>
+      </w:r>
+      <w:r>
+        <w:br/>
+      </w:r>
+      <w:r>
+        <w:rPr>
+          <w:rStyle w:val="NormalTok"/>
+        </w:rPr>
+        <w:t xml:space="preserve">    parser.add_argument(</w:t>
+      </w:r>
+      <w:r>
+        <w:br/>
+      </w:r>
+      <w:r>
+        <w:rPr>
+          <w:rStyle w:val="NormalTok"/>
+        </w:rPr>
+        <w:t xml:space="preserve">        </w:t>
+      </w:r>
+      <w:r>
+        <w:rPr>
+          <w:rStyle w:val="StringTok"/>
+        </w:rPr>
+        <w:t>"--output"</w:t>
+      </w:r>
+      <w:r>
+        <w:rPr>
+          <w:rStyle w:val="NormalTok"/>
+        </w:rPr>
+        <w:t>,</w:t>
+      </w:r>
+      <w:r>
+        <w:br/>
+      </w:r>
+      <w:r>
+        <w:rPr>
+          <w:rStyle w:val="NormalTok"/>
+        </w:rPr>
+        <w:t xml:space="preserve">        </w:t>
+      </w:r>
+      <w:r>
+        <w:rPr>
+          <w:rStyle w:val="BuiltInTok"/>
+        </w:rPr>
+        <w:t>help</w:t>
+      </w:r>
+      <w:r>
+        <w:rPr>
+          <w:rStyle w:val="OperatorTok"/>
+        </w:rPr>
+        <w:t>=</w:t>
+      </w:r>
+      <w:r>
+        <w:rPr>
+          <w:rStyle w:val="StringTok"/>
+        </w:rPr>
+        <w:t>"Explicit output path. If omitted, local runs only print results and remote runs write under &lt;base-path&gt;."</w:t>
+      </w:r>
+      <w:r>
+        <w:rPr>
+          <w:rStyle w:val="NormalTok"/>
+        </w:rPr>
+        <w:t>,</w:t>
+      </w:r>
+      <w:r>
+        <w:br/>
+      </w:r>
+      <w:r>
+        <w:rPr>
+          <w:rStyle w:val="NormalTok"/>
+        </w:rPr>
+        <w:t xml:space="preserve">    )</w:t>
+      </w:r>
+      <w:r>
+        <w:br/>
+      </w:r>
+      <w:r>
+        <w:rPr>
+          <w:rStyle w:val="NormalTok"/>
+        </w:rPr>
+        <w:t xml:space="preserve">    parser.add_argument(</w:t>
+      </w:r>
+      <w:r>
+        <w:br/>
+      </w:r>
+      <w:r>
+        <w:rPr>
+          <w:rStyle w:val="NormalTok"/>
+        </w:rPr>
+        <w:t xml:space="preserve">        </w:t>
+      </w:r>
+      <w:r>
+        <w:rPr>
+          <w:rStyle w:val="StringTok"/>
+        </w:rPr>
+        <w:t>"--master"</w:t>
+      </w:r>
+      <w:r>
+        <w:rPr>
+          <w:rStyle w:val="NormalTok"/>
+        </w:rPr>
+        <w:t>,</w:t>
+      </w:r>
+      <w:r>
+        <w:br/>
+      </w:r>
+      <w:r>
+        <w:rPr>
+          <w:rStyle w:val="NormalTok"/>
+        </w:rPr>
+        <w:t xml:space="preserve">        </w:t>
+      </w:r>
+      <w:r>
+        <w:rPr>
+          <w:rStyle w:val="BuiltInTok"/>
+        </w:rPr>
+        <w:t>help</w:t>
+      </w:r>
+      <w:r>
+        <w:rPr>
+          <w:rStyle w:val="OperatorTok"/>
+        </w:rPr>
+        <w:t>=</w:t>
+      </w:r>
+      <w:r>
+        <w:rPr>
+          <w:rStyle w:val="StringTok"/>
+        </w:rPr>
+        <w:t>"Optional Spark master. Local runs default to local[*] when no remote path is used."</w:t>
+      </w:r>
+      <w:r>
+        <w:rPr>
+          <w:rStyle w:val="NormalTok"/>
+        </w:rPr>
+        <w:t>,</w:t>
+      </w:r>
+      <w:r>
+        <w:br/>
+      </w:r>
+      <w:r>
+        <w:rPr>
+          <w:rStyle w:val="NormalTok"/>
+        </w:rPr>
+        <w:t xml:space="preserve">    )</w:t>
+      </w:r>
+      <w:r>
+        <w:br/>
+      </w:r>
+      <w:r>
+        <w:rPr>
+          <w:rStyle w:val="NormalTok"/>
+        </w:rPr>
+        <w:t xml:space="preserve">    </w:t>
+      </w:r>
+      <w:r>
+        <w:rPr>
+          <w:rStyle w:val="ControlFlowTok"/>
+        </w:rPr>
+        <w:t>return</w:t>
+      </w:r>
+      <w:r>
+        <w:rPr>
+          <w:rStyle w:val="NormalTok"/>
+        </w:rPr>
+        <w:t xml:space="preserve"> parser.parse_args()</w:t>
+      </w:r>
+      <w:r>
+        <w:br/>
+      </w:r>
+      <w:r>
+        <w:br/>
+      </w:r>
+      <w:r>
+        <w:br/>
+      </w:r>
+      <w:r>
+        <w:rPr>
+          <w:rStyle w:val="KeywordTok"/>
+        </w:rPr>
+        <w:t>def</w:t>
+      </w:r>
+      <w:r>
+        <w:rPr>
+          <w:rStyle w:val="NormalTok"/>
+        </w:rPr>
+        <w:t xml:space="preserve"> main() </w:t>
+      </w:r>
+      <w:r>
+        <w:rPr>
+          <w:rStyle w:val="OperatorTok"/>
+        </w:rPr>
+        <w:t>-&gt;</w:t>
+      </w:r>
+      <w:r>
+        <w:rPr>
+          <w:rStyle w:val="NormalTok"/>
+        </w:rPr>
+        <w:t xml:space="preserve"> </w:t>
+      </w:r>
+      <w:r>
+        <w:rPr>
+          <w:rStyle w:val="VariableTok"/>
+        </w:rPr>
+        <w:t>None</w:t>
+      </w:r>
+      <w:r>
+        <w:rPr>
+          <w:rStyle w:val="NormalTok"/>
+        </w:rPr>
+        <w:t>:</w:t>
+      </w:r>
+      <w:r>
+        <w:br/>
+      </w:r>
+      <w:r>
+        <w:rPr>
+          <w:rStyle w:val="NormalTok"/>
+        </w:rPr>
+        <w:t xml:space="preserve">    args </w:t>
+      </w:r>
+      <w:r>
+        <w:rPr>
+          <w:rStyle w:val="OperatorTok"/>
+        </w:rPr>
+        <w:t>=</w:t>
+      </w:r>
+      <w:r>
+        <w:rPr>
+          <w:rStyle w:val="NormalTok"/>
+        </w:rPr>
+        <w:t xml:space="preserve"> parse_args()</w:t>
+      </w:r>
+      <w:r>
+        <w:br/>
+      </w:r>
+      <w:r>
+        <w:rPr>
+          <w:rStyle w:val="NormalTok"/>
+        </w:rPr>
+        <w:t xml:space="preserve">    input_path </w:t>
+      </w:r>
+      <w:r>
+        <w:rPr>
+          <w:rStyle w:val="OperatorTok"/>
+        </w:rPr>
+        <w:t>=</w:t>
+      </w:r>
+      <w:r>
+        <w:rPr>
+          <w:rStyle w:val="NormalTok"/>
+        </w:rPr>
+        <w:t xml:space="preserve"> args.</w:t>
+      </w:r>
+      <w:r>
+        <w:rPr>
+          <w:rStyle w:val="BuiltInTok"/>
+        </w:rPr>
+        <w:t>input</w:t>
+      </w:r>
+      <w:r>
+        <w:rPr>
+          <w:rStyle w:val="NormalTok"/>
+        </w:rPr>
+        <w:t xml:space="preserve"> </w:t>
+      </w:r>
+      <w:r>
+        <w:rPr>
+          <w:rStyle w:val="KeywordTok"/>
+        </w:rPr>
+        <w:t>or</w:t>
+      </w:r>
+      <w:r>
+        <w:rPr>
+          <w:rStyle w:val="NormalTok"/>
+        </w:rPr>
+        <w:t xml:space="preserve"> (</w:t>
+      </w:r>
+      <w:r>
+        <w:br/>
+      </w:r>
+      <w:r>
+        <w:rPr>
+          <w:rStyle w:val="NormalTok"/>
+        </w:rPr>
+        <w:t xml:space="preserve">        build_path(args.base_path, </w:t>
+      </w:r>
+      <w:r>
+        <w:rPr>
+          <w:rStyle w:val="StringTok"/>
+        </w:rPr>
+        <w:t>"examples/text.txt"</w:t>
+      </w:r>
+      <w:r>
+        <w:rPr>
+          <w:rStyle w:val="NormalTok"/>
+        </w:rPr>
+        <w:t>)</w:t>
+      </w:r>
+      <w:r>
+        <w:br/>
+      </w:r>
+      <w:r>
+        <w:rPr>
+          <w:rStyle w:val="NormalTok"/>
+        </w:rPr>
+        <w:t xml:space="preserve">        </w:t>
+      </w:r>
+      <w:r>
+        <w:rPr>
+          <w:rStyle w:val="ControlFlowTok"/>
+        </w:rPr>
+        <w:t>if</w:t>
+      </w:r>
+      <w:r>
+        <w:rPr>
+          <w:rStyle w:val="NormalTok"/>
+        </w:rPr>
+        <w:t xml:space="preserve"> args.base_path</w:t>
+      </w:r>
+      <w:r>
+        <w:br/>
+      </w:r>
+      <w:r>
+        <w:rPr>
+          <w:rStyle w:val="NormalTok"/>
+        </w:rPr>
+        <w:t xml:space="preserve">        </w:t>
+      </w:r>
+      <w:r>
+        <w:rPr>
+          <w:rStyle w:val="ControlFlowTok"/>
+        </w:rPr>
+        <w:t>else</w:t>
+      </w:r>
+      <w:r>
+        <w:rPr>
+          <w:rStyle w:val="NormalTok"/>
+        </w:rPr>
+        <w:t xml:space="preserve"> </w:t>
+      </w:r>
+      <w:r>
+        <w:rPr>
+          <w:rStyle w:val="StringTok"/>
+        </w:rPr>
+        <w:t>"examples/text.txt"</w:t>
+      </w:r>
+      <w:r>
+        <w:br/>
+      </w:r>
+      <w:r>
+        <w:rPr>
+          <w:rStyle w:val="NormalTok"/>
+        </w:rPr>
+        <w:t xml:space="preserve">    )</w:t>
+      </w:r>
+      <w:r>
+        <w:br/>
+      </w:r>
+      <w:r>
+        <w:br/>
+      </w:r>
+      <w:r>
+        <w:rPr>
+          <w:rStyle w:val="NormalTok"/>
+        </w:rPr>
+        <w:t xml:space="preserve">    builder </w:t>
+      </w:r>
+      <w:r>
+        <w:rPr>
+          <w:rStyle w:val="OperatorTok"/>
+        </w:rPr>
+        <w:t>=</w:t>
+      </w:r>
+      <w:r>
+        <w:rPr>
+          <w:rStyle w:val="NormalTok"/>
+        </w:rPr>
+        <w:t xml:space="preserve"> Sp</w:t>
+      </w:r>
+      <w:r>
+        <w:rPr>
+          <w:rStyle w:val="NormalTok"/>
+        </w:rPr>
+        <w:t>arkSession.builder.appName(</w:t>
+      </w:r>
+      <w:r>
+        <w:rPr>
+          <w:rStyle w:val="StringTok"/>
+        </w:rPr>
+        <w:t>"wordcount example"</w:t>
+      </w:r>
+      <w:r>
+        <w:rPr>
+          <w:rStyle w:val="NormalTok"/>
+        </w:rPr>
+        <w:t>)</w:t>
+      </w:r>
+      <w:r>
+        <w:br/>
+      </w:r>
+      <w:r>
+        <w:rPr>
+          <w:rStyle w:val="NormalTok"/>
+        </w:rPr>
+        <w:t xml:space="preserve">    </w:t>
+      </w:r>
+      <w:r>
+        <w:rPr>
+          <w:rStyle w:val="CommentTok"/>
+        </w:rPr>
+        <w:t># Reuse the same script in two contexts:</w:t>
+      </w:r>
+      <w:r>
+        <w:br/>
+      </w:r>
+      <w:r>
+        <w:rPr>
+          <w:rStyle w:val="NormalTok"/>
+        </w:rPr>
+        <w:t xml:space="preserve">    </w:t>
+      </w:r>
+      <w:r>
+        <w:rPr>
+          <w:rStyle w:val="CommentTok"/>
+        </w:rPr>
+        <w:t># - local files -&gt; start a local Spark session</w:t>
+      </w:r>
+      <w:r>
+        <w:br/>
+      </w:r>
+      <w:r>
+        <w:rPr>
+          <w:rStyle w:val="NormalTok"/>
+        </w:rPr>
+        <w:t xml:space="preserve">    </w:t>
+      </w:r>
+      <w:r>
+        <w:rPr>
+          <w:rStyle w:val="CommentTok"/>
+        </w:rPr>
+        <w:t># - remote URIs -&gt; let spark-submit use the external cluster configuration</w:t>
+      </w:r>
+      <w:r>
+        <w:br/>
+      </w:r>
+      <w:r>
+        <w:rPr>
+          <w:rStyle w:val="NormalTok"/>
+        </w:rPr>
+        <w:t xml:space="preserve">    </w:t>
+      </w:r>
+      <w:r>
+        <w:rPr>
+          <w:rStyle w:val="ControlFlowTok"/>
+        </w:rPr>
+        <w:t>if</w:t>
+      </w:r>
+      <w:r>
+        <w:rPr>
+          <w:rStyle w:val="NormalTok"/>
+        </w:rPr>
+        <w:t xml:space="preserve"> args.master:</w:t>
+      </w:r>
+      <w:r>
+        <w:br/>
+      </w:r>
+      <w:r>
+        <w:rPr>
+          <w:rStyle w:val="NormalTok"/>
+        </w:rPr>
         <w:lastRenderedPageBreak/>
+        <w:t xml:space="preserve">        builder </w:t>
+      </w:r>
+      <w:r>
+        <w:rPr>
+          <w:rStyle w:val="OperatorTok"/>
+        </w:rPr>
+        <w:t>=</w:t>
+      </w:r>
+      <w:r>
+        <w:rPr>
+          <w:rStyle w:val="NormalTok"/>
+        </w:rPr>
+        <w:t xml:space="preserve"> builder.master(args.master)</w:t>
+      </w:r>
+      <w:r>
+        <w:br/>
+      </w:r>
+      <w:r>
+        <w:rPr>
+          <w:rStyle w:val="NormalTok"/>
+        </w:rPr>
         <w:t xml:space="preserve">        </w:t>
       </w:r>
       <w:r>
         <w:rPr>
+          <w:rStyle w:val="ControlFlowTok"/>
+        </w:rPr>
+        <w:t>if</w:t>
+      </w:r>
+      <w:r>
+        <w:rPr>
+          <w:rStyle w:val="NormalTok"/>
+        </w:rPr>
+        <w:t xml:space="preserve"> args.master.startswith(</w:t>
+      </w:r>
+      <w:r>
+        <w:rPr>
           <w:rStyle w:val="StringTok"/>
         </w:rPr>
-        <w:t>"--base-path"</w:t>
-      </w:r>
-      <w:r>
-        <w:rPr>
-          <w:rStyle w:val="NormalTok"/>
-        </w:rPr>
-        <w:t>,</w:t>
+        <w:t>"local"</w:t>
+      </w:r>
+      <w:r>
+        <w:rPr>
+          <w:rStyle w:val="NormalTok"/>
+        </w:rPr>
+        <w:t>):</w:t>
       </w:r>
       <w:r>
         <w:br/>
@@ -5042,31 +5850,784 @@
         <w:rPr>
           <w:rStyle w:val="NormalTok"/>
         </w:rPr>
+        <w:t xml:space="preserve">            builder </w:t>
+      </w:r>
+      <w:r>
+        <w:rPr>
+          <w:rStyle w:val="OperatorTok"/>
+        </w:rPr>
+        <w:t>=</w:t>
+      </w:r>
+      <w:r>
+        <w:rPr>
+          <w:rStyle w:val="NormalTok"/>
+        </w:rPr>
+        <w:t xml:space="preserve"> builder.config(</w:t>
+      </w:r>
+      <w:r>
+        <w:rPr>
+          <w:rStyle w:val="StringTok"/>
+        </w:rPr>
+        <w:t>"spark.submit.deployMode"</w:t>
+      </w:r>
+      <w:r>
+        <w:rPr>
+          <w:rStyle w:val="NormalTok"/>
+        </w:rPr>
+        <w:t xml:space="preserve">, </w:t>
+      </w:r>
+      <w:r>
+        <w:rPr>
+          <w:rStyle w:val="StringTok"/>
+        </w:rPr>
+        <w:t>"client"</w:t>
+      </w:r>
+      <w:r>
+        <w:rPr>
+          <w:rStyle w:val="NormalTok"/>
+        </w:rPr>
+        <w:t>)</w:t>
+      </w:r>
+      <w:r>
+        <w:br/>
+      </w:r>
+      <w:r>
+        <w:rPr>
+          <w:rStyle w:val="NormalTok"/>
+        </w:rPr>
+        <w:t xml:space="preserve">    </w:t>
+      </w:r>
+      <w:r>
+        <w:rPr>
+          <w:rStyle w:val="ControlFlowTok"/>
+        </w:rPr>
+        <w:t>elif</w:t>
+      </w:r>
+      <w:r>
+        <w:rPr>
+          <w:rStyle w:val="NormalTok"/>
+        </w:rPr>
+        <w:t xml:space="preserve"> </w:t>
+      </w:r>
+      <w:r>
+        <w:rPr>
+          <w:rStyle w:val="StringTok"/>
+        </w:rPr>
+        <w:t>"://"</w:t>
+      </w:r>
+      <w:r>
+        <w:rPr>
+          <w:rStyle w:val="NormalTok"/>
+        </w:rPr>
+        <w:t xml:space="preserve"> </w:t>
+      </w:r>
+      <w:r>
+        <w:rPr>
+          <w:rStyle w:val="KeywordTok"/>
+        </w:rPr>
+        <w:t>not</w:t>
+      </w:r>
+      <w:r>
+        <w:rPr>
+          <w:rStyle w:val="NormalTok"/>
+        </w:rPr>
+        <w:t xml:space="preserve"> </w:t>
+      </w:r>
+      <w:r>
+        <w:rPr>
+          <w:rStyle w:val="KeywordTok"/>
+        </w:rPr>
+        <w:t>in</w:t>
+      </w:r>
+      <w:r>
+        <w:rPr>
+          <w:rStyle w:val="NormalTok"/>
+        </w:rPr>
+        <w:t xml:space="preserve"> input_path:</w:t>
+      </w:r>
+      <w:r>
+        <w:br/>
+      </w:r>
+      <w:r>
+        <w:rPr>
+          <w:rStyle w:val="NormalTok"/>
+        </w:rPr>
+        <w:t xml:space="preserve">        builder </w:t>
+      </w:r>
+      <w:r>
+        <w:rPr>
+          <w:rStyle w:val="OperatorTok"/>
+        </w:rPr>
+        <w:t>=</w:t>
+      </w:r>
+      <w:r>
+        <w:rPr>
+          <w:rStyle w:val="NormalTok"/>
+        </w:rPr>
+        <w:t xml:space="preserve"> builder.master(</w:t>
+      </w:r>
+      <w:r>
+        <w:rPr>
+          <w:rStyle w:val="StringTok"/>
+        </w:rPr>
+        <w:t>"local[*]"</w:t>
+      </w:r>
+      <w:r>
+        <w:rPr>
+          <w:rStyle w:val="NormalTok"/>
+        </w:rPr>
+        <w:t>).config(</w:t>
+      </w:r>
+      <w:r>
+        <w:rPr>
+          <w:rStyle w:val="StringTok"/>
+        </w:rPr>
+        <w:t>"spark.submit.deployMode"</w:t>
+      </w:r>
+      <w:r>
+        <w:rPr>
+          <w:rStyle w:val="NormalTok"/>
+        </w:rPr>
+        <w:t xml:space="preserve">, </w:t>
+      </w:r>
+      <w:r>
+        <w:rPr>
+          <w:rStyle w:val="StringTok"/>
+        </w:rPr>
+        <w:t>"client"</w:t>
+      </w:r>
+      <w:r>
+        <w:rPr>
+          <w:rStyle w:val="NormalTok"/>
+        </w:rPr>
+        <w:t>)</w:t>
+      </w:r>
+      <w:r>
+        <w:br/>
+      </w:r>
+      <w:r>
+        <w:br/>
+      </w:r>
+      <w:r>
+        <w:rPr>
+          <w:rStyle w:val="NormalTok"/>
+        </w:rPr>
+        <w:t xml:space="preserve">    spark </w:t>
+      </w:r>
+      <w:r>
+        <w:rPr>
+          <w:rStyle w:val="OperatorTok"/>
+        </w:rPr>
+        <w:t>=</w:t>
+      </w:r>
+      <w:r>
+        <w:rPr>
+          <w:rStyle w:val="NormalTok"/>
+        </w:rPr>
+        <w:t xml:space="preserve"> builder.getOrCreate()</w:t>
+      </w:r>
+      <w:r>
+        <w:br/>
+      </w:r>
+      <w:r>
+        <w:rPr>
+          <w:rStyle w:val="NormalTok"/>
+        </w:rPr>
+        <w:t xml:space="preserve">    sc </w:t>
+      </w:r>
+      <w:r>
+        <w:rPr>
+          <w:rStyle w:val="OperatorTok"/>
+        </w:rPr>
+        <w:t>=</w:t>
+      </w:r>
+      <w:r>
+        <w:rPr>
+          <w:rStyle w:val="NormalTok"/>
+        </w:rPr>
+        <w:t xml:space="preserve"> spark.sparkContext</w:t>
+      </w:r>
+      <w:r>
+        <w:br/>
+      </w:r>
+      <w:r>
+        <w:rPr>
+          <w:rStyle w:val="NormalTok"/>
+        </w:rPr>
+        <w:t xml:space="preserve">    sc.setLogLevel(</w:t>
+      </w:r>
+      <w:r>
+        <w:rPr>
+          <w:rStyle w:val="StringTok"/>
+        </w:rPr>
+        <w:t>"ERROR"</w:t>
+      </w:r>
+      <w:r>
+        <w:rPr>
+          <w:rStyle w:val="NormalTok"/>
+        </w:rPr>
+        <w:t>)</w:t>
+      </w:r>
+      <w:r>
+        <w:br/>
+      </w:r>
+      <w:r>
+        <w:br/>
+      </w:r>
+      <w:r>
+        <w:rPr>
+          <w:rStyle w:val="NormalTok"/>
+        </w:rPr>
+        <w:t xml:space="preserve">    output_path </w:t>
+      </w:r>
+      <w:r>
+        <w:rPr>
+          <w:rStyle w:val="OperatorTok"/>
+        </w:rPr>
+        <w:t>=</w:t>
+      </w:r>
+      <w:r>
+        <w:rPr>
+          <w:rStyle w:val="NormalTok"/>
+        </w:rPr>
+        <w:t xml:space="preserve"> args.output</w:t>
+      </w:r>
+      <w:r>
+        <w:br/>
+      </w:r>
+      <w:r>
+        <w:rPr>
+          <w:rStyle w:val="NormalTok"/>
+        </w:rPr>
+        <w:t xml:space="preserve">    </w:t>
+      </w:r>
+      <w:r>
+        <w:rPr>
+          <w:rStyle w:val="ControlFlowTok"/>
+        </w:rPr>
+        <w:t>if</w:t>
+      </w:r>
+      <w:r>
+        <w:rPr>
+          <w:rStyle w:val="NormalTok"/>
+        </w:rPr>
+        <w:t xml:space="preserve"> output_path </w:t>
+      </w:r>
+      <w:r>
+        <w:rPr>
+          <w:rStyle w:val="KeywordTok"/>
+        </w:rPr>
+        <w:t>is</w:t>
+      </w:r>
+      <w:r>
+        <w:rPr>
+          <w:rStyle w:val="NormalTok"/>
+        </w:rPr>
+        <w:t xml:space="preserve"> </w:t>
+      </w:r>
+      <w:r>
+        <w:rPr>
+          <w:rStyle w:val="VariableTok"/>
+        </w:rPr>
+        <w:t>None</w:t>
+      </w:r>
+      <w:r>
+        <w:rPr>
+          <w:rStyle w:val="NormalTok"/>
+        </w:rPr>
+        <w:t xml:space="preserve"> </w:t>
+      </w:r>
+      <w:r>
+        <w:rPr>
+          <w:rStyle w:val="KeywordTok"/>
+        </w:rPr>
+        <w:t>and</w:t>
+      </w:r>
+      <w:r>
+        <w:rPr>
+          <w:rStyle w:val="NormalTok"/>
+        </w:rPr>
+        <w:t xml:space="preserve"> args.base_path:</w:t>
+      </w:r>
+      <w:r>
+        <w:br/>
+      </w:r>
+      <w:r>
+        <w:rPr>
+          <w:rStyle w:val="NormalTok"/>
+        </w:rPr>
+        <w:t xml:space="preserve">        output_path </w:t>
+      </w:r>
+      <w:r>
+        <w:rPr>
+          <w:rStyle w:val="OperatorTok"/>
+        </w:rPr>
+        <w:t>=</w:t>
+      </w:r>
+      <w:r>
+        <w:rPr>
+          <w:rStyle w:val="NormalTok"/>
+        </w:rPr>
+        <w:t xml:space="preserve"> build_path(args.base_path, </w:t>
+      </w:r>
+      <w:r>
+        <w:rPr>
+          <w:rStyle w:val="SpecialStringTok"/>
+        </w:rPr>
+        <w:t>f"wordcount_output_</w:t>
+      </w:r>
+      <w:r>
+        <w:rPr>
+          <w:rStyle w:val="SpecialCharTok"/>
+        </w:rPr>
+        <w:t>{</w:t>
+      </w:r>
+      <w:r>
+        <w:rPr>
+          <w:rStyle w:val="NormalTok"/>
+        </w:rPr>
+        <w:t>sc</w:t>
+      </w:r>
+      <w:r>
+        <w:rPr>
+          <w:rStyle w:val="SpecialCharTok"/>
+        </w:rPr>
+        <w:t>.</w:t>
+      </w:r>
+      <w:r>
+        <w:rPr>
+          <w:rStyle w:val="NormalTok"/>
+        </w:rPr>
+        <w:t>applicationId</w:t>
+      </w:r>
+      <w:r>
+        <w:rPr>
+          <w:rStyle w:val="SpecialCharTok"/>
+        </w:rPr>
+        <w:t>}</w:t>
+      </w:r>
+      <w:r>
+        <w:rPr>
+          <w:rStyle w:val="SpecialStringTok"/>
+        </w:rPr>
+        <w:t>"</w:t>
+      </w:r>
+      <w:r>
+        <w:rPr>
+          <w:rStyle w:val="NormalTok"/>
+        </w:rPr>
+        <w:t>)</w:t>
+      </w:r>
+      <w:r>
+        <w:br/>
+      </w:r>
+      <w:r>
+        <w:br/>
+      </w:r>
+      <w:r>
+        <w:rPr>
+          <w:rStyle w:val="NormalTok"/>
+        </w:rPr>
+        <w:t xml:space="preserve">    wordcount </w:t>
+      </w:r>
+      <w:r>
+        <w:rPr>
+          <w:rStyle w:val="OperatorTok"/>
+        </w:rPr>
+        <w:t>=</w:t>
+      </w:r>
+      <w:r>
+        <w:rPr>
+          <w:rStyle w:val="NormalTok"/>
+        </w:rPr>
+        <w:t xml:space="preserve"> (</w:t>
+      </w:r>
+      <w:r>
+        <w:br/>
+      </w:r>
+      <w:r>
+        <w:rPr>
+          <w:rStyle w:val="NormalTok"/>
+        </w:rPr>
         <w:t xml:space="preserve">        </w:t>
       </w:r>
       <w:r>
         <w:rPr>
+          <w:rStyle w:val="CommentTok"/>
+        </w:rPr>
+        <w:t># textFile() gives an RDD where each element is one line from the input file.</w:t>
+      </w:r>
+      <w:r>
+        <w:br/>
+      </w:r>
+      <w:r>
+        <w:rPr>
+          <w:rStyle w:val="NormalTok"/>
+        </w:rPr>
+        <w:t xml:space="preserve">        sc.textFile(input_path)</w:t>
+      </w:r>
+      <w:r>
+        <w:br/>
+      </w:r>
+      <w:r>
+        <w:rPr>
+          <w:rStyle w:val="NormalTok"/>
+        </w:rPr>
+        <w:t xml:space="preserve">        </w:t>
+      </w:r>
+      <w:r>
+        <w:rPr>
+          <w:rStyle w:val="CommentTok"/>
+        </w:rPr>
+        <w:t># flatMap() is the classic "one input record -&gt; many output records" ste</w:t>
+      </w:r>
+      <w:r>
+        <w:rPr>
+          <w:rStyle w:val="CommentTok"/>
+        </w:rPr>
+        <w:t>p.</w:t>
+      </w:r>
+      <w:r>
+        <w:br/>
+      </w:r>
+      <w:r>
+        <w:rPr>
+          <w:rStyle w:val="NormalTok"/>
+        </w:rPr>
+        <w:t xml:space="preserve">        .flatMap(</w:t>
+      </w:r>
+      <w:r>
+        <w:rPr>
+          <w:rStyle w:val="KeywordTok"/>
+        </w:rPr>
+        <w:t>lambda</w:t>
+      </w:r>
+      <w:r>
+        <w:rPr>
+          <w:rStyle w:val="NormalTok"/>
+        </w:rPr>
+        <w:t xml:space="preserve"> line: line.split())</w:t>
+      </w:r>
+      <w:r>
+        <w:br/>
+      </w:r>
+      <w:r>
+        <w:rPr>
+          <w:rStyle w:val="NormalTok"/>
+        </w:rPr>
+        <w:t xml:space="preserve">        .</w:t>
+      </w:r>
+      <w:r>
+        <w:rPr>
           <w:rStyle w:val="BuiltInTok"/>
         </w:rPr>
-        <w:t>help</w:t>
+        <w:t>map</w:t>
+      </w:r>
+      <w:r>
+        <w:rPr>
+          <w:rStyle w:val="NormalTok"/>
+        </w:rPr>
+        <w:t>(</w:t>
+      </w:r>
+      <w:r>
+        <w:rPr>
+          <w:rStyle w:val="KeywordTok"/>
+        </w:rPr>
+        <w:t>lambda</w:t>
+      </w:r>
+      <w:r>
+        <w:rPr>
+          <w:rStyle w:val="NormalTok"/>
+        </w:rPr>
+        <w:t xml:space="preserve"> word: (word, </w:t>
+      </w:r>
+      <w:r>
+        <w:rPr>
+          <w:rStyle w:val="DecValTok"/>
+        </w:rPr>
+        <w:t>1</w:t>
+      </w:r>
+      <w:r>
+        <w:rPr>
+          <w:rStyle w:val="NormalTok"/>
+        </w:rPr>
+        <w:t>))</w:t>
+      </w:r>
+      <w:r>
+        <w:br/>
+      </w:r>
+      <w:r>
+        <w:rPr>
+          <w:rStyle w:val="NormalTok"/>
+        </w:rPr>
+        <w:t xml:space="preserve">        </w:t>
+      </w:r>
+      <w:r>
+        <w:rPr>
+          <w:rStyle w:val="CommentTok"/>
+        </w:rPr>
+        <w:t># reduceByKey() is the standard RDD aggregation pattern for key-value data.</w:t>
+      </w:r>
+      <w:r>
+        <w:br/>
+      </w:r>
+      <w:r>
+        <w:rPr>
+          <w:rStyle w:val="NormalTok"/>
+        </w:rPr>
+        <w:t xml:space="preserve">        .reduceByKey(</w:t>
+      </w:r>
+      <w:r>
+        <w:rPr>
+          <w:rStyle w:val="KeywordTok"/>
+        </w:rPr>
+        <w:t>lambda</w:t>
+      </w:r>
+      <w:r>
+        <w:rPr>
+          <w:rStyle w:val="NormalTok"/>
+        </w:rPr>
+        <w:t xml:space="preserve"> left, right: left </w:t>
       </w:r>
       <w:r>
         <w:rPr>
           <w:rStyle w:val="OperatorTok"/>
         </w:rPr>
+        <w:t>+</w:t>
+      </w:r>
+      <w:r>
+        <w:rPr>
+          <w:rStyle w:val="NormalTok"/>
+        </w:rPr>
+        <w:t xml:space="preserve"> right)</w:t>
+      </w:r>
+      <w:r>
+        <w:br/>
+      </w:r>
+      <w:r>
+        <w:rPr>
+          <w:rStyle w:val="NormalTok"/>
+        </w:rPr>
+        <w:t xml:space="preserve">        .sortBy(</w:t>
+      </w:r>
+      <w:r>
+        <w:rPr>
+          <w:rStyle w:val="KeywordTok"/>
+        </w:rPr>
+        <w:t>lambda</w:t>
+      </w:r>
+      <w:r>
+        <w:rPr>
+          <w:rStyle w:val="NormalTok"/>
+        </w:rPr>
+        <w:t xml:space="preserve"> item: (</w:t>
+      </w:r>
+      <w:r>
+        <w:rPr>
+          <w:rStyle w:val="OperatorTok"/>
+        </w:rPr>
+        <w:t>-</w:t>
+      </w:r>
+      <w:r>
+        <w:rPr>
+          <w:rStyle w:val="NormalTok"/>
+        </w:rPr>
+        <w:t>item[</w:t>
+      </w:r>
+      <w:r>
+        <w:rPr>
+          <w:rStyle w:val="DecValTok"/>
+        </w:rPr>
+        <w:t>1</w:t>
+      </w:r>
+      <w:r>
+        <w:rPr>
+          <w:rStyle w:val="NormalTok"/>
+        </w:rPr>
+        <w:t>], item[</w:t>
+      </w:r>
+      <w:r>
+        <w:rPr>
+          <w:rStyle w:val="DecValTok"/>
+        </w:rPr>
+        <w:t>0</w:t>
+      </w:r>
+      <w:r>
+        <w:rPr>
+          <w:rStyle w:val="NormalTok"/>
+        </w:rPr>
+        <w:t>]))</w:t>
+      </w:r>
+      <w:r>
+        <w:br/>
+      </w:r>
+      <w:r>
+        <w:rPr>
+          <w:rStyle w:val="NormalTok"/>
+        </w:rPr>
+        <w:t xml:space="preserve">    )</w:t>
+      </w:r>
+      <w:r>
+        <w:br/>
+      </w:r>
+      <w:r>
+        <w:br/>
+      </w:r>
+      <w:r>
+        <w:rPr>
+          <w:rStyle w:val="NormalTok"/>
+        </w:rPr>
+        <w:t xml:space="preserve">    </w:t>
+      </w:r>
+      <w:r>
+        <w:rPr>
+          <w:rStyle w:val="CommentTok"/>
+        </w:rPr>
+        <w:t># collect() is safe here because the lab output is intentionally small.</w:t>
+      </w:r>
+      <w:r>
+        <w:br/>
+      </w:r>
+      <w:r>
+        <w:rPr>
+          <w:rStyle w:val="NormalTok"/>
+        </w:rPr>
+        <w:t xml:space="preserve">    results </w:t>
+      </w:r>
+      <w:r>
+        <w:rPr>
+          <w:rStyle w:val="OperatorTok"/>
+        </w:rPr>
         <w:t>=</w:t>
       </w:r>
       <w:r>
         <w:rPr>
+          <w:rStyle w:val="NormalTok"/>
+        </w:rPr>
+        <w:t xml:space="preserve"> wordcount.collect()</w:t>
+      </w:r>
+      <w:r>
+        <w:br/>
+      </w:r>
+      <w:r>
+        <w:rPr>
+          <w:rStyle w:val="NormalTok"/>
+        </w:rPr>
+        <w:t xml:space="preserve">    </w:t>
+      </w:r>
+      <w:r>
+        <w:rPr>
+          <w:rStyle w:val="ControlFlowTok"/>
+        </w:rPr>
+        <w:t>for</w:t>
+      </w:r>
+      <w:r>
+        <w:rPr>
+          <w:rStyle w:val="NormalTok"/>
+        </w:rPr>
+        <w:t xml:space="preserve"> item </w:t>
+      </w:r>
+      <w:r>
+        <w:rPr>
+          <w:rStyle w:val="KeywordTok"/>
+        </w:rPr>
+        <w:t>in</w:t>
+      </w:r>
+      <w:r>
+        <w:rPr>
+          <w:rStyle w:val="NormalTok"/>
+        </w:rPr>
+        <w:t xml:space="preserve"> results:</w:t>
+      </w:r>
+      <w:r>
+        <w:br/>
+      </w:r>
+      <w:r>
+        <w:rPr>
+          <w:rStyle w:val="NormalTok"/>
+        </w:rPr>
+        <w:t xml:space="preserve">        </w:t>
+      </w:r>
+      <w:r>
+        <w:rPr>
+          <w:rStyle w:val="BuiltInTok"/>
+        </w:rPr>
+        <w:t>print</w:t>
+      </w:r>
+      <w:r>
+        <w:rPr>
+          <w:rStyle w:val="NormalTok"/>
+        </w:rPr>
+        <w:t>(item)</w:t>
+      </w:r>
+      <w:r>
+        <w:br/>
+      </w:r>
+      <w:r>
+        <w:br/>
+      </w:r>
+      <w:r>
+        <w:rPr>
+          <w:rStyle w:val="NormalTok"/>
+        </w:rPr>
+        <w:t xml:space="preserve">    </w:t>
+      </w:r>
+      <w:r>
+        <w:rPr>
+          <w:rStyle w:val="ControlFlowTok"/>
+        </w:rPr>
+        <w:t>if</w:t>
+      </w:r>
+      <w:r>
+        <w:rPr>
+          <w:rStyle w:val="NormalTok"/>
+        </w:rPr>
+        <w:t xml:space="preserve"> output_path:</w:t>
+      </w:r>
+      <w:r>
+        <w:br/>
+      </w:r>
+      <w:r>
+        <w:rPr>
+          <w:rStyle w:val="NormalTok"/>
+        </w:rPr>
+        <w:t xml:space="preserve">        </w:t>
+      </w:r>
+      <w:r>
+        <w:rPr>
+          <w:rStyle w:val="ControlFlowTok"/>
+        </w:rPr>
+        <w:t>if</w:t>
+      </w:r>
+      <w:r>
+        <w:rPr>
+          <w:rStyle w:val="NormalTok"/>
+        </w:rPr>
+        <w:t xml:space="preserve"> </w:t>
+      </w:r>
+      <w:r>
+        <w:rPr>
           <w:rStyle w:val="StringTok"/>
         </w:rPr>
-        <w:t>"Base path that contains examples/ and where outputs should be written."</w:t>
-      </w:r>
-      <w:r>
-        <w:rPr>
-          <w:rStyle w:val="NormalTok"/>
-        </w:rPr>
-        <w:t>,</w:t>
+        <w:t>"://"</w:t>
+      </w:r>
+      <w:r>
+        <w:rPr>
+          <w:rStyle w:val="NormalTok"/>
+        </w:rPr>
+        <w:t xml:space="preserve"> </w:t>
+      </w:r>
+      <w:r>
+        <w:rPr>
+          <w:rStyle w:val="KeywordTok"/>
+        </w:rPr>
+        <w:t>in</w:t>
+      </w:r>
+      <w:r>
+        <w:rPr>
+          <w:rStyle w:val="NormalTok"/>
+        </w:rPr>
+        <w:t xml:space="preserve"> output_path:</w:t>
       </w:r>
       <w:r>
         <w:br/>
@@ -5075,7 +6636,13 @@
         <w:rPr>
           <w:rStyle w:val="NormalTok"/>
         </w:rPr>
-        <w:t xml:space="preserve">    )</w:t>
+        <w:t xml:space="preserve">            </w:t>
+      </w:r>
+      <w:r>
+        <w:rPr>
+          <w:rStyle w:val="CommentTok"/>
+        </w:rPr>
+        <w:t># coalesce(1) makes the lab output easier to inspect.</w:t>
       </w:r>
       <w:r>
         <w:br/>
@@ -5084,7 +6651,13 @@
         <w:rPr>
           <w:rStyle w:val="NormalTok"/>
         </w:rPr>
-        <w:t xml:space="preserve">    parser.add_argument(</w:t>
+        <w:t xml:space="preserve">            </w:t>
+      </w:r>
+      <w:r>
+        <w:rPr>
+          <w:rStyle w:val="CommentTok"/>
+        </w:rPr>
+        <w:t># For large real workloads, a single output partition would usually be a bottleneck.</w:t>
       </w:r>
       <w:r>
         <w:br/>
@@ -5093,19 +6666,40 @@
         <w:rPr>
           <w:rStyle w:val="NormalTok"/>
         </w:rPr>
+        <w:t xml:space="preserve">            wordcount.coalesce(</w:t>
+      </w:r>
+      <w:r>
+        <w:rPr>
+          <w:rStyle w:val="DecValTok"/>
+        </w:rPr>
+        <w:t>1</w:t>
+      </w:r>
+      <w:r>
+        <w:rPr>
+          <w:rStyle w:val="NormalTok"/>
+        </w:rPr>
+        <w:t>).saveAsTextFile(output_path)</w:t>
+      </w:r>
+      <w:r>
+        <w:br/>
+      </w:r>
+      <w:r>
+        <w:rPr>
+          <w:rStyle w:val="NormalTok"/>
+        </w:rPr>
         <w:t xml:space="preserve">        </w:t>
       </w:r>
       <w:r>
         <w:rPr>
-          <w:rStyle w:val="StringTok"/>
-        </w:rPr>
-        <w:t>"--input"</w:t>
-      </w:r>
-      <w:r>
-        <w:rPr>
-          <w:rStyle w:val="NormalTok"/>
-        </w:rPr>
-        <w:t>,</w:t>
+          <w:rStyle w:val="ControlFlowTok"/>
+        </w:rPr>
+        <w:t>else</w:t>
+      </w:r>
+      <w:r>
+        <w:rPr>
+          <w:rStyle w:val="NormalTok"/>
+        </w:rPr>
+        <w:t>:</w:t>
       </w:r>
       <w:r>
         <w:br/>
@@ -5114,1430 +6708,13 @@
         <w:rPr>
           <w:rStyle w:val="NormalTok"/>
         </w:rPr>
-        <w:t xml:space="preserve">        </w:t>
-      </w:r>
-      <w:r>
-        <w:rPr>
-          <w:rStyle w:val="BuiltInTok"/>
-        </w:rPr>
-        <w:t>help</w:t>
-      </w:r>
-      <w:r>
-        <w:rPr>
-          <w:rStyle w:val="OperatorTok"/>
-        </w:rPr>
-        <w:t>=</w:t>
-      </w:r>
-      <w:r>
-        <w:rPr>
-          <w:rStyle w:val="StringTok"/>
-        </w:rPr>
-        <w:t>"Explicit input text path. Defaults to examples/text.txt locally or &lt;base-path&gt;/examples/text.txt remotely."</w:t>
-      </w:r>
-      <w:r>
-        <w:rPr>
-          <w:rStyle w:val="NormalTok"/>
-        </w:rPr>
-        <w:t>,</w:t>
-      </w:r>
-      <w:r>
-        <w:br/>
-      </w:r>
-      <w:r>
-        <w:rPr>
-          <w:rStyle w:val="NormalTok"/>
-        </w:rPr>
-        <w:t xml:space="preserve">    )</w:t>
-      </w:r>
-      <w:r>
-        <w:br/>
-      </w:r>
-      <w:r>
-        <w:rPr>
-          <w:rStyle w:val="NormalTok"/>
-        </w:rPr>
-        <w:t xml:space="preserve">    parser.add_argument(</w:t>
-      </w:r>
-      <w:r>
-        <w:br/>
-      </w:r>
-      <w:r>
-        <w:rPr>
-          <w:rStyle w:val="NormalTok"/>
-        </w:rPr>
-        <w:t xml:space="preserve">        </w:t>
-      </w:r>
-      <w:r>
-        <w:rPr>
-          <w:rStyle w:val="StringTok"/>
-        </w:rPr>
-        <w:t>"--output"</w:t>
-      </w:r>
-      <w:r>
-        <w:rPr>
-          <w:rStyle w:val="NormalTok"/>
-        </w:rPr>
-        <w:t>,</w:t>
-      </w:r>
-      <w:r>
-        <w:br/>
-      </w:r>
-      <w:r>
-        <w:rPr>
-          <w:rStyle w:val="NormalTok"/>
-        </w:rPr>
-        <w:t xml:space="preserve">        </w:t>
-      </w:r>
-      <w:r>
-        <w:rPr>
-          <w:rStyle w:val="BuiltInTok"/>
-        </w:rPr>
-        <w:t>help</w:t>
-      </w:r>
-      <w:r>
-        <w:rPr>
-          <w:rStyle w:val="OperatorTok"/>
-        </w:rPr>
-        <w:t>=</w:t>
-      </w:r>
-      <w:r>
-        <w:rPr>
-          <w:rStyle w:val="StringTok"/>
-        </w:rPr>
-        <w:t>"Explicit output path. If omitted</w:t>
-      </w:r>
-      <w:r>
-        <w:rPr>
-          <w:rStyle w:val="StringTok"/>
-        </w:rPr>
-        <w:t>, local runs only print results and remote runs write under &lt;base-path&gt;."</w:t>
-      </w:r>
-      <w:r>
-        <w:rPr>
-          <w:rStyle w:val="NormalTok"/>
-        </w:rPr>
-        <w:t>,</w:t>
-      </w:r>
-      <w:r>
-        <w:br/>
-      </w:r>
-      <w:r>
-        <w:rPr>
-          <w:rStyle w:val="NormalTok"/>
-        </w:rPr>
-        <w:t xml:space="preserve">    )</w:t>
-      </w:r>
-      <w:r>
-        <w:br/>
-      </w:r>
-      <w:r>
-        <w:rPr>
-          <w:rStyle w:val="NormalTok"/>
-        </w:rPr>
-        <w:t xml:space="preserve">    parser.add_argument(</w:t>
-      </w:r>
-      <w:r>
-        <w:br/>
-      </w:r>
-      <w:r>
-        <w:rPr>
-          <w:rStyle w:val="NormalTok"/>
-        </w:rPr>
-        <w:t xml:space="preserve">        </w:t>
-      </w:r>
-      <w:r>
-        <w:rPr>
-          <w:rStyle w:val="StringTok"/>
-        </w:rPr>
-        <w:t>"--master"</w:t>
-      </w:r>
-      <w:r>
-        <w:rPr>
-          <w:rStyle w:val="NormalTok"/>
-        </w:rPr>
-        <w:t>,</w:t>
-      </w:r>
-      <w:r>
-        <w:br/>
-      </w:r>
-      <w:r>
-        <w:rPr>
-          <w:rStyle w:val="NormalTok"/>
-        </w:rPr>
-        <w:t xml:space="preserve">        </w:t>
-      </w:r>
-      <w:r>
-        <w:rPr>
-          <w:rStyle w:val="BuiltInTok"/>
-        </w:rPr>
-        <w:t>help</w:t>
-      </w:r>
-      <w:r>
-        <w:rPr>
-          <w:rStyle w:val="OperatorTok"/>
-        </w:rPr>
-        <w:t>=</w:t>
-      </w:r>
-      <w:r>
-        <w:rPr>
-          <w:rStyle w:val="StringTok"/>
-        </w:rPr>
-        <w:t>"Optional Spark master. Local runs default to local[*] when no remote path is used."</w:t>
-      </w:r>
-      <w:r>
-        <w:rPr>
-          <w:rStyle w:val="NormalTok"/>
-        </w:rPr>
-        <w:t>,</w:t>
-      </w:r>
-      <w:r>
-        <w:br/>
-      </w:r>
-      <w:r>
-        <w:rPr>
-          <w:rStyle w:val="NormalTok"/>
-        </w:rPr>
-        <w:t xml:space="preserve">    )</w:t>
-      </w:r>
-      <w:r>
-        <w:br/>
-      </w:r>
-      <w:r>
-        <w:rPr>
-          <w:rStyle w:val="NormalTok"/>
-        </w:rPr>
-        <w:t xml:space="preserve">    </w:t>
-      </w:r>
-      <w:r>
-        <w:rPr>
-          <w:rStyle w:val="ControlFlowTok"/>
-        </w:rPr>
-        <w:t>return</w:t>
-      </w:r>
-      <w:r>
-        <w:rPr>
-          <w:rStyle w:val="NormalTok"/>
-        </w:rPr>
-        <w:t xml:space="preserve"> parser.parse_args()</w:t>
-      </w:r>
-      <w:r>
-        <w:br/>
-      </w:r>
-      <w:r>
-        <w:br/>
-      </w:r>
-      <w:r>
-        <w:br/>
-      </w:r>
-      <w:r>
-        <w:rPr>
-          <w:rStyle w:val="KeywordTok"/>
-        </w:rPr>
-        <w:t>def</w:t>
-      </w:r>
-      <w:r>
-        <w:rPr>
-          <w:rStyle w:val="NormalTok"/>
-        </w:rPr>
-        <w:t xml:space="preserve"> main() </w:t>
-      </w:r>
-      <w:r>
-        <w:rPr>
-          <w:rStyle w:val="OperatorTok"/>
-        </w:rPr>
-        <w:t>-&gt;</w:t>
-      </w:r>
-      <w:r>
-        <w:rPr>
-          <w:rStyle w:val="NormalTok"/>
-        </w:rPr>
-        <w:t xml:space="preserve"> </w:t>
-      </w:r>
-      <w:r>
-        <w:rPr>
-          <w:rStyle w:val="VariableTok"/>
-        </w:rPr>
-        <w:t>None</w:t>
-      </w:r>
-      <w:r>
-        <w:rPr>
-          <w:rStyle w:val="NormalTok"/>
-        </w:rPr>
-        <w:t>:</w:t>
-      </w:r>
-      <w:r>
-        <w:br/>
-      </w:r>
-      <w:r>
-        <w:rPr>
-          <w:rStyle w:val="NormalTok"/>
-        </w:rPr>
-        <w:t xml:space="preserve">    args </w:t>
-      </w:r>
-      <w:r>
-        <w:rPr>
-          <w:rStyle w:val="OperatorTok"/>
-        </w:rPr>
-        <w:t>=</w:t>
-      </w:r>
-      <w:r>
-        <w:rPr>
-          <w:rStyle w:val="NormalTok"/>
-        </w:rPr>
-        <w:t xml:space="preserve"> parse_args()</w:t>
-      </w:r>
-      <w:r>
-        <w:br/>
-      </w:r>
-      <w:r>
-        <w:rPr>
-          <w:rStyle w:val="NormalTok"/>
-        </w:rPr>
-        <w:t xml:space="preserve">    input_path </w:t>
-      </w:r>
-      <w:r>
-        <w:rPr>
-          <w:rStyle w:val="OperatorTok"/>
-        </w:rPr>
-        <w:t>=</w:t>
-      </w:r>
-      <w:r>
-        <w:rPr>
-          <w:rStyle w:val="NormalTok"/>
-        </w:rPr>
-        <w:t xml:space="preserve"> args.</w:t>
-      </w:r>
-      <w:r>
-        <w:rPr>
-          <w:rStyle w:val="BuiltInTok"/>
-        </w:rPr>
-        <w:t>input</w:t>
-      </w:r>
-      <w:r>
-        <w:rPr>
-          <w:rStyle w:val="NormalTok"/>
-        </w:rPr>
-        <w:t xml:space="preserve"> </w:t>
-      </w:r>
-      <w:r>
-        <w:rPr>
-          <w:rStyle w:val="KeywordTok"/>
-        </w:rPr>
-        <w:t>or</w:t>
-      </w:r>
-      <w:r>
-        <w:rPr>
-          <w:rStyle w:val="NormalTok"/>
-        </w:rPr>
-        <w:t xml:space="preserve"> (</w:t>
-      </w:r>
-      <w:r>
-        <w:br/>
-      </w:r>
-      <w:r>
-        <w:rPr>
-          <w:rStyle w:val="NormalTok"/>
-        </w:rPr>
-        <w:t xml:space="preserve">        build_path(args.base_path, </w:t>
-      </w:r>
-      <w:r>
-        <w:rPr>
-          <w:rStyle w:val="StringTok"/>
-        </w:rPr>
-        <w:t>"examples/text.txt"</w:t>
-      </w:r>
-      <w:r>
-        <w:rPr>
-          <w:rStyle w:val="NormalTok"/>
-        </w:rPr>
-        <w:t>)</w:t>
-      </w:r>
-      <w:r>
-        <w:br/>
-      </w:r>
-      <w:r>
-        <w:rPr>
-          <w:rStyle w:val="NormalTok"/>
-        </w:rPr>
-        <w:t xml:space="preserve">        </w:t>
-      </w:r>
-      <w:r>
-        <w:rPr>
-          <w:rStyle w:val="ControlFlowTok"/>
-        </w:rPr>
-        <w:t>if</w:t>
-      </w:r>
-      <w:r>
-        <w:rPr>
-          <w:rStyle w:val="NormalTok"/>
-        </w:rPr>
-        <w:t xml:space="preserve"> args.base_path</w:t>
-      </w:r>
-      <w:r>
-        <w:br/>
-      </w:r>
-      <w:r>
-        <w:rPr>
-          <w:rStyle w:val="NormalTok"/>
-        </w:rPr>
-        <w:t xml:space="preserve">        </w:t>
-      </w:r>
-      <w:r>
-        <w:rPr>
-          <w:rStyle w:val="ControlFlowTok"/>
-        </w:rPr>
-        <w:t>else</w:t>
-      </w:r>
-      <w:r>
-        <w:rPr>
-          <w:rStyle w:val="NormalTok"/>
-        </w:rPr>
-        <w:t xml:space="preserve"> </w:t>
-      </w:r>
-      <w:r>
-        <w:rPr>
-          <w:rStyle w:val="StringTok"/>
-        </w:rPr>
-        <w:t>"examples/text.txt"</w:t>
-      </w:r>
-      <w:r>
-        <w:br/>
-      </w:r>
-      <w:r>
-        <w:rPr>
-          <w:rStyle w:val="NormalTok"/>
-        </w:rPr>
-        <w:t xml:space="preserve">    )</w:t>
-      </w:r>
-      <w:r>
-        <w:br/>
-      </w:r>
-      <w:r>
-        <w:br/>
-      </w:r>
-      <w:r>
-        <w:rPr>
-          <w:rStyle w:val="NormalTok"/>
-        </w:rPr>
-        <w:t xml:space="preserve">    builder </w:t>
-      </w:r>
-      <w:r>
-        <w:rPr>
-          <w:rStyle w:val="OperatorTok"/>
-        </w:rPr>
-        <w:t>=</w:t>
-      </w:r>
-      <w:r>
-        <w:rPr>
-          <w:rStyle w:val="NormalTok"/>
-        </w:rPr>
-        <w:t xml:space="preserve"> SparkSession.builder.appName(</w:t>
-      </w:r>
-      <w:r>
-        <w:rPr>
-          <w:rStyle w:val="StringTok"/>
-        </w:rPr>
-        <w:t>"wordcount example"</w:t>
-      </w:r>
-      <w:r>
-        <w:rPr>
-          <w:rStyle w:val="NormalTok"/>
-        </w:rPr>
-        <w:t>)</w:t>
-      </w:r>
-      <w:r>
-        <w:br/>
-      </w:r>
-      <w:r>
-        <w:rPr>
-          <w:rStyle w:val="NormalTok"/>
-        </w:rPr>
-        <w:t xml:space="preserve">    </w:t>
-      </w:r>
-      <w:r>
-        <w:rPr>
-          <w:rStyle w:val="CommentTok"/>
-        </w:rPr>
-        <w:t># Reuse the same script in two contexts:</w:t>
-      </w:r>
-      <w:r>
-        <w:br/>
-      </w:r>
-      <w:r>
-        <w:rPr>
-          <w:rStyle w:val="NormalTok"/>
-        </w:rPr>
-        <w:t xml:space="preserve">    </w:t>
-      </w:r>
-      <w:r>
-        <w:rPr>
-          <w:rStyle w:val="CommentTok"/>
-        </w:rPr>
-        <w:t># - local files -&gt; start a local Spark session</w:t>
-      </w:r>
-      <w:r>
-        <w:br/>
-      </w:r>
-      <w:r>
-        <w:rPr>
-          <w:rStyle w:val="NormalTok"/>
-        </w:rPr>
-        <w:t xml:space="preserve">    </w:t>
-      </w:r>
-      <w:r>
-        <w:rPr>
-          <w:rStyle w:val="CommentTok"/>
-        </w:rPr>
-        <w:t># - remote URIs -&gt; let spark-submit use the external cluster configuration</w:t>
-      </w:r>
-      <w:r>
-        <w:br/>
-      </w:r>
-      <w:r>
-        <w:rPr>
-          <w:rStyle w:val="NormalTok"/>
-        </w:rPr>
-        <w:t xml:space="preserve">    </w:t>
-      </w:r>
-      <w:r>
-        <w:rPr>
-          <w:rStyle w:val="ControlFlowTok"/>
-        </w:rPr>
-        <w:t>if</w:t>
-      </w:r>
-      <w:r>
-        <w:rPr>
-          <w:rStyle w:val="NormalTok"/>
-        </w:rPr>
-        <w:t xml:space="preserve"> args.master:</w:t>
-      </w:r>
-      <w:r>
-        <w:br/>
-      </w:r>
-      <w:r>
-        <w:rPr>
-          <w:rStyle w:val="NormalTok"/>
-        </w:rPr>
-        <w:t xml:space="preserve">        builder </w:t>
-      </w:r>
-      <w:r>
-        <w:rPr>
-          <w:rStyle w:val="OperatorTok"/>
-        </w:rPr>
-        <w:t>=</w:t>
-      </w:r>
-      <w:r>
-        <w:rPr>
-          <w:rStyle w:val="NormalTok"/>
-        </w:rPr>
-        <w:t xml:space="preserve"> builder.maste</w:t>
-      </w:r>
-      <w:r>
-        <w:rPr>
-          <w:rStyle w:val="NormalTok"/>
-        </w:rPr>
-        <w:t>r(args.master)</w:t>
-      </w:r>
-      <w:r>
-        <w:br/>
-      </w:r>
-      <w:r>
-        <w:rPr>
-          <w:rStyle w:val="NormalTok"/>
-        </w:rPr>
-        <w:t xml:space="preserve">        </w:t>
-      </w:r>
-      <w:r>
-        <w:rPr>
-          <w:rStyle w:val="ControlFlowTok"/>
-        </w:rPr>
-        <w:t>if</w:t>
-      </w:r>
-      <w:r>
-        <w:rPr>
-          <w:rStyle w:val="NormalTok"/>
-        </w:rPr>
-        <w:t xml:space="preserve"> args.master.startswith(</w:t>
-      </w:r>
-      <w:r>
-        <w:rPr>
-          <w:rStyle w:val="StringTok"/>
-        </w:rPr>
-        <w:t>"local"</w:t>
-      </w:r>
-      <w:r>
-        <w:rPr>
-          <w:rStyle w:val="NormalTok"/>
-        </w:rPr>
-        <w:t>):</w:t>
-      </w:r>
-      <w:r>
-        <w:br/>
-      </w:r>
-      <w:r>
-        <w:rPr>
-          <w:rStyle w:val="NormalTok"/>
-        </w:rPr>
-        <w:t xml:space="preserve">            builder </w:t>
-      </w:r>
-      <w:r>
-        <w:rPr>
-          <w:rStyle w:val="OperatorTok"/>
-        </w:rPr>
-        <w:t>=</w:t>
-      </w:r>
-      <w:r>
-        <w:rPr>
-          <w:rStyle w:val="NormalTok"/>
-        </w:rPr>
-        <w:t xml:space="preserve"> builder.config(</w:t>
-      </w:r>
-      <w:r>
-        <w:rPr>
-          <w:rStyle w:val="StringTok"/>
-        </w:rPr>
-        <w:t>"spark.submit.deployMode"</w:t>
-      </w:r>
-      <w:r>
-        <w:rPr>
-          <w:rStyle w:val="NormalTok"/>
-        </w:rPr>
-        <w:t xml:space="preserve">, </w:t>
-      </w:r>
-      <w:r>
-        <w:rPr>
-          <w:rStyle w:val="StringTok"/>
-        </w:rPr>
-        <w:t>"client"</w:t>
-      </w:r>
-      <w:r>
-        <w:rPr>
-          <w:rStyle w:val="NormalTok"/>
-        </w:rPr>
-        <w:t>)</w:t>
-      </w:r>
-      <w:r>
-        <w:br/>
-      </w:r>
-      <w:r>
-        <w:rPr>
-          <w:rStyle w:val="NormalTok"/>
-        </w:rPr>
-        <w:t xml:space="preserve">    </w:t>
-      </w:r>
-      <w:r>
-        <w:rPr>
-          <w:rStyle w:val="ControlFlowTok"/>
-        </w:rPr>
-        <w:t>elif</w:t>
-      </w:r>
-      <w:r>
-        <w:rPr>
-          <w:rStyle w:val="NormalTok"/>
-        </w:rPr>
-        <w:t xml:space="preserve"> </w:t>
-      </w:r>
-      <w:r>
-        <w:rPr>
-          <w:rStyle w:val="StringTok"/>
-        </w:rPr>
-        <w:t>"://"</w:t>
-      </w:r>
-      <w:r>
-        <w:rPr>
-          <w:rStyle w:val="NormalTok"/>
-        </w:rPr>
-        <w:t xml:space="preserve"> </w:t>
-      </w:r>
-      <w:r>
-        <w:rPr>
-          <w:rStyle w:val="KeywordTok"/>
-        </w:rPr>
-        <w:t>not</w:t>
-      </w:r>
-      <w:r>
-        <w:rPr>
-          <w:rStyle w:val="NormalTok"/>
-        </w:rPr>
-        <w:t xml:space="preserve"> </w:t>
-      </w:r>
-      <w:r>
-        <w:rPr>
-          <w:rStyle w:val="KeywordTok"/>
-        </w:rPr>
-        <w:t>in</w:t>
-      </w:r>
-      <w:r>
-        <w:rPr>
-          <w:rStyle w:val="NormalTok"/>
-        </w:rPr>
-        <w:t xml:space="preserve"> input_path:</w:t>
-      </w:r>
-      <w:r>
-        <w:br/>
-      </w:r>
-      <w:r>
-        <w:rPr>
-          <w:rStyle w:val="NormalTok"/>
-        </w:rPr>
-        <w:t xml:space="preserve">        builder </w:t>
-      </w:r>
-      <w:r>
-        <w:rPr>
-          <w:rStyle w:val="OperatorTok"/>
-        </w:rPr>
-        <w:t>=</w:t>
-      </w:r>
-      <w:r>
-        <w:rPr>
-          <w:rStyle w:val="NormalTok"/>
-        </w:rPr>
-        <w:t xml:space="preserve"> builder.master(</w:t>
-      </w:r>
-      <w:r>
-        <w:rPr>
-          <w:rStyle w:val="StringTok"/>
-        </w:rPr>
-        <w:t>"local[*]"</w:t>
-      </w:r>
-      <w:r>
-        <w:rPr>
-          <w:rStyle w:val="NormalTok"/>
-        </w:rPr>
-        <w:t>).config(</w:t>
-      </w:r>
-      <w:r>
-        <w:rPr>
-          <w:rStyle w:val="StringTok"/>
-        </w:rPr>
-        <w:t>"spark.submit.deployMode"</w:t>
-      </w:r>
-      <w:r>
-        <w:rPr>
-          <w:rStyle w:val="NormalTok"/>
-        </w:rPr>
-        <w:t xml:space="preserve">, </w:t>
-      </w:r>
-      <w:r>
-        <w:rPr>
-          <w:rStyle w:val="StringTok"/>
-        </w:rPr>
-        <w:t>"client"</w:t>
-      </w:r>
-      <w:r>
-        <w:rPr>
-          <w:rStyle w:val="NormalTok"/>
-        </w:rPr>
-        <w:t>)</w:t>
-      </w:r>
-      <w:r>
-        <w:br/>
-      </w:r>
-      <w:r>
-        <w:br/>
-      </w:r>
-      <w:r>
-        <w:rPr>
-          <w:rStyle w:val="NormalTok"/>
-        </w:rPr>
-        <w:t xml:space="preserve">    spark </w:t>
-      </w:r>
-      <w:r>
-        <w:rPr>
-          <w:rStyle w:val="OperatorTok"/>
-        </w:rPr>
-        <w:t>=</w:t>
-      </w:r>
-      <w:r>
-        <w:rPr>
-          <w:rStyle w:val="NormalTok"/>
-        </w:rPr>
-        <w:t xml:space="preserve"> builder.getOrCreate()</w:t>
-      </w:r>
-      <w:r>
-        <w:br/>
-      </w:r>
-      <w:r>
-        <w:rPr>
-          <w:rStyle w:val="NormalTok"/>
-        </w:rPr>
-        <w:t xml:space="preserve">    sc </w:t>
-      </w:r>
-      <w:r>
-        <w:rPr>
-          <w:rStyle w:val="OperatorTok"/>
-        </w:rPr>
-        <w:t>=</w:t>
-      </w:r>
-      <w:r>
-        <w:rPr>
-          <w:rStyle w:val="NormalTok"/>
-        </w:rPr>
-        <w:t xml:space="preserve"> spark.sparkContext</w:t>
-      </w:r>
-      <w:r>
-        <w:br/>
-      </w:r>
-      <w:r>
-        <w:rPr>
-          <w:rStyle w:val="NormalTok"/>
-        </w:rPr>
-        <w:t xml:space="preserve">    sc.setLogLevel(</w:t>
-      </w:r>
-      <w:r>
-        <w:rPr>
-          <w:rStyle w:val="StringTok"/>
-        </w:rPr>
-        <w:t>"ERROR"</w:t>
-      </w:r>
-      <w:r>
-        <w:rPr>
-          <w:rStyle w:val="NormalTok"/>
-        </w:rPr>
-        <w:t>)</w:t>
-      </w:r>
-      <w:r>
-        <w:br/>
-      </w:r>
-      <w:r>
-        <w:br/>
-      </w:r>
-      <w:r>
-        <w:rPr>
-          <w:rStyle w:val="NormalTok"/>
-        </w:rPr>
-        <w:t xml:space="preserve">    output_path </w:t>
-      </w:r>
-      <w:r>
-        <w:rPr>
-          <w:rStyle w:val="OperatorTok"/>
-        </w:rPr>
-        <w:t>=</w:t>
-      </w:r>
-      <w:r>
-        <w:rPr>
-          <w:rStyle w:val="NormalTok"/>
-        </w:rPr>
-        <w:t xml:space="preserve"> args.output</w:t>
-      </w:r>
-      <w:r>
-        <w:br/>
-      </w:r>
-      <w:r>
-        <w:rPr>
-          <w:rStyle w:val="NormalTok"/>
-        </w:rPr>
-        <w:t xml:space="preserve">    </w:t>
-      </w:r>
-      <w:r>
-        <w:rPr>
-          <w:rStyle w:val="ControlFlowTok"/>
-        </w:rPr>
-        <w:t>if</w:t>
-      </w:r>
-      <w:r>
-        <w:rPr>
-          <w:rStyle w:val="NormalTok"/>
-        </w:rPr>
-        <w:t xml:space="preserve"> output_path </w:t>
-      </w:r>
-      <w:r>
-        <w:rPr>
-          <w:rStyle w:val="KeywordTok"/>
-        </w:rPr>
-        <w:t>is</w:t>
-      </w:r>
-      <w:r>
-        <w:rPr>
-          <w:rStyle w:val="NormalTok"/>
-        </w:rPr>
-        <w:t xml:space="preserve"> </w:t>
-      </w:r>
-      <w:r>
-        <w:rPr>
-          <w:rStyle w:val="VariableTok"/>
-        </w:rPr>
-        <w:t>None</w:t>
-      </w:r>
-      <w:r>
-        <w:rPr>
-          <w:rStyle w:val="NormalTok"/>
-        </w:rPr>
-        <w:t xml:space="preserve"> </w:t>
-      </w:r>
-      <w:r>
-        <w:rPr>
-          <w:rStyle w:val="KeywordTok"/>
-        </w:rPr>
-        <w:t>and</w:t>
-      </w:r>
-      <w:r>
-        <w:rPr>
-          <w:rStyle w:val="NormalTok"/>
-        </w:rPr>
-        <w:t xml:space="preserve"> args.base_path:</w:t>
-      </w:r>
-      <w:r>
-        <w:br/>
-      </w:r>
-      <w:r>
-        <w:rPr>
-          <w:rStyle w:val="NormalTok"/>
-        </w:rPr>
-        <w:t xml:space="preserve">        output_path </w:t>
-      </w:r>
-      <w:r>
-        <w:rPr>
-          <w:rStyle w:val="OperatorTok"/>
-        </w:rPr>
-        <w:t>=</w:t>
-      </w:r>
-      <w:r>
-        <w:rPr>
-          <w:rStyle w:val="NormalTok"/>
-        </w:rPr>
-        <w:t xml:space="preserve"> build_path(args.base_path, </w:t>
-      </w:r>
-      <w:r>
-        <w:rPr>
-          <w:rStyle w:val="SpecialStringTok"/>
-        </w:rPr>
-        <w:t>f"wordcount_output_</w:t>
-      </w:r>
-      <w:r>
-        <w:rPr>
-          <w:rStyle w:val="SpecialCharTok"/>
-        </w:rPr>
-        <w:t>{</w:t>
-      </w:r>
-      <w:r>
-        <w:rPr>
-          <w:rStyle w:val="NormalTok"/>
-        </w:rPr>
-        <w:t>sc</w:t>
-      </w:r>
-      <w:r>
-        <w:rPr>
-          <w:rStyle w:val="SpecialCharTok"/>
-        </w:rPr>
-        <w:t>.</w:t>
-      </w:r>
-      <w:r>
-        <w:rPr>
-          <w:rStyle w:val="NormalTok"/>
-        </w:rPr>
-        <w:t>applicationId</w:t>
-      </w:r>
-      <w:r>
-        <w:rPr>
-          <w:rStyle w:val="SpecialCharTok"/>
-        </w:rPr>
-        <w:t>}</w:t>
-      </w:r>
-      <w:r>
-        <w:rPr>
-          <w:rStyle w:val="SpecialStringTok"/>
-        </w:rPr>
-        <w:t>"</w:t>
-      </w:r>
-      <w:r>
-        <w:rPr>
-          <w:rStyle w:val="NormalTok"/>
-        </w:rPr>
-        <w:t>)</w:t>
-      </w:r>
-      <w:r>
-        <w:br/>
-      </w:r>
-      <w:r>
-        <w:br/>
-      </w:r>
-      <w:r>
-        <w:rPr>
-          <w:rStyle w:val="NormalTok"/>
-        </w:rPr>
-        <w:t xml:space="preserve">    wordcount </w:t>
-      </w:r>
-      <w:r>
-        <w:rPr>
-          <w:rStyle w:val="OperatorTok"/>
-        </w:rPr>
-        <w:t>=</w:t>
-      </w:r>
-      <w:r>
-        <w:rPr>
-          <w:rStyle w:val="NormalTok"/>
-        </w:rPr>
-        <w:t xml:space="preserve"> (</w:t>
-      </w:r>
-      <w:r>
-        <w:br/>
-      </w:r>
-      <w:r>
-        <w:rPr>
-          <w:rStyle w:val="NormalTok"/>
-        </w:rPr>
-        <w:t xml:space="preserve">        </w:t>
-      </w:r>
-      <w:r>
-        <w:rPr>
-          <w:rStyle w:val="CommentTok"/>
-        </w:rPr>
-        <w:t># textFile() gives an RDD where each element is one line from the input file.</w:t>
-      </w:r>
-      <w:r>
-        <w:br/>
-      </w:r>
-      <w:r>
-        <w:rPr>
-          <w:rStyle w:val="NormalTok"/>
-        </w:rPr>
-        <w:t xml:space="preserve">        sc.textFile(input_path)</w:t>
-      </w:r>
-      <w:r>
-        <w:br/>
-      </w:r>
-      <w:r>
-        <w:rPr>
-          <w:rStyle w:val="NormalTok"/>
-        </w:rPr>
-        <w:t xml:space="preserve">        </w:t>
-      </w:r>
-      <w:r>
-        <w:rPr>
-          <w:rStyle w:val="CommentTok"/>
-        </w:rPr>
-        <w:t># flatMap() is the classic "one input record -&gt; many output records" ste</w:t>
-      </w:r>
-      <w:r>
-        <w:rPr>
-          <w:rStyle w:val="CommentTok"/>
-        </w:rPr>
-        <w:t>p.</w:t>
-      </w:r>
-      <w:r>
-        <w:br/>
-      </w:r>
-      <w:r>
-        <w:rPr>
-          <w:rStyle w:val="NormalTok"/>
-        </w:rPr>
-        <w:t xml:space="preserve">        .flatMap(</w:t>
-      </w:r>
-      <w:r>
-        <w:rPr>
-          <w:rStyle w:val="KeywordTok"/>
-        </w:rPr>
-        <w:t>lambda</w:t>
-      </w:r>
-      <w:r>
-        <w:rPr>
-          <w:rStyle w:val="NormalTok"/>
-        </w:rPr>
-        <w:t xml:space="preserve"> line: line.split())</w:t>
-      </w:r>
-      <w:r>
-        <w:br/>
-      </w:r>
-      <w:r>
-        <w:rPr>
-          <w:rStyle w:val="NormalTok"/>
-        </w:rPr>
-        <w:t xml:space="preserve">        .</w:t>
-      </w:r>
-      <w:r>
-        <w:rPr>
-          <w:rStyle w:val="BuiltInTok"/>
-        </w:rPr>
-        <w:t>map</w:t>
-      </w:r>
-      <w:r>
-        <w:rPr>
-          <w:rStyle w:val="NormalTok"/>
-        </w:rPr>
-        <w:t>(</w:t>
-      </w:r>
-      <w:r>
-        <w:rPr>
-          <w:rStyle w:val="KeywordTok"/>
-        </w:rPr>
-        <w:t>lambda</w:t>
-      </w:r>
-      <w:r>
-        <w:rPr>
-          <w:rStyle w:val="NormalTok"/>
-        </w:rPr>
-        <w:t xml:space="preserve"> word: (word, </w:t>
-      </w:r>
-      <w:r>
-        <w:rPr>
-          <w:rStyle w:val="DecValTok"/>
-        </w:rPr>
-        <w:t>1</w:t>
-      </w:r>
-      <w:r>
-        <w:rPr>
-          <w:rStyle w:val="NormalTok"/>
-        </w:rPr>
-        <w:t>))</w:t>
-      </w:r>
-      <w:r>
-        <w:br/>
-      </w:r>
-      <w:r>
-        <w:rPr>
-          <w:rStyle w:val="NormalTok"/>
-        </w:rPr>
-        <w:t xml:space="preserve">        </w:t>
-      </w:r>
-      <w:r>
-        <w:rPr>
-          <w:rStyle w:val="CommentTok"/>
-        </w:rPr>
-        <w:t># reduceByKey() is the standard RDD aggregation pattern for key-value data.</w:t>
-      </w:r>
-      <w:r>
-        <w:br/>
-      </w:r>
-      <w:r>
-        <w:rPr>
-          <w:rStyle w:val="NormalTok"/>
-        </w:rPr>
-        <w:t xml:space="preserve">        .reduceByKey(</w:t>
-      </w:r>
-      <w:r>
-        <w:rPr>
-          <w:rStyle w:val="KeywordTok"/>
-        </w:rPr>
-        <w:t>lambda</w:t>
-      </w:r>
-      <w:r>
-        <w:rPr>
-          <w:rStyle w:val="NormalTok"/>
-        </w:rPr>
-        <w:t xml:space="preserve"> left, right: left </w:t>
-      </w:r>
-      <w:r>
-        <w:rPr>
-          <w:rStyle w:val="OperatorTok"/>
-        </w:rPr>
-        <w:t>+</w:t>
-      </w:r>
-      <w:r>
-        <w:rPr>
-          <w:rStyle w:val="NormalTok"/>
-        </w:rPr>
-        <w:t xml:space="preserve"> right)</w:t>
-      </w:r>
-      <w:r>
-        <w:br/>
-      </w:r>
-      <w:r>
-        <w:rPr>
-          <w:rStyle w:val="NormalTok"/>
-        </w:rPr>
-        <w:t xml:space="preserve">        .sortBy(</w:t>
-      </w:r>
-      <w:r>
-        <w:rPr>
-          <w:rStyle w:val="KeywordTok"/>
-        </w:rPr>
-        <w:t>lambda</w:t>
-      </w:r>
-      <w:r>
-        <w:rPr>
-          <w:rStyle w:val="NormalTok"/>
-        </w:rPr>
-        <w:t xml:space="preserve"> item: (</w:t>
-      </w:r>
-      <w:r>
-        <w:rPr>
-          <w:rStyle w:val="OperatorTok"/>
-        </w:rPr>
-        <w:t>-</w:t>
-      </w:r>
-      <w:r>
-        <w:rPr>
-          <w:rStyle w:val="NormalTok"/>
-        </w:rPr>
-        <w:t>item[</w:t>
-      </w:r>
-      <w:r>
-        <w:rPr>
-          <w:rStyle w:val="DecValTok"/>
-        </w:rPr>
-        <w:t>1</w:t>
-      </w:r>
-      <w:r>
-        <w:rPr>
-          <w:rStyle w:val="NormalTok"/>
-        </w:rPr>
-        <w:t>], item[</w:t>
-      </w:r>
-      <w:r>
-        <w:rPr>
-          <w:rStyle w:val="DecValTok"/>
-        </w:rPr>
-        <w:t>0</w:t>
-      </w:r>
-      <w:r>
-        <w:rPr>
-          <w:rStyle w:val="NormalTok"/>
-        </w:rPr>
-        <w:t>]))</w:t>
-      </w:r>
-      <w:r>
-        <w:br/>
-      </w:r>
-      <w:r>
-        <w:rPr>
-          <w:rStyle w:val="NormalTok"/>
-        </w:rPr>
-        <w:t xml:space="preserve">    )</w:t>
-      </w:r>
-      <w:r>
-        <w:br/>
-      </w:r>
-      <w:r>
-        <w:br/>
-      </w:r>
-      <w:r>
-        <w:rPr>
-          <w:rStyle w:val="NormalTok"/>
-        </w:rPr>
-        <w:t xml:space="preserve">    </w:t>
-      </w:r>
-      <w:r>
-        <w:rPr>
-          <w:rStyle w:val="CommentTok"/>
-        </w:rPr>
-        <w:t># collect() is safe here because the lab output is intentionally small.</w:t>
-      </w:r>
-      <w:r>
-        <w:br/>
-      </w:r>
-      <w:r>
-        <w:rPr>
-          <w:rStyle w:val="NormalTok"/>
-        </w:rPr>
-        <w:lastRenderedPageBreak/>
-        <w:t xml:space="preserve">    results </w:t>
-      </w:r>
-      <w:r>
-        <w:rPr>
-          <w:rStyle w:val="OperatorTok"/>
-        </w:rPr>
-        <w:t>=</w:t>
-      </w:r>
-      <w:r>
-        <w:rPr>
-          <w:rStyle w:val="NormalTok"/>
-        </w:rPr>
-        <w:t xml:space="preserve"> wordcount.collect()</w:t>
-      </w:r>
-      <w:r>
-        <w:br/>
-      </w:r>
-      <w:r>
-        <w:rPr>
-          <w:rStyle w:val="NormalTok"/>
-        </w:rPr>
-        <w:t xml:space="preserve">    </w:t>
-      </w:r>
-      <w:r>
-        <w:rPr>
-          <w:rStyle w:val="ControlFlowTok"/>
-        </w:rPr>
-        <w:t>for</w:t>
-      </w:r>
-      <w:r>
-        <w:rPr>
-          <w:rStyle w:val="NormalTok"/>
-        </w:rPr>
-        <w:t xml:space="preserve"> item </w:t>
-      </w:r>
-      <w:r>
-        <w:rPr>
-          <w:rStyle w:val="KeywordTok"/>
-        </w:rPr>
-        <w:t>in</w:t>
-      </w:r>
-      <w:r>
-        <w:rPr>
-          <w:rStyle w:val="NormalTok"/>
-        </w:rPr>
-        <w:t xml:space="preserve"> results:</w:t>
-      </w:r>
-      <w:r>
-        <w:br/>
-      </w:r>
-      <w:r>
-        <w:rPr>
-          <w:rStyle w:val="NormalTok"/>
-        </w:rPr>
-        <w:t xml:space="preserve">        </w:t>
-      </w:r>
-      <w:r>
-        <w:rPr>
-          <w:rStyle w:val="BuiltInTok"/>
-        </w:rPr>
-        <w:t>print</w:t>
-      </w:r>
-      <w:r>
-        <w:rPr>
-          <w:rStyle w:val="NormalTok"/>
-        </w:rPr>
-        <w:t>(item)</w:t>
-      </w:r>
-      <w:r>
-        <w:br/>
-      </w:r>
-      <w:r>
-        <w:br/>
-      </w:r>
-      <w:r>
-        <w:rPr>
-          <w:rStyle w:val="NormalTok"/>
-        </w:rPr>
-        <w:t xml:space="preserve">    </w:t>
-      </w:r>
-      <w:r>
-        <w:rPr>
-          <w:rStyle w:val="ControlFlowTok"/>
-        </w:rPr>
-        <w:t>if</w:t>
-      </w:r>
-      <w:r>
-        <w:rPr>
-          <w:rStyle w:val="NormalTok"/>
-        </w:rPr>
-        <w:t xml:space="preserve"> output_path:</w:t>
-      </w:r>
-      <w:r>
-        <w:br/>
-      </w:r>
-      <w:r>
-        <w:rPr>
-          <w:rStyle w:val="NormalTok"/>
-        </w:rPr>
-        <w:t xml:space="preserve">        </w:t>
-      </w:r>
-      <w:r>
-        <w:rPr>
-          <w:rStyle w:val="ControlFlowTok"/>
-        </w:rPr>
-        <w:t>if</w:t>
-      </w:r>
-      <w:r>
-        <w:rPr>
-          <w:rStyle w:val="NormalTok"/>
-        </w:rPr>
-        <w:t xml:space="preserve"> </w:t>
-      </w:r>
-      <w:r>
-        <w:rPr>
-          <w:rStyle w:val="StringTok"/>
-        </w:rPr>
-        <w:t>"://"</w:t>
-      </w:r>
-      <w:r>
-        <w:rPr>
-          <w:rStyle w:val="NormalTok"/>
-        </w:rPr>
-        <w:t xml:space="preserve"> </w:t>
-      </w:r>
-      <w:r>
-        <w:rPr>
-          <w:rStyle w:val="KeywordTok"/>
-        </w:rPr>
-        <w:t>in</w:t>
-      </w:r>
-      <w:r>
-        <w:rPr>
-          <w:rStyle w:val="NormalTok"/>
-        </w:rPr>
-        <w:t xml:space="preserve"> output_path:</w:t>
-      </w:r>
-      <w:r>
-        <w:br/>
-      </w:r>
-      <w:r>
-        <w:rPr>
-          <w:rStyle w:val="NormalTok"/>
-        </w:rPr>
-        <w:t xml:space="preserve">            </w:t>
-      </w:r>
-      <w:r>
-        <w:rPr>
-          <w:rStyle w:val="CommentTok"/>
-        </w:rPr>
-        <w:t># coalesce(1) makes the lab output easier to inspect.</w:t>
-      </w:r>
-      <w:r>
-        <w:br/>
-      </w:r>
-      <w:r>
-        <w:rPr>
-          <w:rStyle w:val="NormalTok"/>
-        </w:rPr>
-        <w:t xml:space="preserve">            </w:t>
-      </w:r>
-      <w:r>
-        <w:rPr>
-          <w:rStyle w:val="CommentTok"/>
-        </w:rPr>
-        <w:t># For large real workloads, a single output partition would usually be a bottleneck.</w:t>
-      </w:r>
-      <w:r>
-        <w:br/>
-      </w:r>
-      <w:r>
-        <w:rPr>
-          <w:rStyle w:val="NormalTok"/>
-        </w:rPr>
-        <w:t xml:space="preserve">            wordcount.coalesce(</w:t>
-      </w:r>
-      <w:r>
-        <w:rPr>
-          <w:rStyle w:val="DecValTok"/>
-        </w:rPr>
-        <w:t>1</w:t>
-      </w:r>
-      <w:r>
-        <w:rPr>
-          <w:rStyle w:val="NormalTok"/>
-        </w:rPr>
-        <w:t>).saveAsTextFile(output_path)</w:t>
-      </w:r>
-      <w:r>
-        <w:br/>
-      </w:r>
-      <w:r>
-        <w:rPr>
-          <w:rStyle w:val="NormalTok"/>
-        </w:rPr>
-        <w:t xml:space="preserve">        </w:t>
-      </w:r>
-      <w:r>
-        <w:rPr>
-          <w:rStyle w:val="ControlFlowTok"/>
-        </w:rPr>
-        <w:t>else</w:t>
-      </w:r>
-      <w:r>
-        <w:rPr>
-          <w:rStyle w:val="NormalTok"/>
-        </w:rPr>
-        <w:t>:</w:t>
-      </w:r>
-      <w:r>
-        <w:br/>
-      </w:r>
-      <w:r>
-        <w:rPr>
-          <w:rStyle w:val="NormalTok"/>
-        </w:rPr>
-        <w:t xml:space="preserve">            write_local_text_output(output_path, [</w:t>
+        <w:t xml:space="preserve">            write_local_text_</w:t>
+      </w:r>
+      <w:r>
+        <w:rPr>
+          <w:rStyle w:val="NormalTok"/>
+        </w:rPr>
+        <w:t>output(output_path, [</w:t>
       </w:r>
       <w:r>
         <w:rPr>
@@ -6715,13 +6892,13 @@
       <w:pPr>
         <w:pStyle w:val="Heading1"/>
       </w:pPr>
-      <w:bookmarkStart w:id="18" w:name="Xa00a42211ec1a07bcfb2b28b55e5b8e9baff4a4"/>
-      <w:bookmarkStart w:id="19" w:name="_Toc225777543"/>
-      <w:bookmarkEnd w:id="16"/>
+      <w:bookmarkStart w:id="20" w:name="Xa00a42211ec1a07bcfb2b28b55e5b8e9baff4a4"/>
+      <w:bookmarkStart w:id="21" w:name="_Toc227785345"/>
+      <w:bookmarkEnd w:id="18"/>
       <w:r>
         <w:t>8. Παρακολούθηση της εκτέλεσης</w:t>
       </w:r>
-      <w:bookmarkEnd w:id="19"/>
+      <w:bookmarkEnd w:id="21"/>
     </w:p>
     <w:p>
       <w:r>
@@ -6766,7 +6943,7 @@
         <w:rPr>
           <w:rStyle w:val="VariableTok"/>
         </w:rPr>
-        <w:t>$USER</w:t>
+        <w:t>$VDCLOUD_USER</w:t>
       </w:r>
       <w:r>
         <w:rPr>
@@ -6829,7 +7006,7 @@
         <w:rPr>
           <w:rStyle w:val="VariableTok"/>
         </w:rPr>
-        <w:t>$USER</w:t>
+        <w:t>$VDCLOUD_USER</w:t>
       </w:r>
       <w:r>
         <w:rPr>
@@ -6898,7 +7075,7 @@
         <w:rPr>
           <w:rStyle w:val="VariableTok"/>
         </w:rPr>
-        <w:t>$USER</w:t>
+        <w:t>$VDCLOUD_USER</w:t>
       </w:r>
       <w:r>
         <w:rPr>
@@ -6983,7 +7160,7 @@
         <w:rPr>
           <w:rStyle w:val="VariableTok"/>
         </w:rPr>
-        <w:t>$USER</w:t>
+        <w:t>$VDCLOUD_USER</w:t>
       </w:r>
       <w:r>
         <w:rPr>
@@ -7005,6 +7182,7 @@
         <w:rPr>
           <w:rStyle w:val="ExtensionTok"/>
         </w:rPr>
+        <w:lastRenderedPageBreak/>
         <w:t>hdfs</w:t>
       </w:r>
       <w:r>
@@ -7029,7 +7207,7 @@
         <w:rPr>
           <w:rStyle w:val="VariableTok"/>
         </w:rPr>
-        <w:t>$USER</w:t>
+        <w:t>$VDCLOUD_USER</w:t>
       </w:r>
       <w:r>
         <w:rPr>
@@ -7092,7 +7270,7 @@
         <w:rPr>
           <w:rStyle w:val="VariableTok"/>
         </w:rPr>
-        <w:t>$USER</w:t>
+        <w:t>$VDCLOUD_USER</w:t>
       </w:r>
       <w:r>
         <w:rPr>
@@ -7141,20 +7319,20 @@
       <w:pPr>
         <w:pStyle w:val="Heading1"/>
       </w:pPr>
-      <w:bookmarkStart w:id="20" w:name="αντιμετώπιση-προβλημάτων"/>
-      <w:bookmarkStart w:id="21" w:name="_Toc225777544"/>
-      <w:bookmarkEnd w:id="18"/>
+      <w:bookmarkStart w:id="22" w:name="αντιμετώπιση-προβλημάτων"/>
+      <w:bookmarkStart w:id="23" w:name="_Toc227785346"/>
+      <w:bookmarkEnd w:id="20"/>
       <w:r>
         <w:t>Αντιμετώπιση προβλημάτων</w:t>
       </w:r>
-      <w:bookmarkEnd w:id="21"/>
+      <w:bookmarkEnd w:id="23"/>
     </w:p>
     <w:p>
       <w:pPr>
         <w:pStyle w:val="Heading2"/>
       </w:pPr>
-      <w:bookmarkStart w:id="22" w:name="το-spark-submit-δεν-βρίσκει-τα-paths"/>
-      <w:bookmarkStart w:id="23" w:name="_Toc225777545"/>
+      <w:bookmarkStart w:id="24" w:name="το-spark-submit-δεν-βρίσκει-τα-paths"/>
+      <w:bookmarkStart w:id="25" w:name="_Toc227785347"/>
       <w:r>
         <w:t xml:space="preserve">Το </w:t>
       </w:r>
@@ -7167,7 +7345,7 @@
       <w:r>
         <w:t xml:space="preserve"> δεν βρίσκει τα paths</w:t>
       </w:r>
-      <w:bookmarkEnd w:id="23"/>
+      <w:bookmarkEnd w:id="25"/>
     </w:p>
     <w:p>
       <w:r>
@@ -7317,13 +7495,13 @@
       <w:pPr>
         <w:pStyle w:val="Heading2"/>
       </w:pPr>
-      <w:bookmarkStart w:id="24" w:name="το-job-έτρεξε-τοπικά-αντί-για-kubernetes"/>
-      <w:bookmarkStart w:id="25" w:name="_Toc225777546"/>
-      <w:bookmarkEnd w:id="22"/>
+      <w:bookmarkStart w:id="26" w:name="το-job-έτρεξε-τοπικά-αντί-για-kubernetes"/>
+      <w:bookmarkStart w:id="27" w:name="_Toc227785348"/>
+      <w:bookmarkEnd w:id="24"/>
       <w:r>
         <w:t>Το job έτρεξε τοπικά αντί για Kubernetes</w:t>
       </w:r>
-      <w:bookmarkEnd w:id="25"/>
+      <w:bookmarkEnd w:id="27"/>
     </w:p>
     <w:p>
       <w:r>
@@ -7491,13 +7669,13 @@
       <w:pPr>
         <w:pStyle w:val="Heading2"/>
       </w:pPr>
-      <w:bookmarkStart w:id="26" w:name="τα-hostnames-δεν-επιλύονται-από-το-wsl"/>
-      <w:bookmarkStart w:id="27" w:name="_Toc225777547"/>
-      <w:bookmarkEnd w:id="24"/>
+      <w:bookmarkStart w:id="28" w:name="τα-hostnames-δεν-επιλύονται-από-το-wsl"/>
+      <w:bookmarkStart w:id="29" w:name="_Toc227785349"/>
+      <w:bookmarkEnd w:id="26"/>
       <w:r>
         <w:t>Τα hostnames δεν επιλύονται από το WSL</w:t>
       </w:r>
-      <w:bookmarkEnd w:id="27"/>
+      <w:bookmarkEnd w:id="29"/>
     </w:p>
     <w:p>
       <w:r>
@@ -7512,7 +7690,6 @@
         <w:rPr>
           <w:rStyle w:val="FunctionTok"/>
         </w:rPr>
-        <w:lastRenderedPageBreak/>
         <w:t>getent</w:t>
       </w:r>
       <w:r>
@@ -7546,14 +7723,14 @@
       <w:pPr>
         <w:pStyle w:val="Heading1"/>
       </w:pPr>
-      <w:bookmarkStart w:id="28" w:name="τι-ακολουθεί"/>
-      <w:bookmarkStart w:id="29" w:name="_Toc225777548"/>
-      <w:bookmarkEnd w:id="20"/>
-      <w:bookmarkEnd w:id="26"/>
+      <w:bookmarkStart w:id="30" w:name="τι-ακολουθεί"/>
+      <w:bookmarkStart w:id="31" w:name="_Toc227785350"/>
+      <w:bookmarkEnd w:id="22"/>
+      <w:bookmarkEnd w:id="28"/>
       <w:r>
         <w:t>Τι ακολουθεί</w:t>
       </w:r>
-      <w:bookmarkEnd w:id="29"/>
+      <w:bookmarkEnd w:id="31"/>
     </w:p>
     <w:p>
       <w:r>
@@ -7603,7 +7780,7 @@
       <w:r>
         <w:t>.</w:t>
       </w:r>
-      <w:bookmarkEnd w:id="28"/>
+      <w:bookmarkEnd w:id="30"/>
     </w:p>
     <w:sectPr>
       <w:headerReference w:type="default" r:id="rId10"/>
@@ -7777,7 +7954,7 @@
         <w:color w:val="666666"/>
         <w:sz w:val="18"/>
       </w:rPr>
-      <w:t>Τι ακολουθεί</w:t>
+      <w:t>Αντιμετώπιση προβλημάτων</w:t>
     </w:r>
     <w:r>
       <w:rPr>
@@ -8034,7 +8211,7 @@
   <w:abstractNum w:abstractNumId="9" w15:restartNumberingAfterBreak="0">
     <w:nsid w:val="0000A990"/>
     <w:multiLevelType w:val="multilevel"/>
-    <w:tmpl w:val="5846FD90"/>
+    <w:tmpl w:val="07DE08F4"/>
     <w:lvl w:ilvl="0">
       <w:numFmt w:val="bullet"/>
       <w:lvlText w:val=" "/>
@@ -8111,7 +8288,7 @@
   <w:abstractNum w:abstractNumId="10" w15:restartNumberingAfterBreak="0">
     <w:nsid w:val="0000A991"/>
     <w:multiLevelType w:val="multilevel"/>
-    <w:tmpl w:val="157CAC12"/>
+    <w:tmpl w:val="CF72D928"/>
     <w:lvl w:ilvl="0">
       <w:numFmt w:val="bullet"/>
       <w:lvlText w:val=""/>
@@ -8212,46 +8389,49 @@
       </w:rPr>
     </w:lvl>
   </w:abstractNum>
-  <w:num w:numId="1" w16cid:durableId="1603731782">
+  <w:num w:numId="1" w16cid:durableId="246815170">
     <w:abstractNumId w:val="8"/>
   </w:num>
-  <w:num w:numId="2" w16cid:durableId="228619938">
+  <w:num w:numId="2" w16cid:durableId="1335717899">
     <w:abstractNumId w:val="6"/>
   </w:num>
-  <w:num w:numId="3" w16cid:durableId="1785617694">
+  <w:num w:numId="3" w16cid:durableId="920722810">
     <w:abstractNumId w:val="5"/>
   </w:num>
-  <w:num w:numId="4" w16cid:durableId="1400640191">
+  <w:num w:numId="4" w16cid:durableId="1108811009">
     <w:abstractNumId w:val="4"/>
   </w:num>
-  <w:num w:numId="5" w16cid:durableId="828600785">
+  <w:num w:numId="5" w16cid:durableId="1502544678">
     <w:abstractNumId w:val="7"/>
   </w:num>
-  <w:num w:numId="6" w16cid:durableId="1568105583">
+  <w:num w:numId="6" w16cid:durableId="916330121">
     <w:abstractNumId w:val="3"/>
   </w:num>
-  <w:num w:numId="7" w16cid:durableId="1111120753">
+  <w:num w:numId="7" w16cid:durableId="305403843">
     <w:abstractNumId w:val="2"/>
   </w:num>
-  <w:num w:numId="8" w16cid:durableId="1162696886">
+  <w:num w:numId="8" w16cid:durableId="794522430">
     <w:abstractNumId w:val="1"/>
   </w:num>
-  <w:num w:numId="9" w16cid:durableId="452289117">
+  <w:num w:numId="9" w16cid:durableId="1015032052">
     <w:abstractNumId w:val="0"/>
   </w:num>
-  <w:num w:numId="10" w16cid:durableId="2052000777">
+  <w:num w:numId="10" w16cid:durableId="2123760237">
     <w:abstractNumId w:val="9"/>
   </w:num>
-  <w:num w:numId="11" w16cid:durableId="1600020652">
+  <w:num w:numId="11" w16cid:durableId="258415854">
     <w:abstractNumId w:val="10"/>
   </w:num>
-  <w:num w:numId="12" w16cid:durableId="855459988">
+  <w:num w:numId="12" w16cid:durableId="1459297656">
     <w:abstractNumId w:val="10"/>
   </w:num>
-  <w:num w:numId="13" w16cid:durableId="709964280">
+  <w:num w:numId="13" w16cid:durableId="568199234">
     <w:abstractNumId w:val="10"/>
   </w:num>
-  <w:num w:numId="14" w16cid:durableId="1831940736">
+  <w:num w:numId="14" w16cid:durableId="636256234">
+    <w:abstractNumId w:val="10"/>
+  </w:num>
+  <w:num w:numId="15" w16cid:durableId="903755527">
     <w:abstractNumId w:val="10"/>
   </w:num>
 </w:numbering>
@@ -20072,7 +20252,7 @@
     <w:autoRedefine/>
     <w:uiPriority w:val="39"/>
     <w:unhideWhenUsed/>
-    <w:rsid w:val="00090246"/>
+    <w:rsid w:val="002F5F7C"/>
     <w:pPr>
       <w:spacing w:after="100"/>
     </w:pPr>
@@ -20084,7 +20264,7 @@
     <w:autoRedefine/>
     <w:uiPriority w:val="39"/>
     <w:unhideWhenUsed/>
-    <w:rsid w:val="00090246"/>
+    <w:rsid w:val="002F5F7C"/>
     <w:pPr>
       <w:spacing w:after="100"/>
       <w:ind w:left="220"/>
@@ -20095,7 +20275,7 @@
     <w:basedOn w:val="DefaultParagraphFont"/>
     <w:uiPriority w:val="99"/>
     <w:unhideWhenUsed/>
-    <w:rsid w:val="00090246"/>
+    <w:rsid w:val="002F5F7C"/>
     <w:rPr>
       <w:color w:val="0000FF" w:themeColor="hyperlink"/>
       <w:u w:val="single"/>

--- a/odigoi/04_remote_spark_kubernetes.docx
+++ b/odigoi/04_remote_spark_kubernetes.docx
@@ -61,7 +61,7 @@
             </w:rPr>
             <w:fldChar w:fldCharType="separate"/>
           </w:r>
-          <w:hyperlink w:anchor="__RefHeading___Toc1648_2712163" w:tooltip="Προτεινόμενες εκδόσεις">
+          <w:hyperlink w:anchor="__RefHeading___Toc1648_1269902459" w:tooltip="Προτεινόμενες εκδόσεις">
             <w:r>
               <w:rPr>
                 <w:rStyle w:val="IndexLink"/>
@@ -82,7 +82,7 @@
             </w:tabs>
             <w:rPr/>
           </w:pPr>
-          <w:hyperlink w:anchor="__RefHeading___Toc1650_2712163" w:tooltip="Τι χρειάζεστε πριν ξεκινήσετε">
+          <w:hyperlink w:anchor="__RefHeading___Toc1650_1269902459" w:tooltip="Τι χρειάζεστε πριν ξεκινήσετε">
             <w:r>
               <w:rPr>
                 <w:rStyle w:val="IndexLink"/>
@@ -103,7 +103,7 @@
             </w:tabs>
             <w:rPr/>
           </w:pPr>
-          <w:hyperlink w:anchor="__RefHeading___Toc1652_2712163" w:tooltip="1. Έλεγχος Java, Spark και Hadoop στο WSL">
+          <w:hyperlink w:anchor="__RefHeading___Toc1652_1269902459" w:tooltip="1. Έλεγχος Java, Spark και Hadoop στο WSL">
             <w:r>
               <w:rPr>
                 <w:rStyle w:val="IndexLink"/>
@@ -124,7 +124,7 @@
             </w:tabs>
             <w:rPr/>
           </w:pPr>
-          <w:hyperlink w:anchor="__RefHeading___Toc1654_2712163" w:tooltip="2. Κοινό αρχείο περιβάλλοντος στο WSL">
+          <w:hyperlink w:anchor="__RefHeading___Toc1654_1269902459" w:tooltip="2. Κοινό αρχείο περιβάλλοντος στο WSL">
             <w:r>
               <w:rPr>
                 <w:rStyle w:val="IndexLink"/>
@@ -145,7 +145,7 @@
             </w:tabs>
             <w:rPr/>
           </w:pPr>
-          <w:hyperlink w:anchor="__RefHeading___Toc1656_2712163" w:tooltip="Ενεργοποίηση του περιβάλλοντος σε κάθε νέο shell">
+          <w:hyperlink w:anchor="__RefHeading___Toc1656_1269902459" w:tooltip="Ενεργοποίηση του περιβάλλοντος σε κάθε νέο shell">
             <w:r>
               <w:rPr>
                 <w:rStyle w:val="IndexLink"/>
@@ -166,7 +166,7 @@
             </w:tabs>
             <w:rPr/>
           </w:pPr>
-          <w:hyperlink w:anchor="__RefHeading___Toc1658_2712163" w:tooltip="3. kubeconfig, kubectl και DNS">
+          <w:hyperlink w:anchor="__RefHeading___Toc1658_1269902459" w:tooltip="3. kubeconfig, kubectl και DNS">
             <w:r>
               <w:rPr>
                 <w:rStyle w:val="IndexLink"/>
@@ -187,7 +187,7 @@
             </w:tabs>
             <w:rPr/>
           </w:pPr>
-          <w:hyperlink w:anchor="__RefHeading___Toc1660_2712163" w:tooltip="4. Ρύθμιση του Hadoop client">
+          <w:hyperlink w:anchor="__RefHeading___Toc1660_1269902459" w:tooltip="4. Ρύθμιση του Hadoop client">
             <w:r>
               <w:rPr>
                 <w:rStyle w:val="IndexLink"/>
@@ -208,7 +208,7 @@
             </w:tabs>
             <w:rPr/>
           </w:pPr>
-          <w:hyperlink w:anchor="__RefHeading___Toc1662_2712163" w:tooltip="5. Προσωπικό spark-defaults.conf">
+          <w:hyperlink w:anchor="__RefHeading___Toc1662_1269902459" w:tooltip="5. Προσωπικό spark-defaults.conf">
             <w:r>
               <w:rPr>
                 <w:rStyle w:val="IndexLink"/>
@@ -229,7 +229,7 @@
             </w:tabs>
             <w:rPr/>
           </w:pPr>
-          <w:hyperlink w:anchor="__RefHeading___Toc1664_2712163" w:tooltip="6. Έλεγχος προσωπικού HDFS χώρου">
+          <w:hyperlink w:anchor="__RefHeading___Toc1664_1269902459" w:tooltip="6. Έλεγχος προσωπικού HDFS χώρου">
             <w:r>
               <w:rPr>
                 <w:rStyle w:val="IndexLink"/>
@@ -250,7 +250,7 @@
             </w:tabs>
             <w:rPr/>
           </w:pPr>
-          <w:hyperlink w:anchor="__RefHeading___Toc1666_2712163" w:tooltip="7. Πρώτο spark-submit">
+          <w:hyperlink w:anchor="__RefHeading___Toc1666_1269902459" w:tooltip="7. Πρώτο spark-submit">
             <w:r>
               <w:rPr>
                 <w:rStyle w:val="IndexLink"/>
@@ -271,7 +271,7 @@
             </w:tabs>
             <w:rPr/>
           </w:pPr>
-          <w:hyperlink w:anchor="__RefHeading___Toc1668_2712163" w:tooltip="8. Παρακολούθηση της εκτέλεσης">
+          <w:hyperlink w:anchor="__RefHeading___Toc1668_1269902459" w:tooltip="8. Παρακολούθηση της εκτέλεσης">
             <w:r>
               <w:rPr>
                 <w:rStyle w:val="IndexLink"/>
@@ -292,7 +292,7 @@
             </w:tabs>
             <w:rPr/>
           </w:pPr>
-          <w:hyperlink w:anchor="__RefHeading___Toc1670_2712163" w:tooltip="Τοπικός History Server για τα απομακρυσμένα logs">
+          <w:hyperlink w:anchor="__RefHeading___Toc1670_1269902459" w:tooltip="Τοπικός History Server για τα απομακρυσμένα logs">
             <w:r>
               <w:rPr>
                 <w:rStyle w:val="IndexLink"/>
@@ -313,7 +313,7 @@
             </w:tabs>
             <w:rPr/>
           </w:pPr>
-          <w:hyperlink w:anchor="__RefHeading___Toc1672_2712163" w:tooltip="Αντιμετώπιση προβλημάτων">
+          <w:hyperlink w:anchor="__RefHeading___Toc1672_1269902459" w:tooltip="Αντιμετώπιση προβλημάτων">
             <w:r>
               <w:rPr>
                 <w:rStyle w:val="IndexLink"/>
@@ -334,7 +334,7 @@
             </w:tabs>
             <w:rPr/>
           </w:pPr>
-          <w:hyperlink w:anchor="__RefHeading___Toc1674_2712163" w:tooltip="Το spark-submit δεν βρίσκει τα paths">
+          <w:hyperlink w:anchor="__RefHeading___Toc1674_1269902459" w:tooltip="Το spark-submit δεν βρίσκει τα paths">
             <w:r>
               <w:rPr>
                 <w:rStyle w:val="IndexLink"/>
@@ -355,7 +355,7 @@
             </w:tabs>
             <w:rPr/>
           </w:pPr>
-          <w:hyperlink w:anchor="__RefHeading___Toc1676_2712163" w:tooltip="Το job έτρεξε τοπικά αντί για Kubernetes">
+          <w:hyperlink w:anchor="__RefHeading___Toc1676_1269902459" w:tooltip="Το job έτρεξε τοπικά αντί για Kubernetes">
             <w:r>
               <w:rPr>
                 <w:rStyle w:val="IndexLink"/>
@@ -376,7 +376,7 @@
             </w:tabs>
             <w:rPr/>
           </w:pPr>
-          <w:hyperlink w:anchor="__RefHeading___Toc1678_2712163" w:tooltip="Λείπει το spark.kubernetes.file.upload.path">
+          <w:hyperlink w:anchor="__RefHeading___Toc1678_1269902459" w:tooltip="Λείπει το spark.kubernetes.file.upload.path">
             <w:r>
               <w:rPr>
                 <w:rStyle w:val="IndexLink"/>
@@ -397,7 +397,7 @@
             </w:tabs>
             <w:rPr/>
           </w:pPr>
-          <w:hyperlink w:anchor="__RefHeading___Toc1680_2712163" w:tooltip="Permission denied στο .spark-upload ή στα logs">
+          <w:hyperlink w:anchor="__RefHeading___Toc1680_1269902459" w:tooltip="Permission denied στο .spark-upload ή στα logs">
             <w:r>
               <w:rPr>
                 <w:rStyle w:val="IndexLink"/>
@@ -418,7 +418,7 @@
             </w:tabs>
             <w:rPr/>
           </w:pPr>
-          <w:hyperlink w:anchor="__RefHeading___Toc1682_2712163" w:tooltip="Τα hostnames δεν επιλύονται από το WSL">
+          <w:hyperlink w:anchor="__RefHeading___Toc1682_1269902459" w:tooltip="Τα hostnames δεν επιλύονται από το WSL">
             <w:r>
               <w:rPr>
                 <w:rStyle w:val="IndexLink"/>
@@ -439,7 +439,7 @@
             </w:tabs>
             <w:rPr/>
           </w:pPr>
-          <w:hyperlink w:anchor="__RefHeading___Toc1684_2712163" w:tooltip="Τι ακολουθεί">
+          <w:hyperlink w:anchor="__RefHeading___Toc1684_1269902459" w:tooltip="Τι ακολουθεί">
             <w:r>
               <w:rPr>
                 <w:rStyle w:val="IndexLink"/>
@@ -898,7 +898,7 @@
               <w:jc w:val="left"/>
               <w:rPr/>
             </w:pPr>
-            <w:bookmarkStart w:id="0" w:name="__RefHeading___Toc1648_2712163"/>
+            <w:bookmarkStart w:id="0" w:name="__RefHeading___Toc1648_1269902459"/>
             <w:bookmarkStart w:id="1" w:name="προτεινόμενες-εκδόσεις"/>
             <w:bookmarkEnd w:id="0"/>
             <w:r>
@@ -1117,7 +1117,7 @@
         <w:pStyle w:val="Heading1"/>
         <w:rPr/>
       </w:pPr>
-      <w:bookmarkStart w:id="2" w:name="__RefHeading___Toc1650_2712163"/>
+      <w:bookmarkStart w:id="2" w:name="__RefHeading___Toc1650_1269902459"/>
       <w:bookmarkStart w:id="3" w:name="τι-χρειάζεστε-πριν-ξεκινήσετε"/>
       <w:bookmarkEnd w:id="2"/>
       <w:r>
@@ -1285,7 +1285,7 @@
         <w:pStyle w:val="Heading1"/>
         <w:rPr/>
       </w:pPr>
-      <w:bookmarkStart w:id="4" w:name="__RefHeading___Toc1652_2712163"/>
+      <w:bookmarkStart w:id="4" w:name="__RefHeading___Toc1652_1269902459"/>
       <w:bookmarkStart w:id="5" w:name="Xf6ed197bb5615c093abcccebdc9cd421d7def80"/>
       <w:bookmarkEnd w:id="4"/>
       <w:r>
@@ -1493,7 +1493,7 @@
         <w:pStyle w:val="Heading1"/>
         <w:rPr/>
       </w:pPr>
-      <w:bookmarkStart w:id="6" w:name="__RefHeading___Toc1654_2712163"/>
+      <w:bookmarkStart w:id="6" w:name="__RefHeading___Toc1654_1269902459"/>
       <w:bookmarkStart w:id="7" w:name="X73cd8c89c86af861047f3198af3facf81798a53"/>
       <w:bookmarkEnd w:id="6"/>
       <w:r>
@@ -3411,7 +3411,7 @@
         <w:rPr>
           <w:rStyle w:val="NormalTok"/>
         </w:rPr>
-        <w:t>SPARK_HISTORY_UI_HOST_PORT=18086</w:t>
+        <w:t>SPARK_HISTORY_UI_HOST_PORT=18081</w:t>
       </w:r>
       <w:r>
         <w:rPr/>
@@ -3544,7 +3544,7 @@
         <w:pStyle w:val="Heading2"/>
         <w:rPr/>
       </w:pPr>
-      <w:bookmarkStart w:id="8" w:name="__RefHeading___Toc1656_2712163"/>
+      <w:bookmarkStart w:id="8" w:name="__RefHeading___Toc1656_1269902459"/>
       <w:bookmarkStart w:id="9" w:name="Xf2461b396d2f66e5cae6b31654ed7817042e538"/>
       <w:bookmarkEnd w:id="8"/>
       <w:r>
@@ -4062,7 +4062,7 @@
         <w:pStyle w:val="Heading1"/>
         <w:rPr/>
       </w:pPr>
-      <w:bookmarkStart w:id="10" w:name="__RefHeading___Toc1658_2712163"/>
+      <w:bookmarkStart w:id="10" w:name="__RefHeading___Toc1658_1269902459"/>
       <w:bookmarkStart w:id="11" w:name="X768724f0ecdae3eda656e9b5d29eeb0fcd0ce9f"/>
       <w:bookmarkEnd w:id="10"/>
       <w:r>
@@ -4300,7 +4300,7 @@
         <w:pStyle w:val="Heading1"/>
         <w:rPr/>
       </w:pPr>
-      <w:bookmarkStart w:id="12" w:name="__RefHeading___Toc1660_2712163"/>
+      <w:bookmarkStart w:id="12" w:name="__RefHeading___Toc1660_1269902459"/>
       <w:bookmarkStart w:id="13" w:name="X7af9bcb5de8c2b68fc10d59bb87981a4d17b9f6"/>
       <w:bookmarkEnd w:id="12"/>
       <w:r>
@@ -4640,7 +4640,7 @@
         <w:pStyle w:val="Heading1"/>
         <w:rPr/>
       </w:pPr>
-      <w:bookmarkStart w:id="14" w:name="__RefHeading___Toc1662_2712163"/>
+      <w:bookmarkStart w:id="14" w:name="__RefHeading___Toc1662_1269902459"/>
       <w:bookmarkStart w:id="15" w:name="X6d23b9fa4ae6e324776e7617d69fae5413f4315"/>
       <w:bookmarkEnd w:id="14"/>
       <w:r>
@@ -5013,7 +5013,7 @@
         <w:pStyle w:val="Heading1"/>
         <w:rPr/>
       </w:pPr>
-      <w:bookmarkStart w:id="16" w:name="__RefHeading___Toc1664_2712163"/>
+      <w:bookmarkStart w:id="16" w:name="__RefHeading___Toc1664_1269902459"/>
       <w:bookmarkStart w:id="17" w:name="X474b439264900bda26b7a8fa29861f265e04b3d"/>
       <w:bookmarkEnd w:id="16"/>
       <w:r>
@@ -5337,7 +5337,7 @@
         <w:pStyle w:val="Heading1"/>
         <w:rPr/>
       </w:pPr>
-      <w:bookmarkStart w:id="18" w:name="__RefHeading___Toc1666_2712163"/>
+      <w:bookmarkStart w:id="18" w:name="__RefHeading___Toc1666_1269902459"/>
       <w:bookmarkStart w:id="19" w:name="X433d3aecd852bfd734749eece289d93d75272dc"/>
       <w:bookmarkEnd w:id="18"/>
       <w:r>
@@ -7935,7 +7935,7 @@
         <w:pStyle w:val="Heading1"/>
         <w:rPr/>
       </w:pPr>
-      <w:bookmarkStart w:id="20" w:name="__RefHeading___Toc1668_2712163"/>
+      <w:bookmarkStart w:id="20" w:name="__RefHeading___Toc1668_1269902459"/>
       <w:bookmarkStart w:id="21" w:name="Xa00a42211ec1a07bcfb2b28b55e5b8e9baff4a4"/>
       <w:bookmarkEnd w:id="20"/>
       <w:r>
@@ -8387,7 +8387,7 @@
         <w:pStyle w:val="Heading2"/>
         <w:rPr/>
       </w:pPr>
-      <w:bookmarkStart w:id="22" w:name="__RefHeading___Toc1670_2712163"/>
+      <w:bookmarkStart w:id="22" w:name="__RefHeading___Toc1670_1269902459"/>
       <w:bookmarkStart w:id="23" w:name="X896ae6defe305a46fdc2c05b366d10f06f756b1"/>
       <w:bookmarkEnd w:id="22"/>
       <w:r>
@@ -8597,7 +8597,7 @@
         <w:pStyle w:val="Heading1"/>
         <w:rPr/>
       </w:pPr>
-      <w:bookmarkStart w:id="24" w:name="__RefHeading___Toc1672_2712163"/>
+      <w:bookmarkStart w:id="24" w:name="__RefHeading___Toc1672_1269902459"/>
       <w:bookmarkStart w:id="25" w:name="αντιμετώπιση-προβλημάτων"/>
       <w:bookmarkEnd w:id="24"/>
       <w:r>
@@ -8611,7 +8611,7 @@
         <w:pStyle w:val="Heading2"/>
         <w:rPr/>
       </w:pPr>
-      <w:bookmarkStart w:id="26" w:name="__RefHeading___Toc1674_2712163"/>
+      <w:bookmarkStart w:id="26" w:name="__RefHeading___Toc1674_1269902459"/>
       <w:bookmarkStart w:id="27" w:name="το-spark-submit-δεν-βρίσκει-τα-paths"/>
       <w:bookmarkEnd w:id="26"/>
       <w:r>
@@ -8767,7 +8767,7 @@
         <w:pStyle w:val="Heading2"/>
         <w:rPr/>
       </w:pPr>
-      <w:bookmarkStart w:id="28" w:name="__RefHeading___Toc1676_2712163"/>
+      <w:bookmarkStart w:id="28" w:name="__RefHeading___Toc1676_1269902459"/>
       <w:bookmarkStart w:id="29" w:name="το-job-έτρεξε-τοπικά-αντί-για-kubernetes"/>
       <w:bookmarkEnd w:id="28"/>
       <w:r>
@@ -8911,7 +8911,7 @@
         <w:pStyle w:val="Heading2"/>
         <w:rPr/>
       </w:pPr>
-      <w:bookmarkStart w:id="30" w:name="__RefHeading___Toc1678_2712163"/>
+      <w:bookmarkStart w:id="30" w:name="__RefHeading___Toc1678_1269902459"/>
       <w:bookmarkStart w:id="31" w:name="λείπει-το-sparkkubernetesfileuploadpath"/>
       <w:bookmarkEnd w:id="30"/>
       <w:r>
@@ -8989,7 +8989,7 @@
         <w:pStyle w:val="Heading2"/>
         <w:rPr/>
       </w:pPr>
-      <w:bookmarkStart w:id="32" w:name="__RefHeading___Toc1680_2712163"/>
+      <w:bookmarkStart w:id="32" w:name="__RefHeading___Toc1680_1269902459"/>
       <w:bookmarkStart w:id="33" w:name="X92de80c4278346e274e1dd3cb2dc6e2c6378564"/>
       <w:bookmarkEnd w:id="32"/>
       <w:r>
@@ -9077,7 +9077,7 @@
         <w:pStyle w:val="Heading2"/>
         <w:rPr/>
       </w:pPr>
-      <w:bookmarkStart w:id="34" w:name="__RefHeading___Toc1682_2712163"/>
+      <w:bookmarkStart w:id="34" w:name="__RefHeading___Toc1682_1269902459"/>
       <w:bookmarkStart w:id="35" w:name="τα-hostnames-δεν-επιλύονται-από-το-wsl"/>
       <w:bookmarkEnd w:id="34"/>
       <w:r>
@@ -9145,7 +9145,7 @@
         <w:pStyle w:val="Heading1"/>
         <w:rPr/>
       </w:pPr>
-      <w:bookmarkStart w:id="36" w:name="__RefHeading___Toc1684_2712163"/>
+      <w:bookmarkStart w:id="36" w:name="__RefHeading___Toc1684_1269902459"/>
       <w:bookmarkStart w:id="37" w:name="τι-ακολουθεί"/>
       <w:bookmarkEnd w:id="36"/>
       <w:r>
